--- a/Java/spring_boot.docx
+++ b/Java/spring_boot.docx
@@ -737,13 +737,6 @@
     </w:p>
     <w:p>
       <w:r>
-        <w:t> </w:t>
-      </w:r>
-    </w:p>
-    <w:p/>
-    <w:p/>
-    <w:p>
-      <w:r>
         <w:t>&lt;</w:t>
       </w:r>
       <w:proofErr w:type="spellStart"/>
@@ -928,29 +921,29 @@
     </w:p>
     <w:p>
       <w:r>
+        <w:t>spring-boot-starter-data-</w:t>
+      </w:r>
+      <w:proofErr w:type="spellStart"/>
+      <w:r>
+        <w:t>jpa</w:t>
+      </w:r>
+      <w:proofErr w:type="spellEnd"/>
+    </w:p>
+    <w:p>
+      <w:proofErr w:type="spellStart"/>
+      <w:r>
+        <w:t>application.properties</w:t>
+      </w:r>
+      <w:proofErr w:type="spellEnd"/>
+    </w:p>
+    <w:p>
+      <w:r>
+        <w:t> </w:t>
+      </w:r>
+    </w:p>
+    <w:p>
+      <w:r>
         <w:lastRenderedPageBreak/>
-        <w:t>spring-boot-starter-data-</w:t>
-      </w:r>
-      <w:proofErr w:type="spellStart"/>
-      <w:r>
-        <w:t>jpa</w:t>
-      </w:r>
-      <w:proofErr w:type="spellEnd"/>
-    </w:p>
-    <w:p>
-      <w:proofErr w:type="spellStart"/>
-      <w:r>
-        <w:t>application.properties</w:t>
-      </w:r>
-      <w:proofErr w:type="spellEnd"/>
-    </w:p>
-    <w:p>
-      <w:r>
-        <w:t> </w:t>
-      </w:r>
-    </w:p>
-    <w:p>
-      <w:r>
         <w:t>spring.datasource.url=</w:t>
       </w:r>
       <w:proofErr w:type="spellStart"/>
@@ -1189,38 +1182,38 @@
     </w:p>
     <w:p>
       <w:r>
+        <w:t>&lt;bean id="</w:t>
+      </w:r>
+      <w:proofErr w:type="spellStart"/>
+      <w:r>
+        <w:t>dataSource</w:t>
+      </w:r>
+      <w:proofErr w:type="spellEnd"/>
+      <w:r>
+        <w:t>" ... /&gt;</w:t>
+      </w:r>
+    </w:p>
+    <w:p>
+      <w:r>
+        <w:t>&lt;bean id="</w:t>
+      </w:r>
+      <w:proofErr w:type="spellStart"/>
+      <w:r>
+        <w:t>entityManagerFactory</w:t>
+      </w:r>
+      <w:proofErr w:type="spellEnd"/>
+      <w:r>
+        <w:t>" ... /&gt;</w:t>
+      </w:r>
+    </w:p>
+    <w:p>
+      <w:r>
+        <w:t> </w:t>
+      </w:r>
+    </w:p>
+    <w:p>
+      <w:r>
         <w:lastRenderedPageBreak/>
-        <w:t>&lt;bean id="</w:t>
-      </w:r>
-      <w:proofErr w:type="spellStart"/>
-      <w:r>
-        <w:t>dataSource</w:t>
-      </w:r>
-      <w:proofErr w:type="spellEnd"/>
-      <w:r>
-        <w:t>" ... /&gt;</w:t>
-      </w:r>
-    </w:p>
-    <w:p>
-      <w:r>
-        <w:t>&lt;bean id="</w:t>
-      </w:r>
-      <w:proofErr w:type="spellStart"/>
-      <w:r>
-        <w:t>entityManagerFactory</w:t>
-      </w:r>
-      <w:proofErr w:type="spellEnd"/>
-      <w:r>
-        <w:t>" ... /&gt;</w:t>
-      </w:r>
-    </w:p>
-    <w:p>
-      <w:r>
-        <w:t> </w:t>
-      </w:r>
-    </w:p>
-    <w:p>
-      <w:r>
         <w:t>This leads to lot of manual config.</w:t>
       </w:r>
     </w:p>
@@ -1462,6 +1455,7 @@
           <w:rFonts w:ascii="Source Code Pro" w:hAnsi="Source Code Pro"/>
           <w:color w:val="67A6BF"/>
         </w:rPr>
+        <w:lastRenderedPageBreak/>
         <w:t>@</w:t>
       </w:r>
       <w:r>
@@ -1853,7 +1847,6 @@
         <w:rPr>
           <w:color w:val="0A0A0A"/>
         </w:rPr>
-        <w:lastRenderedPageBreak/>
         <w:t>DispatcherServlet</w:t>
       </w:r>
       <w:proofErr w:type="spellEnd"/>
@@ -1949,6 +1942,7 @@
           <w:lang w:val="en-US"/>
           <w14:ligatures w14:val="none"/>
         </w:rPr>
+        <w:lastRenderedPageBreak/>
         <w:t>The </w:t>
       </w:r>
       <w:proofErr w:type="spellStart"/>
@@ -2914,6 +2908,106 @@
           <w:lang w:val="en-US"/>
           <w14:ligatures w14:val="none"/>
         </w:rPr>
+        <w:t xml:space="preserve">8. </w:t>
+      </w:r>
+      <w:proofErr w:type="spellStart"/>
+      <w:r>
+        <w:rPr>
+          <w:rFonts w:eastAsia="Times New Roman" w:cs="Times New Roman"/>
+          <w:kern w:val="0"/>
+          <w:szCs w:val="28"/>
+          <w:lang w:val="en-US"/>
+          <w14:ligatures w14:val="none"/>
+        </w:rPr>
+        <w:t>ViewResolver</w:t>
+      </w:r>
+      <w:proofErr w:type="spellEnd"/>
+    </w:p>
+    <w:p>
+      <w:pPr>
+        <w:spacing w:after="0" w:line="240" w:lineRule="auto"/>
+        <w:rPr>
+          <w:rFonts w:eastAsia="Times New Roman" w:cs="Times New Roman"/>
+          <w:kern w:val="0"/>
+          <w:szCs w:val="28"/>
+          <w:lang w:val="en-US"/>
+          <w14:ligatures w14:val="none"/>
+        </w:rPr>
+      </w:pPr>
+      <w:r>
+        <w:rPr>
+          <w:rFonts w:eastAsia="Times New Roman" w:cs="Times New Roman"/>
+          <w:kern w:val="0"/>
+          <w:szCs w:val="28"/>
+          <w:lang w:val="en-US"/>
+          <w14:ligatures w14:val="none"/>
+        </w:rPr>
+        <w:t>9. View (HTML)</w:t>
+      </w:r>
+    </w:p>
+    <w:p>
+      <w:pPr>
+        <w:spacing w:after="0" w:line="240" w:lineRule="auto"/>
+        <w:rPr>
+          <w:rFonts w:eastAsia="Times New Roman" w:cs="Times New Roman"/>
+          <w:kern w:val="0"/>
+          <w:szCs w:val="28"/>
+          <w:lang w:val="en-US"/>
+          <w14:ligatures w14:val="none"/>
+        </w:rPr>
+      </w:pPr>
+      <w:r>
+        <w:rPr>
+          <w:rFonts w:eastAsia="Times New Roman" w:cs="Times New Roman"/>
+          <w:kern w:val="0"/>
+          <w:szCs w:val="28"/>
+          <w:lang w:val="en-US"/>
+          <w14:ligatures w14:val="none"/>
+        </w:rPr>
+        <w:t> </w:t>
+      </w:r>
+    </w:p>
+    <w:p>
+      <w:pPr>
+        <w:spacing w:after="0" w:line="240" w:lineRule="auto"/>
+        <w:rPr>
+          <w:rFonts w:eastAsia="Times New Roman" w:cs="Times New Roman"/>
+          <w:kern w:val="0"/>
+          <w:szCs w:val="28"/>
+          <w:lang w:val="en-US"/>
+          <w14:ligatures w14:val="none"/>
+        </w:rPr>
+      </w:pPr>
+      <w:r>
+        <w:rPr>
+          <w:rFonts w:eastAsia="Times New Roman" w:cs="Times New Roman"/>
+          <w:kern w:val="0"/>
+          <w:szCs w:val="28"/>
+          <w:lang w:val="en-US"/>
+          <w14:ligatures w14:val="none"/>
+        </w:rPr>
+        <w:t>--- REST ---</w:t>
+      </w:r>
+    </w:p>
+    <w:p>
+      <w:pPr>
+        <w:spacing w:after="0" w:line="240" w:lineRule="auto"/>
+        <w:rPr>
+          <w:rFonts w:eastAsia="Times New Roman" w:cs="Times New Roman"/>
+          <w:kern w:val="0"/>
+          <w:szCs w:val="28"/>
+          <w:lang w:val="en-US"/>
+          <w14:ligatures w14:val="none"/>
+        </w:rPr>
+      </w:pPr>
+      <w:r>
+        <w:rPr>
+          <w:rFonts w:eastAsia="Times New Roman" w:cs="Times New Roman"/>
+          <w:kern w:val="0"/>
+          <w:szCs w:val="28"/>
+          <w:lang w:val="en-US"/>
+          <w14:ligatures w14:val="none"/>
+        </w:rPr>
         <w:lastRenderedPageBreak/>
         <w:t xml:space="preserve">8. </w:t>
       </w:r>
@@ -2926,7 +3020,7 @@
           <w:lang w:val="en-US"/>
           <w14:ligatures w14:val="none"/>
         </w:rPr>
-        <w:t>ViewResolver</w:t>
+        <w:t>HttpMessageConverter</w:t>
       </w:r>
       <w:proofErr w:type="spellEnd"/>
     </w:p>
@@ -2936,106 +3030,6 @@
         <w:rPr>
           <w:rFonts w:eastAsia="Times New Roman" w:cs="Times New Roman"/>
           <w:kern w:val="0"/>
-          <w:szCs w:val="28"/>
-          <w:lang w:val="en-US"/>
-          <w14:ligatures w14:val="none"/>
-        </w:rPr>
-      </w:pPr>
-      <w:r>
-        <w:rPr>
-          <w:rFonts w:eastAsia="Times New Roman" w:cs="Times New Roman"/>
-          <w:kern w:val="0"/>
-          <w:szCs w:val="28"/>
-          <w:lang w:val="en-US"/>
-          <w14:ligatures w14:val="none"/>
-        </w:rPr>
-        <w:t>9. View (HTML)</w:t>
-      </w:r>
-    </w:p>
-    <w:p>
-      <w:pPr>
-        <w:spacing w:after="0" w:line="240" w:lineRule="auto"/>
-        <w:rPr>
-          <w:rFonts w:eastAsia="Times New Roman" w:cs="Times New Roman"/>
-          <w:kern w:val="0"/>
-          <w:szCs w:val="28"/>
-          <w:lang w:val="en-US"/>
-          <w14:ligatures w14:val="none"/>
-        </w:rPr>
-      </w:pPr>
-      <w:r>
-        <w:rPr>
-          <w:rFonts w:eastAsia="Times New Roman" w:cs="Times New Roman"/>
-          <w:kern w:val="0"/>
-          <w:szCs w:val="28"/>
-          <w:lang w:val="en-US"/>
-          <w14:ligatures w14:val="none"/>
-        </w:rPr>
-        <w:t> </w:t>
-      </w:r>
-    </w:p>
-    <w:p>
-      <w:pPr>
-        <w:spacing w:after="0" w:line="240" w:lineRule="auto"/>
-        <w:rPr>
-          <w:rFonts w:eastAsia="Times New Roman" w:cs="Times New Roman"/>
-          <w:kern w:val="0"/>
-          <w:szCs w:val="28"/>
-          <w:lang w:val="en-US"/>
-          <w14:ligatures w14:val="none"/>
-        </w:rPr>
-      </w:pPr>
-      <w:r>
-        <w:rPr>
-          <w:rFonts w:eastAsia="Times New Roman" w:cs="Times New Roman"/>
-          <w:kern w:val="0"/>
-          <w:szCs w:val="28"/>
-          <w:lang w:val="en-US"/>
-          <w14:ligatures w14:val="none"/>
-        </w:rPr>
-        <w:t>--- REST ---</w:t>
-      </w:r>
-    </w:p>
-    <w:p>
-      <w:pPr>
-        <w:spacing w:after="0" w:line="240" w:lineRule="auto"/>
-        <w:rPr>
-          <w:rFonts w:eastAsia="Times New Roman" w:cs="Times New Roman"/>
-          <w:kern w:val="0"/>
-          <w:szCs w:val="28"/>
-          <w:lang w:val="en-US"/>
-          <w14:ligatures w14:val="none"/>
-        </w:rPr>
-      </w:pPr>
-      <w:r>
-        <w:rPr>
-          <w:rFonts w:eastAsia="Times New Roman" w:cs="Times New Roman"/>
-          <w:kern w:val="0"/>
-          <w:szCs w:val="28"/>
-          <w:lang w:val="en-US"/>
-          <w14:ligatures w14:val="none"/>
-        </w:rPr>
-        <w:t xml:space="preserve">8. </w:t>
-      </w:r>
-      <w:proofErr w:type="spellStart"/>
-      <w:r>
-        <w:rPr>
-          <w:rFonts w:eastAsia="Times New Roman" w:cs="Times New Roman"/>
-          <w:kern w:val="0"/>
-          <w:szCs w:val="28"/>
-          <w:lang w:val="en-US"/>
-          <w14:ligatures w14:val="none"/>
-        </w:rPr>
-        <w:t>HttpMessageConverter</w:t>
-      </w:r>
-      <w:proofErr w:type="spellEnd"/>
-    </w:p>
-    <w:p>
-      <w:pPr>
-        <w:spacing w:after="0" w:line="240" w:lineRule="auto"/>
-        <w:rPr>
-          <w:rFonts w:eastAsia="Times New Roman" w:cs="Times New Roman"/>
-          <w:kern w:val="0"/>
           <w:sz w:val="24"/>
           <w:lang w:val="en-US"/>
           <w14:ligatures w14:val="none"/>
@@ -3064,10 +3058,7 @@
         <w:pStyle w:val="Heading1"/>
       </w:pPr>
       <w:r>
-        <w:t>G</w:t>
-      </w:r>
-      <w:r>
-        <w:t>lobal exception handling</w:t>
+        <w:t>Global exception handling</w:t>
       </w:r>
     </w:p>
     <w:p>
@@ -4187,7 +4178,6 @@
           <w:lang w:val="en-US"/>
           <w14:ligatures w14:val="none"/>
         </w:rPr>
-        <w:lastRenderedPageBreak/>
         <w:t>Fallback handler</w:t>
       </w:r>
     </w:p>
@@ -4327,6 +4317,7 @@
         <w:pStyle w:val="Heading1"/>
       </w:pPr>
       <w:r>
+        <w:lastRenderedPageBreak/>
         <w:t>Exception Resolver chain</w:t>
       </w:r>
     </w:p>
@@ -4407,66 +4398,6 @@
         </w:rPr>
         <w:t> </w:t>
       </w:r>
-    </w:p>
-    <w:p>
-      <w:pPr>
-        <w:spacing w:after="0" w:line="240" w:lineRule="auto"/>
-        <w:rPr>
-          <w:rFonts w:eastAsia="Times New Roman" w:cs="Times New Roman"/>
-          <w:kern w:val="0"/>
-          <w:szCs w:val="28"/>
-          <w:lang w:val="en-US"/>
-          <w14:ligatures w14:val="none"/>
-        </w:rPr>
-      </w:pPr>
-    </w:p>
-    <w:p>
-      <w:pPr>
-        <w:spacing w:after="0" w:line="240" w:lineRule="auto"/>
-        <w:rPr>
-          <w:rFonts w:eastAsia="Times New Roman" w:cs="Times New Roman"/>
-          <w:kern w:val="0"/>
-          <w:szCs w:val="28"/>
-          <w:lang w:val="en-US"/>
-          <w14:ligatures w14:val="none"/>
-        </w:rPr>
-      </w:pPr>
-    </w:p>
-    <w:p>
-      <w:pPr>
-        <w:spacing w:after="0" w:line="240" w:lineRule="auto"/>
-        <w:rPr>
-          <w:rFonts w:eastAsia="Times New Roman" w:cs="Times New Roman"/>
-          <w:kern w:val="0"/>
-          <w:szCs w:val="28"/>
-          <w:lang w:val="en-US"/>
-          <w14:ligatures w14:val="none"/>
-        </w:rPr>
-      </w:pPr>
-    </w:p>
-    <w:p>
-      <w:pPr>
-        <w:spacing w:after="0" w:line="240" w:lineRule="auto"/>
-        <w:rPr>
-          <w:rFonts w:eastAsia="Times New Roman" w:cs="Times New Roman"/>
-          <w:kern w:val="0"/>
-          <w:szCs w:val="28"/>
-          <w:lang w:val="en-US"/>
-          <w14:ligatures w14:val="none"/>
-        </w:rPr>
-      </w:pPr>
-    </w:p>
-    <w:p>
-      <w:pPr>
-        <w:spacing w:after="0" w:line="240" w:lineRule="auto"/>
-        <w:rPr>
-          <w:rFonts w:eastAsia="Times New Roman" w:cs="Times New Roman"/>
-          <w:kern w:val="0"/>
-          <w:szCs w:val="28"/>
-          <w:lang w:val="en-US"/>
-          <w14:ligatures w14:val="none"/>
-        </w:rPr>
-      </w:pPr>
     </w:p>
     <w:p>
       <w:pPr>
@@ -5235,7 +5166,6 @@
           <w:rFonts w:eastAsia="Times New Roman"/>
           <w:lang w:val="en-US"/>
         </w:rPr>
-        <w:lastRenderedPageBreak/>
         <w:t>3)</w:t>
       </w:r>
       <w:proofErr w:type="spellStart"/>
@@ -5421,58 +5351,8 @@
         <w:pStyle w:val="Heading1"/>
       </w:pPr>
       <w:r>
+        <w:lastRenderedPageBreak/>
         <w:t xml:space="preserve">Miscellaneous </w:t>
-      </w:r>
-    </w:p>
-    <w:p>
-      <w:pPr>
-        <w:pStyle w:val="Heading2"/>
-      </w:pPr>
-      <w:proofErr w:type="spellStart"/>
-      <w:r>
-        <w:t>CommandLineRunners</w:t>
-      </w:r>
-      <w:proofErr w:type="spellEnd"/>
-      <w:r>
-        <w:t xml:space="preserve"> and </w:t>
-      </w:r>
-      <w:proofErr w:type="spellStart"/>
-      <w:r>
-        <w:t>ApplicationRunners</w:t>
-      </w:r>
-      <w:proofErr w:type="spellEnd"/>
-    </w:p>
-    <w:p>
-      <w:pPr>
-        <w:pStyle w:val="ListParagraph"/>
-        <w:ind w:left="0"/>
-      </w:pPr>
-      <w:r>
-        <w:t xml:space="preserve">After the context is refreshed and the server is started, any beans implementing </w:t>
-      </w:r>
-      <w:proofErr w:type="spellStart"/>
-      <w:r>
-        <w:rPr>
-          <w:i/>
-          <w:iCs/>
-        </w:rPr>
-        <w:t>CommandLineRunner</w:t>
-      </w:r>
-      <w:proofErr w:type="spellEnd"/>
-      <w:r>
-        <w:t xml:space="preserve"> or </w:t>
-      </w:r>
-      <w:proofErr w:type="spellStart"/>
-      <w:r>
-        <w:rPr>
-          <w:i/>
-          <w:iCs/>
-        </w:rPr>
-        <w:t>ApplicationRunner</w:t>
-      </w:r>
-      <w:proofErr w:type="spellEnd"/>
-      <w:r>
-        <w:t xml:space="preserve"> are executed.</w:t>
       </w:r>
     </w:p>
     <w:p>
@@ -5540,11 +5420,6 @@
     </w:p>
     <w:p>
       <w:pPr>
-        <w:spacing w:line="278" w:lineRule="auto"/>
-      </w:pPr>
-    </w:p>
-    <w:p>
-      <w:pPr>
         <w:pStyle w:val="Heading2"/>
       </w:pPr>
       <w:proofErr w:type="spellStart"/>
@@ -5704,7 +5579,6 @@
         <w:spacing w:line="278" w:lineRule="auto"/>
       </w:pPr>
       <w:r>
-        <w:lastRenderedPageBreak/>
         <w:t>AOP integration</w:t>
       </w:r>
     </w:p>
@@ -5734,79 +5608,107 @@
     </w:p>
     <w:p>
       <w:r>
-        <w:t xml:space="preserve">Both interfaces are used to run specific code blocks </w:t>
+        <w:t>U</w:t>
+      </w:r>
+      <w:r>
+        <w:t xml:space="preserve">sed to execute specific blocks of code </w:t>
       </w:r>
       <w:r>
         <w:rPr>
           <w:b/>
           <w:bCs/>
         </w:rPr>
-        <w:t>immediately after</w:t>
-      </w:r>
-      <w:r>
-        <w:t xml:space="preserve"> the Spring application has started.</w:t>
-      </w:r>
-    </w:p>
-    <w:p>
-      <w:r>
-        <w:t> </w:t>
-      </w:r>
-    </w:p>
-    <w:p>
-      <w:proofErr w:type="spellStart"/>
+        <w:t>immediately after the application context is fully initialized</w:t>
+      </w:r>
+      <w:r>
+        <w:t>.</w:t>
+      </w:r>
+    </w:p>
+    <w:p>
+      <w:r>
+        <w:t>They are ideal for startup logic like seeding databases, validating configurations, warming up caches</w:t>
+      </w:r>
+      <w:r>
+        <w:t>.</w:t>
+      </w:r>
+    </w:p>
+    <w:p/>
+    <w:p>
+      <w:r>
+        <w:t xml:space="preserve">Both interfaces are used to run specific code blocks </w:t>
+      </w:r>
       <w:r>
         <w:rPr>
           <w:b/>
           <w:bCs/>
         </w:rPr>
-        <w:t>CommandLineRunner</w:t>
-      </w:r>
-      <w:proofErr w:type="spellEnd"/>
-      <w:r>
-        <w:t xml:space="preserve">: The run(String... </w:t>
-      </w:r>
+        <w:t>immediately after</w:t>
+      </w:r>
+      <w:r>
+        <w:t xml:space="preserve"> the Spring application has started.</w:t>
+      </w:r>
+    </w:p>
+    <w:p>
+      <w:r>
+        <w:lastRenderedPageBreak/>
+        <w:t> </w:t>
+      </w:r>
+    </w:p>
+    <w:p>
       <w:proofErr w:type="spellStart"/>
-      <w:r>
-        <w:t>args</w:t>
-      </w:r>
-      <w:proofErr w:type="spellEnd"/>
-      <w:r>
-        <w:t>) method takes a raw array of String arguments. You have to parse them manually.</w:t>
-      </w:r>
-    </w:p>
-    <w:p>
-      <w:r>
-        <w:t> </w:t>
-      </w:r>
-    </w:p>
-    <w:p>
-      <w:r>
-        <w:t>@Component</w:t>
-      </w:r>
-      <w:r>
-        <w:br/>
-      </w:r>
       <w:r>
         <w:rPr>
           <w:b/>
           <w:bCs/>
         </w:rPr>
-        <w:t xml:space="preserve">public class </w:t>
+        <w:t>CommandLineRunner</w:t>
+      </w:r>
+      <w:proofErr w:type="spellEnd"/>
+      <w:r>
+        <w:t xml:space="preserve">: The run(String... </w:t>
       </w:r>
       <w:proofErr w:type="spellStart"/>
+      <w:r>
+        <w:t>args</w:t>
+      </w:r>
+      <w:proofErr w:type="spellEnd"/>
+      <w:r>
+        <w:t>) method takes a raw array of String arguments. You have to parse them manually.</w:t>
+      </w:r>
+    </w:p>
+    <w:p>
+      <w:r>
+        <w:t> </w:t>
+      </w:r>
+    </w:p>
+    <w:p>
+      <w:r>
+        <w:t>@Component</w:t>
+      </w:r>
+      <w:r>
+        <w:br/>
+      </w:r>
       <w:r>
         <w:rPr>
           <w:b/>
           <w:bCs/>
         </w:rPr>
-        <w:t>MyRunner</w:t>
-      </w:r>
-      <w:proofErr w:type="spellEnd"/>
+        <w:t xml:space="preserve">public class </w:t>
+      </w:r>
+      <w:proofErr w:type="spellStart"/>
       <w:r>
         <w:rPr>
           <w:b/>
           <w:bCs/>
         </w:rPr>
+        <w:t>MyRunner</w:t>
+      </w:r>
+      <w:proofErr w:type="spellEnd"/>
+      <w:r>
+        <w:rPr>
+          <w:b/>
+          <w:bCs/>
+        </w:rPr>
         <w:t xml:space="preserve"> implements</w:t>
       </w:r>
       <w:r>
@@ -6086,7 +5988,6 @@
         <w:rPr>
           <w:lang w:val="en-US"/>
         </w:rPr>
-        <w:lastRenderedPageBreak/>
         <w:t>GET /</w:t>
       </w:r>
       <w:proofErr w:type="spellStart"/>
@@ -6118,16 +6019,14 @@
         </w:rPr>
         <w:t xml:space="preserve">What is a Query </w:t>
       </w:r>
-      <w:proofErr w:type="gramStart"/>
       <w:r>
         <w:rPr>
           <w:b/>
           <w:bCs/>
           <w:lang w:val="en-US"/>
         </w:rPr>
-        <w:t>Parameter ?</w:t>
-      </w:r>
-      <w:proofErr w:type="gramEnd"/>
+        <w:t>Parameter?</w:t>
+      </w:r>
     </w:p>
     <w:p>
       <w:pPr>
@@ -6236,6 +6135,7 @@
         <w:rPr>
           <w:lang w:val="en-US"/>
         </w:rPr>
+        <w:lastRenderedPageBreak/>
         <w:t>Key-value pairs</w:t>
       </w:r>
     </w:p>
@@ -6266,16 +6166,14 @@
         </w:rPr>
         <w:t>What is @</w:t>
       </w:r>
-      <w:proofErr w:type="gramStart"/>
       <w:r>
         <w:rPr>
           <w:b/>
           <w:bCs/>
           <w:lang w:val="en-US"/>
         </w:rPr>
-        <w:t>RequestParam ?</w:t>
-      </w:r>
-      <w:proofErr w:type="gramEnd"/>
+        <w:t>RequestParam?</w:t>
+      </w:r>
     </w:p>
     <w:p>
       <w:pPr>
@@ -6954,7 +6852,6 @@
                 <w:bCs/>
                 <w:lang w:val="en-US"/>
               </w:rPr>
-              <w:lastRenderedPageBreak/>
               <w:t>Feature</w:t>
             </w:r>
           </w:p>
@@ -7471,6 +7368,7 @@
               <w:rPr>
                 <w:lang w:val="en-US"/>
               </w:rPr>
+              <w:lastRenderedPageBreak/>
               <w:t>Size limit</w:t>
             </w:r>
           </w:p>
@@ -8088,7 +7986,6 @@
                 <w:bCs/>
                 <w:lang w:val="en-US"/>
               </w:rPr>
-              <w:lastRenderedPageBreak/>
               <w:t>Layer</w:t>
             </w:r>
           </w:p>
@@ -8458,6 +8355,7 @@
         <w:rPr>
           <w:lang w:val="en-US"/>
         </w:rPr>
+        <w:lastRenderedPageBreak/>
         <w:t>Integration testing</w:t>
       </w:r>
     </w:p>
@@ -8860,7 +8758,6 @@
         <w:rPr>
           <w:lang w:val="en-US"/>
         </w:rPr>
-        <w:lastRenderedPageBreak/>
         <w:t xml:space="preserve">Catches issues like: </w:t>
       </w:r>
     </w:p>
@@ -8917,11 +8814,9 @@
       <w:r>
         <w:t xml:space="preserve"> in Spring framework to provide configuration information, </w:t>
       </w:r>
-      <w:proofErr w:type="spellStart"/>
-      <w:r>
-        <w:t>behavior</w:t>
-      </w:r>
-      <w:proofErr w:type="spellEnd"/>
+      <w:r>
+        <w:t>behaviour</w:t>
+      </w:r>
       <w:r>
         <w:t xml:space="preserve"> modification, or to inject dependencies at runtime.</w:t>
       </w:r>
@@ -8931,6 +8826,7 @@
         <w:pStyle w:val="Heading2"/>
       </w:pPr>
       <w:r>
+        <w:lastRenderedPageBreak/>
         <w:t>@Component</w:t>
       </w:r>
     </w:p>
@@ -9454,6 +9350,7 @@
     </w:p>
     <w:p>
       <w:r>
+        <w:lastRenderedPageBreak/>
         <w:t>@RestController = @Controller + @ResponseBody</w:t>
       </w:r>
     </w:p>
@@ -9641,7 +9538,6 @@
     </w:p>
     <w:p>
       <w:r>
-        <w:lastRenderedPageBreak/>
         <w:t> </w:t>
       </w:r>
     </w:p>
@@ -9986,6 +9882,7 @@
           <w:lang w:val="en-US"/>
           <w14:ligatures w14:val="none"/>
         </w:rPr>
+        <w:lastRenderedPageBreak/>
         <w:t xml:space="preserve">class </w:t>
       </w:r>
       <w:r>
@@ -10573,7 +10470,6 @@
         <w:pStyle w:val="Heading1"/>
       </w:pPr>
       <w:r>
-        <w:lastRenderedPageBreak/>
         <w:t>Reflection in Java</w:t>
       </w:r>
     </w:p>
@@ -10716,6 +10612,7 @@
         <w:rPr>
           <w:lang w:val="en-US"/>
         </w:rPr>
+        <w:lastRenderedPageBreak/>
         <w:t> </w:t>
       </w:r>
     </w:p>
@@ -10825,14 +10722,12 @@
         </w:rPr>
         <w:t xml:space="preserve">For the above </w:t>
       </w:r>
-      <w:proofErr w:type="gramStart"/>
-      <w:r>
-        <w:rPr>
-          <w:lang w:val="en-US"/>
-        </w:rPr>
-        <w:t>example :</w:t>
-      </w:r>
-      <w:proofErr w:type="gramEnd"/>
+      <w:r>
+        <w:rPr>
+          <w:lang w:val="en-US"/>
+        </w:rPr>
+        <w:t>example:</w:t>
+      </w:r>
       <w:r>
         <w:rPr>
           <w:lang w:val="en-US"/>
@@ -11122,7 +11017,6 @@
         <w:rPr>
           <w:lang w:val="en-US"/>
         </w:rPr>
-        <w:lastRenderedPageBreak/>
         <w:t>4. Access private field</w:t>
       </w:r>
     </w:p>
@@ -11290,6 +11184,7 @@
         <w:rPr>
           <w:lang w:val="en-US"/>
         </w:rPr>
+        <w:lastRenderedPageBreak/>
         <w:t>1. Spring / Dependency Injection Spring scans classes, reads @Autowired/@Component annotations, creates instances, and injects dependencies — all via reflection.</w:t>
       </w:r>
     </w:p>
@@ -11526,7 +11421,6 @@
         <w:rPr>
           <w:lang w:val="en-US"/>
         </w:rPr>
-        <w:lastRenderedPageBreak/>
         <w:t>Spring calls the constructor via reflection:</w:t>
       </w:r>
     </w:p>
@@ -11677,6 +11571,7 @@
         <w:rPr>
           <w:lang w:val="en-US"/>
         </w:rPr>
+        <w:lastRenderedPageBreak/>
         <w:t> </w:t>
       </w:r>
     </w:p>
@@ -12095,20 +11990,27 @@
         <w:rPr>
           <w:lang w:val="en-US"/>
         </w:rPr>
-        <w:t>This is the preferred method as it ensures objects are fully initialized upon creation.</w:t>
-      </w:r>
-    </w:p>
-    <w:p>
-      <w:pPr>
-        <w:rPr>
-          <w:lang w:val="en-US"/>
-        </w:rPr>
-      </w:pPr>
-      <w:r>
-        <w:rPr>
-          <w:lang w:val="en-US"/>
-        </w:rPr>
-        <w:t> </w:t>
+        <w:t xml:space="preserve">This is the preferred method as it ensures objects are fully initialized upon </w:t>
+      </w:r>
+      <w:proofErr w:type="gramStart"/>
+      <w:r>
+        <w:rPr>
+          <w:lang w:val="en-US"/>
+        </w:rPr>
+        <w:t>creation</w:t>
+      </w:r>
+      <w:r>
+        <w:rPr>
+          <w:lang w:val="en-US"/>
+        </w:rPr>
+        <w:t xml:space="preserve"> ,</w:t>
+      </w:r>
+      <w:proofErr w:type="gramEnd"/>
+      <w:r>
+        <w:rPr>
+          <w:lang w:val="en-US"/>
+        </w:rPr>
+        <w:t xml:space="preserve"> because</w:t>
       </w:r>
     </w:p>
     <w:p>
@@ -12123,25 +12025,77 @@
           <w:bCs/>
           <w:lang w:val="en-US"/>
         </w:rPr>
-        <w:t xml:space="preserve">Step </w:t>
-      </w:r>
-      <w:proofErr w:type="gramStart"/>
+        <w:t>Field injection</w:t>
+      </w:r>
+      <w:r>
+        <w:rPr>
+          <w:lang w:val="en-US"/>
+        </w:rPr>
+        <w:t xml:space="preserve"> says: </w:t>
+      </w:r>
+      <w:r>
+        <w:rPr>
+          <w:i/>
+          <w:iCs/>
+          <w:lang w:val="en-US"/>
+        </w:rPr>
+        <w:t>"Create the object first, then I'll figure out its dependencies."</w:t>
+      </w:r>
+      <w:r>
+        <w:rPr>
+          <w:lang w:val="en-US"/>
+        </w:rPr>
+        <w:t xml:space="preserve"> </w:t>
+      </w:r>
+    </w:p>
+    <w:p>
+      <w:pPr>
+        <w:rPr>
+          <w:lang w:val="en-US"/>
+        </w:rPr>
+      </w:pPr>
       <w:r>
         <w:rPr>
           <w:b/>
           <w:bCs/>
           <w:lang w:val="en-US"/>
         </w:rPr>
-        <w:t>4  —</w:t>
-      </w:r>
-      <w:proofErr w:type="gramEnd"/>
+        <w:t>Constructor injection</w:t>
+      </w:r>
+      <w:r>
+        <w:rPr>
+          <w:lang w:val="en-US"/>
+        </w:rPr>
+        <w:t xml:space="preserve"> says: </w:t>
+      </w:r>
+      <w:r>
+        <w:rPr>
+          <w:i/>
+          <w:iCs/>
+          <w:lang w:val="en-US"/>
+        </w:rPr>
+        <w:t>"An object cannot exist unless all required dependencies are provided."</w:t>
+      </w:r>
+      <w:r>
+        <w:rPr>
+          <w:lang w:val="en-US"/>
+        </w:rPr>
+        <w:t> </w:t>
+      </w:r>
+    </w:p>
+    <w:p>
+      <w:pPr>
+        <w:rPr>
+          <w:lang w:val="en-US"/>
+        </w:rPr>
+      </w:pPr>
       <w:r>
         <w:rPr>
           <w:b/>
           <w:bCs/>
           <w:lang w:val="en-US"/>
         </w:rPr>
-        <w:t xml:space="preserve"> Post-</w:t>
+        <w:t xml:space="preserve">Step </w:t>
       </w:r>
       <w:proofErr w:type="gramStart"/>
       <w:r>
@@ -12150,15 +12104,33 @@
           <w:bCs/>
           <w:lang w:val="en-US"/>
         </w:rPr>
-        <w:t xml:space="preserve">processing  </w:t>
-      </w:r>
-      <w:proofErr w:type="spellStart"/>
+        <w:t>4  —</w:t>
+      </w:r>
+      <w:proofErr w:type="gramEnd"/>
       <w:r>
         <w:rPr>
           <w:b/>
           <w:bCs/>
           <w:lang w:val="en-US"/>
         </w:rPr>
+        <w:t xml:space="preserve"> Post-</w:t>
+      </w:r>
+      <w:proofErr w:type="gramStart"/>
+      <w:r>
+        <w:rPr>
+          <w:b/>
+          <w:bCs/>
+          <w:lang w:val="en-US"/>
+        </w:rPr>
+        <w:t xml:space="preserve">processing  </w:t>
+      </w:r>
+      <w:proofErr w:type="spellStart"/>
+      <w:r>
+        <w:rPr>
+          <w:b/>
+          <w:bCs/>
+          <w:lang w:val="en-US"/>
+        </w:rPr>
         <w:t>BeanPostProcessor</w:t>
       </w:r>
       <w:proofErr w:type="spellEnd"/>
@@ -12180,7 +12152,6 @@
         <w:rPr>
           <w:lang w:val="en-US"/>
         </w:rPr>
-        <w:lastRenderedPageBreak/>
         <w:t>After injection, the container performs final initialization. It calls any methods annotated with @PostConstruct</w:t>
       </w:r>
     </w:p>
@@ -12256,19 +12227,8 @@
         <w:rPr>
           <w:lang w:val="en-US"/>
         </w:rPr>
-        <w:t xml:space="preserve">In a typical application, we write business </w:t>
-      </w:r>
-      <w:r>
-        <w:rPr>
-          <w:lang w:val="en-US"/>
-        </w:rPr>
-        <w:t>logic,</w:t>
-      </w:r>
-      <w:r>
-        <w:rPr>
-          <w:lang w:val="en-US"/>
-        </w:rPr>
-        <w:t xml:space="preserve"> but real applications also need:</w:t>
+        <w:lastRenderedPageBreak/>
+        <w:t>In a typical application, we write business logic, but real applications also need:</w:t>
       </w:r>
     </w:p>
     <w:p>
@@ -12380,33 +12340,6 @@
       </w:pPr>
       <w:r>
         <w:rPr>
-          <w:lang w:val="en-US"/>
-        </w:rPr>
-        <w:t> </w:t>
-      </w:r>
-    </w:p>
-    <w:p>
-      <w:pPr>
-        <w:rPr>
-          <w:lang w:val="en-US"/>
-        </w:rPr>
-      </w:pPr>
-    </w:p>
-    <w:p>
-      <w:pPr>
-        <w:rPr>
-          <w:lang w:val="en-US"/>
-        </w:rPr>
-      </w:pPr>
-    </w:p>
-    <w:p>
-      <w:pPr>
-        <w:rPr>
-          <w:lang w:val="en-US"/>
-        </w:rPr>
-      </w:pPr>
-      <w:r>
-        <w:rPr>
           <w:u w:val="single"/>
           <w:lang w:val="en-US"/>
         </w:rPr>
@@ -12804,7 +12737,6 @@
         <w:rPr>
           <w:lang w:val="en-US"/>
         </w:rPr>
-        <w:lastRenderedPageBreak/>
         <w:t>1. Aspect</w:t>
       </w:r>
     </w:p>
@@ -12964,6 +12896,7 @@
         <w:rPr>
           <w:lang w:val="en-US"/>
         </w:rPr>
+        <w:lastRenderedPageBreak/>
         <w:t>Types:</w:t>
       </w:r>
     </w:p>
@@ -13300,7 +13233,6 @@
         <w:rPr>
           <w:lang w:val="en-US"/>
         </w:rPr>
-        <w:lastRenderedPageBreak/>
         <w:t> </w:t>
       </w:r>
     </w:p>
@@ -13462,6 +13394,7 @@
         <w:rPr>
           <w:lang w:val="en-US"/>
         </w:rPr>
+        <w:lastRenderedPageBreak/>
         <w:t xml:space="preserve">A </w:t>
       </w:r>
       <w:r>
@@ -14011,7 +13944,6 @@
           <w:lang w:val="en-US"/>
           <w14:ligatures w14:val="none"/>
         </w:rPr>
-        <w:lastRenderedPageBreak/>
         <w:t xml:space="preserve">class </w:t>
       </w:r>
       <w:proofErr w:type="spellStart"/>
@@ -14845,6 +14777,7 @@
         <w:rPr>
           <w:lang w:val="en-US"/>
         </w:rPr>
+        <w:lastRenderedPageBreak/>
         <w:t>Before payment (logging)</w:t>
       </w:r>
     </w:p>
@@ -15474,7 +15407,6 @@
           <w:rFonts w:eastAsia="Times New Roman"/>
           <w:lang w:val="en-US"/>
         </w:rPr>
-        <w:lastRenderedPageBreak/>
         <w:t>Important Limitation</w:t>
       </w:r>
     </w:p>
@@ -16055,6 +15987,7 @@
           <w:lang w:val="en-US"/>
           <w14:ligatures w14:val="none"/>
         </w:rPr>
+        <w:lastRenderedPageBreak/>
         <w:t>AOP itself adds minimal overhead; the real performance cost usually comes from what the aspect does (e.g., database transactions), not the proxy mechanism.</w:t>
       </w:r>
     </w:p>
@@ -16223,9 +16156,6 @@
       </w:r>
     </w:p>
     <w:p/>
-    <w:p/>
-    <w:p/>
-    <w:p/>
     <w:p>
       <w:pPr>
         <w:pStyle w:val="Heading1"/>
@@ -16384,7 +16314,6 @@
         <w:rPr>
           <w:lang w:val="en-US"/>
         </w:rPr>
-        <w:lastRenderedPageBreak/>
         <w:t xml:space="preserve">Our </w:t>
       </w:r>
       <w:proofErr w:type="gramStart"/>
@@ -17404,6 +17333,16 @@
           <w14:ligatures w14:val="none"/>
         </w:rPr>
         <w:br/>
+      </w:r>
+      <w:r>
+        <w:rPr>
+          <w:rFonts w:eastAsia="Times New Roman" w:cs="Times New Roman"/>
+          <w:kern w:val="0"/>
+          <w:sz w:val="24"/>
+          <w:lang w:val="en-US"/>
+          <w14:ligatures w14:val="none"/>
+        </w:rPr>
+        <w:lastRenderedPageBreak/>
         <w:t xml:space="preserve">            </w:t>
       </w:r>
       <w:proofErr w:type="spellStart"/>
@@ -17619,20 +17558,6 @@
         </w:rPr>
         <w:t>}</w:t>
       </w:r>
-    </w:p>
-    <w:p>
-      <w:pPr>
-        <w:rPr>
-          <w:lang w:val="en-US"/>
-        </w:rPr>
-      </w:pPr>
-    </w:p>
-    <w:p>
-      <w:pPr>
-        <w:rPr>
-          <w:lang w:val="en-US"/>
-        </w:rPr>
-      </w:pPr>
     </w:p>
     <w:p>
       <w:pPr>
@@ -18068,7 +17993,6 @@
         <w:rPr>
           <w:lang w:val="en-US"/>
         </w:rPr>
-        <w:lastRenderedPageBreak/>
         <w:t>REQUIRED (default)</w:t>
       </w:r>
     </w:p>
@@ -18082,19 +18006,7 @@
         <w:rPr>
           <w:lang w:val="en-US"/>
         </w:rPr>
-        <w:t xml:space="preserve">Join existing </w:t>
-      </w:r>
-      <w:r>
-        <w:rPr>
-          <w:lang w:val="en-US"/>
-        </w:rPr>
-        <w:t>transaction or</w:t>
-      </w:r>
-      <w:r>
-        <w:rPr>
-          <w:lang w:val="en-US"/>
-        </w:rPr>
-        <w:t xml:space="preserve"> create a new one if none </w:t>
+        <w:t xml:space="preserve">Join existing transaction or create a new one if none </w:t>
       </w:r>
       <w:r>
         <w:rPr>
@@ -19062,7 +18974,6 @@
         <w:rPr>
           <w:lang w:val="en-US"/>
         </w:rPr>
-        <w:lastRenderedPageBreak/>
         <w:t xml:space="preserve">        → TX2 starts</w:t>
       </w:r>
     </w:p>
@@ -19791,6 +19702,7 @@
           <w:lang w:val="en-US"/>
           <w14:ligatures w14:val="none"/>
         </w:rPr>
+        <w:lastRenderedPageBreak/>
         <w:t xml:space="preserve">Used for </w:t>
       </w:r>
       <w:r>
@@ -20057,7 +19969,6 @@
           <w:lang w:val="en-US"/>
           <w14:ligatures w14:val="none"/>
         </w:rPr>
-        <w:lastRenderedPageBreak/>
         <w:t xml:space="preserve">Controls </w:t>
       </w:r>
       <w:r>
@@ -20610,6 +20521,7 @@
           <w:rFonts w:eastAsia="Times New Roman"/>
           <w:lang w:val="en-US"/>
         </w:rPr>
+        <w:lastRenderedPageBreak/>
         <w:t xml:space="preserve">READ_COMMITTED </w:t>
       </w:r>
     </w:p>
@@ -20894,7 +20806,6 @@
           <w:rFonts w:eastAsia="Times New Roman"/>
           <w:lang w:val="en-US"/>
         </w:rPr>
-        <w:lastRenderedPageBreak/>
         <w:t>REPEATABLE_READ</w:t>
       </w:r>
     </w:p>
@@ -21497,6 +21408,7 @@
           <w:lang w:val="en-US"/>
           <w14:ligatures w14:val="none"/>
         </w:rPr>
+        <w:lastRenderedPageBreak/>
         <w:t xml:space="preserve">T1 runs same query → 6 rows </w:t>
       </w:r>
       <w:r>
@@ -21781,7 +21693,6 @@
           <w:lang w:val="en-US"/>
           <w14:ligatures w14:val="none"/>
         </w:rPr>
-        <w:lastRenderedPageBreak/>
         <w:t>Strongest consistency, but slowest</w:t>
       </w:r>
     </w:p>
@@ -22278,6 +22189,7 @@
           <w:lang w:val="en-US"/>
           <w14:ligatures w14:val="none"/>
         </w:rPr>
+        <w:lastRenderedPageBreak/>
         <w:t xml:space="preserve">₹1000 added to B </w:t>
       </w:r>
     </w:p>
@@ -22802,7 +22714,6 @@
           <w:lang w:val="en-US"/>
           <w14:ligatures w14:val="none"/>
         </w:rPr>
-        <w:lastRenderedPageBreak/>
         <w:t>Invalid state:</w:t>
       </w:r>
     </w:p>
@@ -23363,6 +23274,7 @@
           <w:lang w:val="en-US"/>
           <w14:ligatures w14:val="none"/>
         </w:rPr>
+        <w:lastRenderedPageBreak/>
         <w:t> </w:t>
       </w:r>
     </w:p>
@@ -23593,7 +23505,6 @@
           <w:b/>
           <w:bCs/>
         </w:rPr>
-        <w:lastRenderedPageBreak/>
         <w:t>Stateless:</w:t>
       </w:r>
     </w:p>
@@ -23686,6 +23597,7 @@
     </w:p>
     <w:p>
       <w:r>
+        <w:lastRenderedPageBreak/>
         <w:t xml:space="preserve">RESTful APIs use a uniform interface, which includes HTTP methods (GET, POST, PUT, DELETE) and HTTP status codes. </w:t>
       </w:r>
     </w:p>
@@ -23738,11 +23650,7 @@
         <w:pStyle w:val="Heading1"/>
       </w:pPr>
       <w:r>
-        <w:lastRenderedPageBreak/>
-        <w:t>L</w:t>
-      </w:r>
-      <w:r>
-        <w:t>azy vs eager loading in JPA</w:t>
+        <w:t>Lazy vs eager loading in JPA</w:t>
       </w:r>
     </w:p>
     <w:p>
@@ -24687,6 +24595,7 @@
           <w:lang w:val="en-US"/>
           <w14:ligatures w14:val="none"/>
         </w:rPr>
+        <w:lastRenderedPageBreak/>
         <w:t> </w:t>
       </w:r>
     </w:p>
@@ -25086,7 +24995,6 @@
           <w:lang w:val="en-US"/>
           <w14:ligatures w14:val="none"/>
         </w:rPr>
-        <w:lastRenderedPageBreak/>
         <w:t> </w:t>
       </w:r>
     </w:p>
@@ -25675,6 +25583,7 @@
           <w:lang w:val="en-US"/>
           <w14:ligatures w14:val="none"/>
         </w:rPr>
+        <w:lastRenderedPageBreak/>
         <w:t> </w:t>
       </w:r>
     </w:p>
@@ -26247,7 +26156,6 @@
           <w:lang w:val="en-US"/>
           <w14:ligatures w14:val="none"/>
         </w:rPr>
-        <w:lastRenderedPageBreak/>
         <w:t> </w:t>
       </w:r>
     </w:p>
@@ -26794,6 +26702,7 @@
           <w:lang w:val="en-US"/>
           <w14:ligatures w14:val="none"/>
         </w:rPr>
+        <w:lastRenderedPageBreak/>
         <w:t>@</w:t>
       </w:r>
       <w:proofErr w:type="gramStart"/>
@@ -28048,6 +27957,7 @@
           <w:lang w:val="en-US"/>
           <w14:ligatures w14:val="none"/>
         </w:rPr>
+        <w:lastRenderedPageBreak/>
         <w:t> </w:t>
       </w:r>
     </w:p>
@@ -28930,7 +28840,6 @@
           <w:lang w:val="en-US"/>
           <w14:ligatures w14:val="none"/>
         </w:rPr>
-        <w:lastRenderedPageBreak/>
         <w:t> </w:t>
       </w:r>
     </w:p>
@@ -29478,6 +29387,7 @@
           <w:lang w:val="en-US"/>
           <w14:ligatures w14:val="none"/>
         </w:rPr>
+        <w:lastRenderedPageBreak/>
         <w:t xml:space="preserve">Order </w:t>
       </w:r>
       <w:proofErr w:type="spellStart"/>
@@ -30011,7 +29921,6 @@
           <w:lang w:val="en-US"/>
           <w14:ligatures w14:val="none"/>
         </w:rPr>
-        <w:lastRenderedPageBreak/>
         <w:t>Spring Boot Implementation</w:t>
       </w:r>
     </w:p>
@@ -30945,6 +30854,1283 @@
           <w14:ligatures w14:val="none"/>
         </w:rPr>
         <w:t xml:space="preserve">4)Caching pages (Useful for read-heavy APIs) </w:t>
+      </w:r>
+    </w:p>
+    <w:p>
+      <w:pPr>
+        <w:rPr>
+          <w:lang w:val="en-US"/>
+        </w:rPr>
+      </w:pPr>
+    </w:p>
+    <w:p>
+      <w:pPr>
+        <w:rPr>
+          <w:lang w:val="en-US"/>
+        </w:rPr>
+      </w:pPr>
+    </w:p>
+    <w:p>
+      <w:pPr>
+        <w:pStyle w:val="Heading1"/>
+      </w:pPr>
+      <w:r>
+        <w:lastRenderedPageBreak/>
+        <w:t xml:space="preserve">What is </w:t>
+      </w:r>
+      <w:proofErr w:type="gramStart"/>
+      <w:r>
+        <w:t>Prometheus ?</w:t>
+      </w:r>
+      <w:proofErr w:type="gramEnd"/>
+      <w:r>
+        <w:t> </w:t>
+      </w:r>
+    </w:p>
+    <w:p>
+      <w:pPr>
+        <w:rPr>
+          <w:lang w:val="en-US"/>
+        </w:rPr>
+      </w:pPr>
+      <w:r>
+        <w:rPr>
+          <w:lang w:val="en-US"/>
+        </w:rPr>
+        <w:t xml:space="preserve">It is </w:t>
+      </w:r>
+      <w:proofErr w:type="spellStart"/>
+      <w:proofErr w:type="gramStart"/>
+      <w:r>
+        <w:rPr>
+          <w:lang w:val="en-US"/>
+        </w:rPr>
+        <w:t>a</w:t>
+      </w:r>
+      <w:proofErr w:type="spellEnd"/>
+      <w:proofErr w:type="gramEnd"/>
+      <w:r>
+        <w:rPr>
+          <w:lang w:val="en-US"/>
+        </w:rPr>
+        <w:t xml:space="preserve"> open-source monitoring system that:</w:t>
+      </w:r>
+    </w:p>
+    <w:p>
+      <w:pPr>
+        <w:numPr>
+          <w:ilvl w:val="0"/>
+          <w:numId w:val="42"/>
+        </w:numPr>
+        <w:rPr>
+          <w:lang w:val="en-US"/>
+        </w:rPr>
+      </w:pPr>
+      <w:r>
+        <w:rPr>
+          <w:lang w:val="en-US"/>
+        </w:rPr>
+        <w:t xml:space="preserve">collects metrics </w:t>
+      </w:r>
+    </w:p>
+    <w:p>
+      <w:pPr>
+        <w:numPr>
+          <w:ilvl w:val="0"/>
+          <w:numId w:val="42"/>
+        </w:numPr>
+        <w:rPr>
+          <w:lang w:val="en-US"/>
+        </w:rPr>
+      </w:pPr>
+      <w:r>
+        <w:rPr>
+          <w:lang w:val="en-US"/>
+        </w:rPr>
+        <w:t>stores time-series data</w:t>
+      </w:r>
+    </w:p>
+    <w:p>
+      <w:pPr>
+        <w:rPr>
+          <w:lang w:val="en-US"/>
+        </w:rPr>
+      </w:pPr>
+      <w:r>
+        <w:rPr>
+          <w:lang w:val="en-US"/>
+        </w:rPr>
+        <w:t>It works using a pull-based model</w:t>
+      </w:r>
+    </w:p>
+    <w:p>
+      <w:pPr>
+        <w:rPr>
+          <w:lang w:val="en-US"/>
+        </w:rPr>
+      </w:pPr>
+      <w:r>
+        <w:rPr>
+          <w:lang w:val="en-US"/>
+        </w:rPr>
+        <w:t>Prometheus periodically calls application endpoints like:</w:t>
+      </w:r>
+    </w:p>
+    <w:p>
+      <w:pPr>
+        <w:rPr>
+          <w:lang w:val="en-US"/>
+        </w:rPr>
+      </w:pPr>
+      <w:r>
+        <w:rPr>
+          <w:i/>
+          <w:iCs/>
+          <w:lang w:val="en-US"/>
+        </w:rPr>
+        <w:t>/actuator/</w:t>
+      </w:r>
+      <w:proofErr w:type="spellStart"/>
+      <w:r>
+        <w:rPr>
+          <w:i/>
+          <w:iCs/>
+          <w:lang w:val="en-US"/>
+        </w:rPr>
+        <w:t>prometheus</w:t>
+      </w:r>
+      <w:proofErr w:type="spellEnd"/>
+    </w:p>
+    <w:p>
+      <w:pPr>
+        <w:rPr>
+          <w:lang w:val="en-US"/>
+        </w:rPr>
+      </w:pPr>
+      <w:r>
+        <w:rPr>
+          <w:lang w:val="en-US"/>
+        </w:rPr>
+        <w:t>and collects metrics.</w:t>
+      </w:r>
+    </w:p>
+    <w:p>
+      <w:pPr>
+        <w:rPr>
+          <w:lang w:val="en-US"/>
+        </w:rPr>
+      </w:pPr>
+      <w:r>
+        <w:rPr>
+          <w:b/>
+          <w:bCs/>
+          <w:lang w:val="en-US"/>
+        </w:rPr>
+        <w:t xml:space="preserve">Suppose you have a Spring Boot API:  </w:t>
+      </w:r>
+      <w:r>
+        <w:rPr>
+          <w:lang w:val="en-US"/>
+        </w:rPr>
+        <w:t>GET /users/101</w:t>
+      </w:r>
+    </w:p>
+    <w:p>
+      <w:pPr>
+        <w:rPr>
+          <w:lang w:val="en-US"/>
+        </w:rPr>
+      </w:pPr>
+      <w:r>
+        <w:rPr>
+          <w:lang w:val="en-US"/>
+        </w:rPr>
+        <w:t>A client calls this API many times.</w:t>
+      </w:r>
+    </w:p>
+    <w:p>
+      <w:pPr>
+        <w:rPr>
+          <w:lang w:val="en-US"/>
+        </w:rPr>
+      </w:pPr>
+      <w:r>
+        <w:rPr>
+          <w:lang w:val="en-US"/>
+        </w:rPr>
+        <w:t>You want to monitor:</w:t>
+      </w:r>
+    </w:p>
+    <w:p>
+      <w:pPr>
+        <w:numPr>
+          <w:ilvl w:val="0"/>
+          <w:numId w:val="43"/>
+        </w:numPr>
+        <w:rPr>
+          <w:lang w:val="en-US"/>
+        </w:rPr>
+      </w:pPr>
+      <w:r>
+        <w:rPr>
+          <w:lang w:val="en-US"/>
+        </w:rPr>
+        <w:t xml:space="preserve">how many requests came </w:t>
+      </w:r>
+    </w:p>
+    <w:p>
+      <w:pPr>
+        <w:numPr>
+          <w:ilvl w:val="0"/>
+          <w:numId w:val="43"/>
+        </w:numPr>
+        <w:rPr>
+          <w:lang w:val="en-US"/>
+        </w:rPr>
+      </w:pPr>
+      <w:r>
+        <w:rPr>
+          <w:lang w:val="en-US"/>
+        </w:rPr>
+        <w:t xml:space="preserve">how long requests take </w:t>
+      </w:r>
+    </w:p>
+    <w:p>
+      <w:pPr>
+        <w:numPr>
+          <w:ilvl w:val="0"/>
+          <w:numId w:val="43"/>
+        </w:numPr>
+        <w:rPr>
+          <w:lang w:val="en-US"/>
+        </w:rPr>
+      </w:pPr>
+      <w:r>
+        <w:rPr>
+          <w:lang w:val="en-US"/>
+        </w:rPr>
+        <w:t xml:space="preserve">error count </w:t>
+      </w:r>
+    </w:p>
+    <w:p>
+      <w:pPr>
+        <w:numPr>
+          <w:ilvl w:val="0"/>
+          <w:numId w:val="43"/>
+        </w:numPr>
+        <w:rPr>
+          <w:lang w:val="en-US"/>
+        </w:rPr>
+      </w:pPr>
+      <w:r>
+        <w:rPr>
+          <w:lang w:val="en-US"/>
+        </w:rPr>
+        <w:t>JVM memory</w:t>
+      </w:r>
+    </w:p>
+    <w:p>
+      <w:pPr>
+        <w:rPr>
+          <w:i/>
+          <w:iCs/>
+          <w:lang w:val="en-US"/>
+        </w:rPr>
+      </w:pPr>
+      <w:r>
+        <w:rPr>
+          <w:lang w:val="en-US"/>
+        </w:rPr>
+        <w:t xml:space="preserve">Your </w:t>
+      </w:r>
+      <w:proofErr w:type="spellStart"/>
+      <w:r>
+        <w:rPr>
+          <w:lang w:val="en-US"/>
+        </w:rPr>
+        <w:t>springboot</w:t>
+      </w:r>
+      <w:proofErr w:type="spellEnd"/>
+      <w:r>
+        <w:rPr>
+          <w:lang w:val="en-US"/>
+        </w:rPr>
+        <w:t xml:space="preserve"> app exposes metrics </w:t>
+      </w:r>
+      <w:r>
+        <w:rPr>
+          <w:lang w:val="en-US"/>
+        </w:rPr>
+        <w:t>at:</w:t>
+      </w:r>
+      <w:r>
+        <w:rPr>
+          <w:lang w:val="en-US"/>
+        </w:rPr>
+        <w:t xml:space="preserve"> </w:t>
+      </w:r>
+      <w:r>
+        <w:rPr>
+          <w:i/>
+          <w:iCs/>
+          <w:lang w:val="en-US"/>
+        </w:rPr>
+        <w:t>/actuator/</w:t>
+      </w:r>
+      <w:proofErr w:type="spellStart"/>
+      <w:r>
+        <w:rPr>
+          <w:i/>
+          <w:iCs/>
+          <w:lang w:val="en-US"/>
+        </w:rPr>
+        <w:t>prometheus</w:t>
+      </w:r>
+      <w:proofErr w:type="spellEnd"/>
+    </w:p>
+    <w:p>
+      <w:pPr>
+        <w:rPr>
+          <w:lang w:val="en-US"/>
+        </w:rPr>
+      </w:pPr>
+      <w:r>
+        <w:rPr>
+          <w:lang w:val="en-US"/>
+        </w:rPr>
+        <w:t>Example:</w:t>
+      </w:r>
+      <w:r>
+        <w:rPr>
+          <w:lang w:val="en-US"/>
+        </w:rPr>
+        <w:t xml:space="preserve"> </w:t>
+      </w:r>
+    </w:p>
+    <w:p>
+      <w:pPr>
+        <w:rPr>
+          <w:lang w:val="en-US"/>
+        </w:rPr>
+      </w:pPr>
+      <w:r>
+        <w:rPr>
+          <w:lang w:val="en-US"/>
+        </w:rPr>
+        <w:t>http_server_requests_seconds_count{method="GET</w:t>
+      </w:r>
+      <w:proofErr w:type="gramStart"/>
+      <w:r>
+        <w:rPr>
+          <w:lang w:val="en-US"/>
+        </w:rPr>
+        <w:t>",uri</w:t>
+      </w:r>
+      <w:proofErr w:type="gramEnd"/>
+      <w:r>
+        <w:rPr>
+          <w:lang w:val="en-US"/>
+        </w:rPr>
+        <w:t>="/users/{id}</w:t>
+      </w:r>
+      <w:proofErr w:type="gramStart"/>
+      <w:r>
+        <w:rPr>
+          <w:lang w:val="en-US"/>
+        </w:rPr>
+        <w:t>",status</w:t>
+      </w:r>
+      <w:proofErr w:type="gramEnd"/>
+      <w:r>
+        <w:rPr>
+          <w:lang w:val="en-US"/>
+        </w:rPr>
+        <w:t>="200"} 150           // API was called 150 times</w:t>
+      </w:r>
+    </w:p>
+    <w:p>
+      <w:pPr>
+        <w:rPr>
+          <w:lang w:val="en-US"/>
+        </w:rPr>
+      </w:pPr>
+      <w:r>
+        <w:rPr>
+          <w:lang w:val="en-US"/>
+        </w:rPr>
+        <w:t> </w:t>
+      </w:r>
+    </w:p>
+    <w:p>
+      <w:pPr>
+        <w:rPr>
+          <w:lang w:val="en-US"/>
+        </w:rPr>
+      </w:pPr>
+      <w:r>
+        <w:rPr>
+          <w:lang w:val="en-US"/>
+        </w:rPr>
+        <w:t>http_server_requests_seconds_sum{method="GET</w:t>
+      </w:r>
+      <w:proofErr w:type="gramStart"/>
+      <w:r>
+        <w:rPr>
+          <w:lang w:val="en-US"/>
+        </w:rPr>
+        <w:t>",uri</w:t>
+      </w:r>
+      <w:proofErr w:type="gramEnd"/>
+      <w:r>
+        <w:rPr>
+          <w:lang w:val="en-US"/>
+        </w:rPr>
+        <w:t>="/users/{id}</w:t>
+      </w:r>
+      <w:proofErr w:type="gramStart"/>
+      <w:r>
+        <w:rPr>
+          <w:lang w:val="en-US"/>
+        </w:rPr>
+        <w:t>",status</w:t>
+      </w:r>
+      <w:proofErr w:type="gramEnd"/>
+      <w:r>
+        <w:rPr>
+          <w:lang w:val="en-US"/>
+        </w:rPr>
+        <w:t>="200"} 32.5             // total response time accumulated = 32.5 seconds</w:t>
+      </w:r>
+    </w:p>
+    <w:p>
+      <w:pPr>
+        <w:rPr>
+          <w:lang w:val="en-US"/>
+        </w:rPr>
+      </w:pPr>
+      <w:r>
+        <w:rPr>
+          <w:lang w:val="en-US"/>
+        </w:rPr>
+        <w:t> </w:t>
+      </w:r>
+    </w:p>
+    <w:p>
+      <w:pPr>
+        <w:rPr>
+          <w:lang w:val="en-US"/>
+        </w:rPr>
+      </w:pPr>
+      <w:proofErr w:type="spellStart"/>
+      <w:r>
+        <w:rPr>
+          <w:lang w:val="en-US"/>
+        </w:rPr>
+        <w:t>jvm_memory_used_bytes</w:t>
+      </w:r>
+      <w:proofErr w:type="spellEnd"/>
+      <w:r>
+        <w:rPr>
+          <w:lang w:val="en-US"/>
+        </w:rPr>
+        <w:t>{area="heap"} 524288000               // JVM heap currently uses ~524 MB</w:t>
+      </w:r>
+    </w:p>
+    <w:p>
+      <w:pPr>
+        <w:rPr>
+          <w:lang w:val="en-US"/>
+        </w:rPr>
+      </w:pPr>
+      <w:r>
+        <w:rPr>
+          <w:lang w:val="en-US"/>
+        </w:rPr>
+        <w:t> </w:t>
+      </w:r>
+    </w:p>
+    <w:p>
+      <w:pPr>
+        <w:rPr>
+          <w:lang w:val="en-US"/>
+        </w:rPr>
+      </w:pPr>
+      <w:proofErr w:type="spellStart"/>
+      <w:r>
+        <w:rPr>
+          <w:lang w:val="en-US"/>
+        </w:rPr>
+        <w:t>system_cpu_usage</w:t>
+      </w:r>
+      <w:proofErr w:type="spellEnd"/>
+      <w:r>
+        <w:rPr>
+          <w:lang w:val="en-US"/>
+        </w:rPr>
+        <w:t xml:space="preserve"> 0.72      </w:t>
+      </w:r>
+    </w:p>
+    <w:p>
+      <w:pPr>
+        <w:rPr>
+          <w:lang w:val="en-US"/>
+        </w:rPr>
+      </w:pPr>
+      <w:r>
+        <w:rPr>
+          <w:lang w:val="en-US"/>
+        </w:rPr>
+        <w:lastRenderedPageBreak/>
+        <w:t xml:space="preserve">Prometheus periodically calls: </w:t>
+      </w:r>
+      <w:r>
+        <w:rPr>
+          <w:i/>
+          <w:iCs/>
+          <w:lang w:val="en-US"/>
+        </w:rPr>
+        <w:t xml:space="preserve"> /actuator/</w:t>
+      </w:r>
+      <w:proofErr w:type="spellStart"/>
+      <w:r>
+        <w:rPr>
+          <w:i/>
+          <w:iCs/>
+          <w:lang w:val="en-US"/>
+        </w:rPr>
+        <w:t>prometheus</w:t>
+      </w:r>
+      <w:proofErr w:type="spellEnd"/>
+    </w:p>
+    <w:p>
+      <w:pPr>
+        <w:rPr>
+          <w:lang w:val="en-US"/>
+        </w:rPr>
+      </w:pPr>
+      <w:r>
+        <w:rPr>
+          <w:lang w:val="en-US"/>
+        </w:rPr>
+        <w:t>Suppose:</w:t>
+      </w:r>
+    </w:p>
+    <w:p>
+      <w:pPr>
+        <w:numPr>
+          <w:ilvl w:val="0"/>
+          <w:numId w:val="44"/>
+        </w:numPr>
+        <w:rPr>
+          <w:lang w:val="en-US"/>
+        </w:rPr>
+      </w:pPr>
+      <w:r>
+        <w:rPr>
+          <w:lang w:val="en-US"/>
+        </w:rPr>
+        <w:t xml:space="preserve">scrape interval = every 15 seconds </w:t>
+      </w:r>
+    </w:p>
+    <w:p>
+      <w:pPr>
+        <w:rPr>
+          <w:lang w:val="en-US"/>
+        </w:rPr>
+      </w:pPr>
+      <w:proofErr w:type="gramStart"/>
+      <w:r>
+        <w:rPr>
+          <w:lang w:val="en-US"/>
+        </w:rPr>
+        <w:t>So</w:t>
+      </w:r>
+      <w:proofErr w:type="gramEnd"/>
+      <w:r>
+        <w:rPr>
+          <w:lang w:val="en-US"/>
+        </w:rPr>
+        <w:t xml:space="preserve"> every 15 seconds:</w:t>
+      </w:r>
+    </w:p>
+    <w:p>
+      <w:pPr>
+        <w:numPr>
+          <w:ilvl w:val="0"/>
+          <w:numId w:val="45"/>
+        </w:numPr>
+        <w:rPr>
+          <w:lang w:val="en-US"/>
+        </w:rPr>
+      </w:pPr>
+      <w:r>
+        <w:rPr>
+          <w:lang w:val="en-US"/>
+        </w:rPr>
+        <w:t xml:space="preserve">Prometheus pulls latest metrics </w:t>
+      </w:r>
+    </w:p>
+    <w:p>
+      <w:pPr>
+        <w:numPr>
+          <w:ilvl w:val="0"/>
+          <w:numId w:val="45"/>
+        </w:numPr>
+        <w:rPr>
+          <w:lang w:val="en-US"/>
+        </w:rPr>
+      </w:pPr>
+      <w:r>
+        <w:rPr>
+          <w:lang w:val="en-US"/>
+        </w:rPr>
+        <w:t>stores them with timestamps</w:t>
+      </w:r>
+    </w:p>
+    <w:p>
+      <w:pPr>
+        <w:rPr>
+          <w:lang w:val="en-US"/>
+        </w:rPr>
+      </w:pPr>
+      <w:r>
+        <w:rPr>
+          <w:lang w:val="en-US"/>
+        </w:rPr>
+        <w:t> </w:t>
+      </w:r>
+    </w:p>
+    <w:p>
+      <w:pPr>
+        <w:rPr>
+          <w:lang w:val="en-US"/>
+        </w:rPr>
+      </w:pPr>
+      <w:r>
+        <w:rPr>
+          <w:u w:val="single"/>
+          <w:lang w:val="en-US"/>
+        </w:rPr>
+        <w:t xml:space="preserve">Example </w:t>
+      </w:r>
+    </w:p>
+    <w:p>
+      <w:pPr>
+        <w:rPr>
+          <w:lang w:val="en-US"/>
+        </w:rPr>
+      </w:pPr>
+      <w:r>
+        <w:rPr>
+          <w:lang w:val="en-US"/>
+        </w:rPr>
+        <w:t> </w:t>
+      </w:r>
+    </w:p>
+    <w:tbl>
+      <w:tblPr>
+        <w:tblW w:w="0" w:type="auto"/>
+        <w:tblBorders>
+          <w:top w:val="single" w:sz="8" w:space="0" w:color="A3A3A3"/>
+          <w:left w:val="single" w:sz="8" w:space="0" w:color="A3A3A3"/>
+          <w:bottom w:val="single" w:sz="8" w:space="0" w:color="A3A3A3"/>
+          <w:right w:val="single" w:sz="8" w:space="0" w:color="A3A3A3"/>
+        </w:tblBorders>
+        <w:tblCellMar>
+          <w:left w:w="0" w:type="dxa"/>
+          <w:right w:w="0" w:type="dxa"/>
+        </w:tblCellMar>
+        <w:tblLook w:val="04A0" w:firstRow="1" w:lastRow="0" w:firstColumn="1" w:lastColumn="0" w:noHBand="0" w:noVBand="1"/>
+        <w:tblCaption w:val=""/>
+        <w:tblDescription w:val=""/>
+      </w:tblPr>
+      <w:tblGrid>
+        <w:gridCol w:w="1224"/>
+        <w:gridCol w:w="1843"/>
+      </w:tblGrid>
+      <w:tr>
+        <w:tc>
+          <w:tcPr>
+            <w:tcW w:w="1195" w:type="dxa"/>
+            <w:tcBorders>
+              <w:top w:val="single" w:sz="8" w:space="0" w:color="A3A3A3"/>
+              <w:left w:val="single" w:sz="8" w:space="0" w:color="A3A3A3"/>
+              <w:bottom w:val="single" w:sz="8" w:space="0" w:color="A3A3A3"/>
+              <w:right w:val="single" w:sz="8" w:space="0" w:color="A3A3A3"/>
+            </w:tcBorders>
+            <w:tcMar>
+              <w:top w:w="80" w:type="dxa"/>
+              <w:left w:w="80" w:type="dxa"/>
+              <w:bottom w:w="80" w:type="dxa"/>
+              <w:right w:w="80" w:type="dxa"/>
+            </w:tcMar>
+            <w:hideMark/>
+          </w:tcPr>
+          <w:p>
+            <w:pPr>
+              <w:rPr>
+                <w:lang w:val="en-US"/>
+              </w:rPr>
+            </w:pPr>
+            <w:r>
+              <w:rPr>
+                <w:b/>
+                <w:bCs/>
+                <w:lang w:val="en-US"/>
+              </w:rPr>
+              <w:t>Time</w:t>
+            </w:r>
+          </w:p>
+        </w:tc>
+        <w:tc>
+          <w:tcPr>
+            <w:tcW w:w="1843" w:type="dxa"/>
+            <w:tcBorders>
+              <w:top w:val="single" w:sz="8" w:space="0" w:color="A3A3A3"/>
+              <w:left w:val="single" w:sz="8" w:space="0" w:color="A3A3A3"/>
+              <w:bottom w:val="single" w:sz="8" w:space="0" w:color="A3A3A3"/>
+              <w:right w:val="single" w:sz="8" w:space="0" w:color="A3A3A3"/>
+            </w:tcBorders>
+            <w:tcMar>
+              <w:top w:w="80" w:type="dxa"/>
+              <w:left w:w="80" w:type="dxa"/>
+              <w:bottom w:w="80" w:type="dxa"/>
+              <w:right w:w="80" w:type="dxa"/>
+            </w:tcMar>
+            <w:hideMark/>
+          </w:tcPr>
+          <w:p>
+            <w:pPr>
+              <w:rPr>
+                <w:lang w:val="en-US"/>
+              </w:rPr>
+            </w:pPr>
+            <w:r>
+              <w:rPr>
+                <w:b/>
+                <w:bCs/>
+                <w:lang w:val="en-US"/>
+              </w:rPr>
+              <w:t>Memory Usage</w:t>
+            </w:r>
+          </w:p>
+        </w:tc>
+      </w:tr>
+      <w:tr>
+        <w:tc>
+          <w:tcPr>
+            <w:tcW w:w="1224" w:type="dxa"/>
+            <w:tcBorders>
+              <w:top w:val="single" w:sz="8" w:space="0" w:color="A3A3A3"/>
+              <w:left w:val="single" w:sz="8" w:space="0" w:color="A3A3A3"/>
+              <w:bottom w:val="single" w:sz="8" w:space="0" w:color="A3A3A3"/>
+              <w:right w:val="single" w:sz="8" w:space="0" w:color="A3A3A3"/>
+            </w:tcBorders>
+            <w:tcMar>
+              <w:top w:w="80" w:type="dxa"/>
+              <w:left w:w="80" w:type="dxa"/>
+              <w:bottom w:w="80" w:type="dxa"/>
+              <w:right w:w="80" w:type="dxa"/>
+            </w:tcMar>
+            <w:hideMark/>
+          </w:tcPr>
+          <w:p>
+            <w:pPr>
+              <w:rPr>
+                <w:lang w:val="en-US"/>
+              </w:rPr>
+            </w:pPr>
+            <w:r>
+              <w:rPr>
+                <w:lang w:val="en-US"/>
+              </w:rPr>
+              <w:t>10:00:00</w:t>
+            </w:r>
+          </w:p>
+        </w:tc>
+        <w:tc>
+          <w:tcPr>
+            <w:tcW w:w="1716" w:type="dxa"/>
+            <w:tcBorders>
+              <w:top w:val="single" w:sz="8" w:space="0" w:color="A3A3A3"/>
+              <w:left w:val="single" w:sz="8" w:space="0" w:color="A3A3A3"/>
+              <w:bottom w:val="single" w:sz="8" w:space="0" w:color="A3A3A3"/>
+              <w:right w:val="single" w:sz="8" w:space="0" w:color="A3A3A3"/>
+            </w:tcBorders>
+            <w:tcMar>
+              <w:top w:w="80" w:type="dxa"/>
+              <w:left w:w="80" w:type="dxa"/>
+              <w:bottom w:w="80" w:type="dxa"/>
+              <w:right w:w="80" w:type="dxa"/>
+            </w:tcMar>
+            <w:hideMark/>
+          </w:tcPr>
+          <w:p>
+            <w:pPr>
+              <w:rPr>
+                <w:lang w:val="en-US"/>
+              </w:rPr>
+            </w:pPr>
+            <w:r>
+              <w:rPr>
+                <w:lang w:val="en-US"/>
+              </w:rPr>
+              <w:t>500 MB</w:t>
+            </w:r>
+          </w:p>
+        </w:tc>
+      </w:tr>
+      <w:tr>
+        <w:tc>
+          <w:tcPr>
+            <w:tcW w:w="1224" w:type="dxa"/>
+            <w:tcBorders>
+              <w:top w:val="single" w:sz="8" w:space="0" w:color="A3A3A3"/>
+              <w:left w:val="single" w:sz="8" w:space="0" w:color="A3A3A3"/>
+              <w:bottom w:val="single" w:sz="8" w:space="0" w:color="A3A3A3"/>
+              <w:right w:val="single" w:sz="8" w:space="0" w:color="A3A3A3"/>
+            </w:tcBorders>
+            <w:tcMar>
+              <w:top w:w="80" w:type="dxa"/>
+              <w:left w:w="80" w:type="dxa"/>
+              <w:bottom w:w="80" w:type="dxa"/>
+              <w:right w:w="80" w:type="dxa"/>
+            </w:tcMar>
+            <w:hideMark/>
+          </w:tcPr>
+          <w:p>
+            <w:pPr>
+              <w:rPr>
+                <w:lang w:val="en-US"/>
+              </w:rPr>
+            </w:pPr>
+            <w:r>
+              <w:rPr>
+                <w:lang w:val="en-US"/>
+              </w:rPr>
+              <w:t>10:00:15</w:t>
+            </w:r>
+          </w:p>
+        </w:tc>
+        <w:tc>
+          <w:tcPr>
+            <w:tcW w:w="1716" w:type="dxa"/>
+            <w:tcBorders>
+              <w:top w:val="single" w:sz="8" w:space="0" w:color="A3A3A3"/>
+              <w:left w:val="single" w:sz="8" w:space="0" w:color="A3A3A3"/>
+              <w:bottom w:val="single" w:sz="8" w:space="0" w:color="A3A3A3"/>
+              <w:right w:val="single" w:sz="8" w:space="0" w:color="A3A3A3"/>
+            </w:tcBorders>
+            <w:tcMar>
+              <w:top w:w="80" w:type="dxa"/>
+              <w:left w:w="80" w:type="dxa"/>
+              <w:bottom w:w="80" w:type="dxa"/>
+              <w:right w:w="80" w:type="dxa"/>
+            </w:tcMar>
+            <w:hideMark/>
+          </w:tcPr>
+          <w:p>
+            <w:pPr>
+              <w:rPr>
+                <w:lang w:val="en-US"/>
+              </w:rPr>
+            </w:pPr>
+            <w:r>
+              <w:rPr>
+                <w:lang w:val="en-US"/>
+              </w:rPr>
+              <w:t>520 MB</w:t>
+            </w:r>
+          </w:p>
+        </w:tc>
+      </w:tr>
+      <w:tr>
+        <w:tc>
+          <w:tcPr>
+            <w:tcW w:w="1224" w:type="dxa"/>
+            <w:tcBorders>
+              <w:top w:val="single" w:sz="8" w:space="0" w:color="A3A3A3"/>
+              <w:left w:val="single" w:sz="8" w:space="0" w:color="A3A3A3"/>
+              <w:bottom w:val="single" w:sz="8" w:space="0" w:color="A3A3A3"/>
+              <w:right w:val="single" w:sz="8" w:space="0" w:color="A3A3A3"/>
+            </w:tcBorders>
+            <w:tcMar>
+              <w:top w:w="80" w:type="dxa"/>
+              <w:left w:w="80" w:type="dxa"/>
+              <w:bottom w:w="80" w:type="dxa"/>
+              <w:right w:w="80" w:type="dxa"/>
+            </w:tcMar>
+            <w:hideMark/>
+          </w:tcPr>
+          <w:p>
+            <w:pPr>
+              <w:rPr>
+                <w:lang w:val="en-US"/>
+              </w:rPr>
+            </w:pPr>
+            <w:r>
+              <w:rPr>
+                <w:lang w:val="en-US"/>
+              </w:rPr>
+              <w:t>10:00:30</w:t>
+            </w:r>
+          </w:p>
+        </w:tc>
+        <w:tc>
+          <w:tcPr>
+            <w:tcW w:w="1716" w:type="dxa"/>
+            <w:tcBorders>
+              <w:top w:val="single" w:sz="8" w:space="0" w:color="A3A3A3"/>
+              <w:left w:val="single" w:sz="8" w:space="0" w:color="A3A3A3"/>
+              <w:bottom w:val="single" w:sz="8" w:space="0" w:color="A3A3A3"/>
+              <w:right w:val="single" w:sz="8" w:space="0" w:color="A3A3A3"/>
+            </w:tcBorders>
+            <w:tcMar>
+              <w:top w:w="80" w:type="dxa"/>
+              <w:left w:w="80" w:type="dxa"/>
+              <w:bottom w:w="80" w:type="dxa"/>
+              <w:right w:w="80" w:type="dxa"/>
+            </w:tcMar>
+            <w:hideMark/>
+          </w:tcPr>
+          <w:p>
+            <w:pPr>
+              <w:rPr>
+                <w:lang w:val="en-US"/>
+              </w:rPr>
+            </w:pPr>
+            <w:r>
+              <w:rPr>
+                <w:lang w:val="en-US"/>
+              </w:rPr>
+              <w:t>540 MB</w:t>
+            </w:r>
+          </w:p>
+        </w:tc>
+      </w:tr>
+      <w:tr>
+        <w:tc>
+          <w:tcPr>
+            <w:tcW w:w="1224" w:type="dxa"/>
+            <w:tcBorders>
+              <w:top w:val="single" w:sz="8" w:space="0" w:color="A3A3A3"/>
+              <w:left w:val="single" w:sz="8" w:space="0" w:color="A3A3A3"/>
+              <w:bottom w:val="single" w:sz="8" w:space="0" w:color="A3A3A3"/>
+              <w:right w:val="single" w:sz="8" w:space="0" w:color="A3A3A3"/>
+            </w:tcBorders>
+            <w:tcMar>
+              <w:top w:w="80" w:type="dxa"/>
+              <w:left w:w="80" w:type="dxa"/>
+              <w:bottom w:w="80" w:type="dxa"/>
+              <w:right w:w="80" w:type="dxa"/>
+            </w:tcMar>
+            <w:hideMark/>
+          </w:tcPr>
+          <w:p>
+            <w:pPr>
+              <w:rPr>
+                <w:lang w:val="en-US"/>
+              </w:rPr>
+            </w:pPr>
+            <w:r>
+              <w:rPr>
+                <w:lang w:val="en-US"/>
+              </w:rPr>
+              <w:t>10:00:45</w:t>
+            </w:r>
+          </w:p>
+        </w:tc>
+        <w:tc>
+          <w:tcPr>
+            <w:tcW w:w="1716" w:type="dxa"/>
+            <w:tcBorders>
+              <w:top w:val="single" w:sz="8" w:space="0" w:color="A3A3A3"/>
+              <w:left w:val="single" w:sz="8" w:space="0" w:color="A3A3A3"/>
+              <w:bottom w:val="single" w:sz="8" w:space="0" w:color="A3A3A3"/>
+              <w:right w:val="single" w:sz="8" w:space="0" w:color="A3A3A3"/>
+            </w:tcBorders>
+            <w:tcMar>
+              <w:top w:w="80" w:type="dxa"/>
+              <w:left w:w="80" w:type="dxa"/>
+              <w:bottom w:w="80" w:type="dxa"/>
+              <w:right w:w="80" w:type="dxa"/>
+            </w:tcMar>
+            <w:hideMark/>
+          </w:tcPr>
+          <w:p>
+            <w:pPr>
+              <w:rPr>
+                <w:lang w:val="en-US"/>
+              </w:rPr>
+            </w:pPr>
+            <w:r>
+              <w:rPr>
+                <w:lang w:val="en-US"/>
+              </w:rPr>
+              <w:t>700 MB</w:t>
+            </w:r>
+          </w:p>
+        </w:tc>
+      </w:tr>
+    </w:tbl>
+    <w:p>
+      <w:pPr>
+        <w:rPr>
+          <w:lang w:val="en-US"/>
+        </w:rPr>
+      </w:pPr>
+      <w:r>
+        <w:rPr>
+          <w:lang w:val="en-US"/>
+        </w:rPr>
+        <w:t> </w:t>
+      </w:r>
+    </w:p>
+    <w:p>
+      <w:pPr>
+        <w:pStyle w:val="Heading1"/>
+      </w:pPr>
+      <w:r>
+        <w:t>Grafana</w:t>
+      </w:r>
+    </w:p>
+    <w:p>
+      <w:pPr>
+        <w:rPr>
+          <w:lang w:val="en-US"/>
+        </w:rPr>
+      </w:pPr>
+      <w:r>
+        <w:rPr>
+          <w:lang w:val="en-US"/>
+        </w:rPr>
+        <w:t>visualization/dashboard tool.</w:t>
+      </w:r>
+    </w:p>
+    <w:p>
+      <w:pPr>
+        <w:rPr>
+          <w:lang w:val="en-US"/>
+        </w:rPr>
+      </w:pPr>
+      <w:r>
+        <w:rPr>
+          <w:lang w:val="en-US"/>
+        </w:rPr>
+        <w:t> </w:t>
+      </w:r>
+    </w:p>
+    <w:p>
+      <w:pPr>
+        <w:rPr>
+          <w:lang w:val="en-US"/>
+        </w:rPr>
+      </w:pPr>
+      <w:r>
+        <w:rPr>
+          <w:lang w:val="en-US"/>
+        </w:rPr>
+        <w:t>Prometheus stores data.</w:t>
+      </w:r>
+    </w:p>
+    <w:p>
+      <w:pPr>
+        <w:rPr>
+          <w:lang w:val="en-US"/>
+        </w:rPr>
+      </w:pPr>
+      <w:r>
+        <w:rPr>
+          <w:lang w:val="en-US"/>
+        </w:rPr>
+        <w:t>Grafana visualizes it beautifully.</w:t>
+      </w:r>
+    </w:p>
+    <w:p>
+      <w:pPr>
+        <w:rPr>
+          <w:lang w:val="en-US"/>
+        </w:rPr>
+      </w:pPr>
+      <w:r>
+        <w:rPr>
+          <w:lang w:val="en-US"/>
+        </w:rPr>
+        <w:t> </w:t>
+      </w:r>
+    </w:p>
+    <w:p>
+      <w:pPr>
+        <w:rPr>
+          <w:lang w:val="en-US"/>
+        </w:rPr>
+      </w:pPr>
+      <w:r>
+        <w:rPr>
+          <w:lang w:val="en-US"/>
+        </w:rPr>
+        <w:t> </w:t>
+      </w:r>
+    </w:p>
+    <w:p>
+      <w:pPr>
+        <w:rPr>
+          <w:lang w:val="en-US"/>
+        </w:rPr>
+      </w:pPr>
+      <w:r>
+        <w:rPr>
+          <w:b/>
+          <w:bCs/>
+          <w:u w:val="single"/>
+          <w:lang w:val="en-US"/>
+        </w:rPr>
+        <w:t>High-Level Architecture</w:t>
+      </w:r>
+    </w:p>
+    <w:p>
+      <w:pPr>
+        <w:rPr>
+          <w:lang w:val="en-US"/>
+        </w:rPr>
+      </w:pPr>
+      <w:r>
+        <w:rPr>
+          <w:lang w:val="en-US"/>
+        </w:rPr>
+        <w:t> </w:t>
+      </w:r>
+    </w:p>
+    <w:p>
+      <w:pPr>
+        <w:rPr>
+          <w:lang w:val="en-US"/>
+        </w:rPr>
+      </w:pPr>
+      <w:r>
+        <w:rPr>
+          <w:lang w:val="en-US"/>
+        </w:rPr>
+        <w:lastRenderedPageBreak/>
+        <w:t>Spring Boot App</w:t>
+      </w:r>
+    </w:p>
+    <w:p>
+      <w:pPr>
+        <w:rPr>
+          <w:lang w:val="en-US"/>
+        </w:rPr>
+      </w:pPr>
+      <w:r>
+        <w:rPr>
+          <w:lang w:val="en-US"/>
+        </w:rPr>
+        <w:t xml:space="preserve">     ↓</w:t>
+      </w:r>
+    </w:p>
+    <w:p>
+      <w:pPr>
+        <w:rPr>
+          <w:lang w:val="en-US"/>
+        </w:rPr>
+      </w:pPr>
+      <w:r>
+        <w:rPr>
+          <w:lang w:val="en-US"/>
+        </w:rPr>
+        <w:t>Exposes Metrics (/actuator/</w:t>
+      </w:r>
+      <w:proofErr w:type="spellStart"/>
+      <w:r>
+        <w:rPr>
+          <w:lang w:val="en-US"/>
+        </w:rPr>
+        <w:t>prometheus</w:t>
+      </w:r>
+      <w:proofErr w:type="spellEnd"/>
+      <w:r>
+        <w:rPr>
+          <w:lang w:val="en-US"/>
+        </w:rPr>
+        <w:t>)</w:t>
+      </w:r>
+    </w:p>
+    <w:p>
+      <w:pPr>
+        <w:rPr>
+          <w:lang w:val="en-US"/>
+        </w:rPr>
+      </w:pPr>
+      <w:r>
+        <w:rPr>
+          <w:lang w:val="en-US"/>
+        </w:rPr>
+        <w:t xml:space="preserve">     ↓</w:t>
+      </w:r>
+    </w:p>
+    <w:p>
+      <w:pPr>
+        <w:rPr>
+          <w:lang w:val="en-US"/>
+        </w:rPr>
+      </w:pPr>
+      <w:r>
+        <w:rPr>
+          <w:lang w:val="en-US"/>
+        </w:rPr>
+        <w:t>Prometheus pulls metrics periodically</w:t>
+      </w:r>
+    </w:p>
+    <w:p>
+      <w:pPr>
+        <w:rPr>
+          <w:lang w:val="en-US"/>
+        </w:rPr>
+      </w:pPr>
+      <w:r>
+        <w:rPr>
+          <w:lang w:val="en-US"/>
+        </w:rPr>
+        <w:t xml:space="preserve">     ↓</w:t>
+      </w:r>
+    </w:p>
+    <w:p>
+      <w:pPr>
+        <w:rPr>
+          <w:lang w:val="en-US"/>
+        </w:rPr>
+      </w:pPr>
+      <w:r>
+        <w:rPr>
+          <w:lang w:val="en-US"/>
+        </w:rPr>
+        <w:t>Stores time-series metrics</w:t>
+      </w:r>
+    </w:p>
+    <w:p>
+      <w:pPr>
+        <w:rPr>
+          <w:lang w:val="en-US"/>
+        </w:rPr>
+      </w:pPr>
+      <w:r>
+        <w:rPr>
+          <w:lang w:val="en-US"/>
+        </w:rPr>
+        <w:t xml:space="preserve">     ↓</w:t>
+      </w:r>
+    </w:p>
+    <w:p>
+      <w:pPr>
+        <w:rPr>
+          <w:lang w:val="en-US"/>
+        </w:rPr>
+      </w:pPr>
+      <w:r>
+        <w:rPr>
+          <w:lang w:val="en-US"/>
+        </w:rPr>
+        <w:t>Grafana visualizes those metrics in dashboards</w:t>
       </w:r>
     </w:p>
     <w:p>
@@ -30967,6 +32153,155 @@
 <file path=word/numbering.xml><?xml version="1.0" encoding="utf-8"?>
 <w:numbering xmlns:wpc="http://schemas.microsoft.com/office/word/2010/wordprocessingCanvas" xmlns:cx="http://schemas.microsoft.com/office/drawing/2014/chartex" xmlns:cx1="http://schemas.microsoft.com/office/drawing/2015/9/8/chartex" xmlns:cx2="http://schemas.microsoft.com/office/drawing/2015/10/21/chartex" xmlns:cx3="http://schemas.microsoft.com/office/drawing/2016/5/9/chartex" xmlns:cx4="http://schemas.microsoft.com/office/drawing/2016/5/10/chartex" xmlns:cx5="http://schemas.microsoft.com/office/drawing/2016/5/11/chartex" xmlns:cx6="http://schemas.microsoft.com/office/drawing/2016/5/12/chartex" xmlns:cx7="http://schemas.microsoft.com/office/drawing/2016/5/13/chartex" xmlns:cx8="http://schemas.microsoft.com/office/drawing/2016/5/14/chartex" xmlns:mc="http://schemas.openxmlformats.org/markup-compatibility/2006" xmlns:aink="http://schemas.microsoft.com/office/drawing/2016/ink" xmlns:am3d="http://schemas.microsoft.com/office/drawing/2017/model3d" xmlns:o="urn:schemas-microsoft-com:office:office" xmlns:oel="http://schemas.microsoft.com/office/2019/extlst" xmlns:r="http://schemas.openxmlformats.org/officeDocument/2006/relationships" xmlns:m="http://schemas.openxmlformats.org/officeDocument/2006/math" xmlns:v="urn:schemas-microsoft-com:vml" xmlns:wp14="http://schemas.microsoft.com/office/word/2010/wordprocessingDrawing" xmlns:wp="http://schemas.openxmlformats.org/drawingml/2006/wordprocessingDrawing" xmlns:w10="urn:schemas-microsoft-com:office:word" xmlns:w="http://schemas.openxmlformats.org/wordprocessingml/2006/main" xmlns:w14="http://schemas.microsoft.com/office/word/2010/wordml" xmlns:w15="http://schemas.microsoft.com/office/word/2012/wordml" xmlns:w16cex="http://schemas.microsoft.com/office/word/2018/wordml/cex" xmlns:w16cid="http://schemas.microsoft.com/office/word/2016/wordml/cid" xmlns:w16="http://schemas.microsoft.com/office/word/2018/wordml" xmlns:w16du="http://schemas.microsoft.com/office/word/2023/wordml/word16du" xmlns:w16sdtdh="http://schemas.microsoft.com/office/word/2020/wordml/sdtdatahash" xmlns:w16sdtfl="http://schemas.microsoft.com/office/word/2024/wordml/sdtformatlock" xmlns:w16se="http://schemas.microsoft.com/office/word/2015/wordml/symex" xmlns:wpg="http://schemas.microsoft.com/office/word/2010/wordprocessingGroup" xmlns:wpi="http://schemas.microsoft.com/office/word/2010/wordprocessingInk" xmlns:wne="http://schemas.microsoft.com/office/word/2006/wordml" xmlns:wps="http://schemas.microsoft.com/office/word/2010/wordprocessingShape" mc:Ignorable="w14 w15 w16se w16cid w16 w16cex w16sdtdh w16sdtfl w16du wp14">
   <w:abstractNum w:abstractNumId="0" w15:restartNumberingAfterBreak="0">
+    <w:nsid w:val="096764DF"/>
+    <w:multiLevelType w:val="multilevel"/>
+    <w:tmpl w:val="2744BB90"/>
+    <w:lvl w:ilvl="0">
+      <w:start w:val="1"/>
+      <w:numFmt w:val="bullet"/>
+      <w:lvlText w:val=""/>
+      <w:lvlJc w:val="left"/>
+      <w:pPr>
+        <w:tabs>
+          <w:tab w:val="num" w:pos="720"/>
+        </w:tabs>
+        <w:ind w:left="720" w:hanging="360"/>
+      </w:pPr>
+      <w:rPr>
+        <w:rFonts w:ascii="Symbol" w:hAnsi="Symbol" w:hint="default"/>
+        <w:sz w:val="20"/>
+      </w:rPr>
+    </w:lvl>
+    <w:lvl w:ilvl="1" w:tentative="1">
+      <w:start w:val="1"/>
+      <w:numFmt w:val="bullet"/>
+      <w:lvlText w:val=""/>
+      <w:lvlJc w:val="left"/>
+      <w:pPr>
+        <w:tabs>
+          <w:tab w:val="num" w:pos="1440"/>
+        </w:tabs>
+        <w:ind w:left="1440" w:hanging="360"/>
+      </w:pPr>
+      <w:rPr>
+        <w:rFonts w:ascii="Symbol" w:hAnsi="Symbol" w:hint="default"/>
+        <w:sz w:val="20"/>
+      </w:rPr>
+    </w:lvl>
+    <w:lvl w:ilvl="2" w:tentative="1">
+      <w:start w:val="1"/>
+      <w:numFmt w:val="bullet"/>
+      <w:lvlText w:val=""/>
+      <w:lvlJc w:val="left"/>
+      <w:pPr>
+        <w:tabs>
+          <w:tab w:val="num" w:pos="2160"/>
+        </w:tabs>
+        <w:ind w:left="2160" w:hanging="360"/>
+      </w:pPr>
+      <w:rPr>
+        <w:rFonts w:ascii="Symbol" w:hAnsi="Symbol" w:hint="default"/>
+        <w:sz w:val="20"/>
+      </w:rPr>
+    </w:lvl>
+    <w:lvl w:ilvl="3" w:tentative="1">
+      <w:start w:val="1"/>
+      <w:numFmt w:val="bullet"/>
+      <w:lvlText w:val=""/>
+      <w:lvlJc w:val="left"/>
+      <w:pPr>
+        <w:tabs>
+          <w:tab w:val="num" w:pos="2880"/>
+        </w:tabs>
+        <w:ind w:left="2880" w:hanging="360"/>
+      </w:pPr>
+      <w:rPr>
+        <w:rFonts w:ascii="Symbol" w:hAnsi="Symbol" w:hint="default"/>
+        <w:sz w:val="20"/>
+      </w:rPr>
+    </w:lvl>
+    <w:lvl w:ilvl="4" w:tentative="1">
+      <w:start w:val="1"/>
+      <w:numFmt w:val="bullet"/>
+      <w:lvlText w:val=""/>
+      <w:lvlJc w:val="left"/>
+      <w:pPr>
+        <w:tabs>
+          <w:tab w:val="num" w:pos="3600"/>
+        </w:tabs>
+        <w:ind w:left="3600" w:hanging="360"/>
+      </w:pPr>
+      <w:rPr>
+        <w:rFonts w:ascii="Symbol" w:hAnsi="Symbol" w:hint="default"/>
+        <w:sz w:val="20"/>
+      </w:rPr>
+    </w:lvl>
+    <w:lvl w:ilvl="5" w:tentative="1">
+      <w:start w:val="1"/>
+      <w:numFmt w:val="bullet"/>
+      <w:lvlText w:val=""/>
+      <w:lvlJc w:val="left"/>
+      <w:pPr>
+        <w:tabs>
+          <w:tab w:val="num" w:pos="4320"/>
+        </w:tabs>
+        <w:ind w:left="4320" w:hanging="360"/>
+      </w:pPr>
+      <w:rPr>
+        <w:rFonts w:ascii="Symbol" w:hAnsi="Symbol" w:hint="default"/>
+        <w:sz w:val="20"/>
+      </w:rPr>
+    </w:lvl>
+    <w:lvl w:ilvl="6" w:tentative="1">
+      <w:start w:val="1"/>
+      <w:numFmt w:val="bullet"/>
+      <w:lvlText w:val=""/>
+      <w:lvlJc w:val="left"/>
+      <w:pPr>
+        <w:tabs>
+          <w:tab w:val="num" w:pos="5040"/>
+        </w:tabs>
+        <w:ind w:left="5040" w:hanging="360"/>
+      </w:pPr>
+      <w:rPr>
+        <w:rFonts w:ascii="Symbol" w:hAnsi="Symbol" w:hint="default"/>
+        <w:sz w:val="20"/>
+      </w:rPr>
+    </w:lvl>
+    <w:lvl w:ilvl="7" w:tentative="1">
+      <w:start w:val="1"/>
+      <w:numFmt w:val="bullet"/>
+      <w:lvlText w:val=""/>
+      <w:lvlJc w:val="left"/>
+      <w:pPr>
+        <w:tabs>
+          <w:tab w:val="num" w:pos="5760"/>
+        </w:tabs>
+        <w:ind w:left="5760" w:hanging="360"/>
+      </w:pPr>
+      <w:rPr>
+        <w:rFonts w:ascii="Symbol" w:hAnsi="Symbol" w:hint="default"/>
+        <w:sz w:val="20"/>
+      </w:rPr>
+    </w:lvl>
+    <w:lvl w:ilvl="8" w:tentative="1">
+      <w:start w:val="1"/>
+      <w:numFmt w:val="bullet"/>
+      <w:lvlText w:val=""/>
+      <w:lvlJc w:val="left"/>
+      <w:pPr>
+        <w:tabs>
+          <w:tab w:val="num" w:pos="6480"/>
+        </w:tabs>
+        <w:ind w:left="6480" w:hanging="360"/>
+      </w:pPr>
+      <w:rPr>
+        <w:rFonts w:ascii="Symbol" w:hAnsi="Symbol" w:hint="default"/>
+        <w:sz w:val="20"/>
+      </w:rPr>
+    </w:lvl>
+  </w:abstractNum>
+  <w:abstractNum w:abstractNumId="1" w15:restartNumberingAfterBreak="0">
     <w:nsid w:val="09E6631D"/>
     <w:multiLevelType w:val="multilevel"/>
     <w:tmpl w:val="4E929B24"/>
@@ -31115,7 +32450,7 @@
       </w:rPr>
     </w:lvl>
   </w:abstractNum>
-  <w:abstractNum w:abstractNumId="1" w15:restartNumberingAfterBreak="0">
+  <w:abstractNum w:abstractNumId="2" w15:restartNumberingAfterBreak="0">
     <w:nsid w:val="0AA16EB4"/>
     <w:multiLevelType w:val="multilevel"/>
     <w:tmpl w:val="612E9132"/>
@@ -31264,7 +32599,7 @@
       </w:rPr>
     </w:lvl>
   </w:abstractNum>
-  <w:abstractNum w:abstractNumId="2" w15:restartNumberingAfterBreak="0">
+  <w:abstractNum w:abstractNumId="3" w15:restartNumberingAfterBreak="0">
     <w:nsid w:val="0C8C16C4"/>
     <w:multiLevelType w:val="multilevel"/>
     <w:tmpl w:val="1410004E"/>
@@ -31413,7 +32748,7 @@
       </w:rPr>
     </w:lvl>
   </w:abstractNum>
-  <w:abstractNum w:abstractNumId="3" w15:restartNumberingAfterBreak="0">
+  <w:abstractNum w:abstractNumId="4" w15:restartNumberingAfterBreak="0">
     <w:nsid w:val="15743D61"/>
     <w:multiLevelType w:val="multilevel"/>
     <w:tmpl w:val="CC7A0EEE"/>
@@ -31562,7 +32897,7 @@
       </w:rPr>
     </w:lvl>
   </w:abstractNum>
-  <w:abstractNum w:abstractNumId="4" w15:restartNumberingAfterBreak="0">
+  <w:abstractNum w:abstractNumId="5" w15:restartNumberingAfterBreak="0">
     <w:nsid w:val="1711095D"/>
     <w:multiLevelType w:val="multilevel"/>
     <w:tmpl w:val="ECE25EB2"/>
@@ -31711,7 +33046,7 @@
       </w:rPr>
     </w:lvl>
   </w:abstractNum>
-  <w:abstractNum w:abstractNumId="5" w15:restartNumberingAfterBreak="0">
+  <w:abstractNum w:abstractNumId="6" w15:restartNumberingAfterBreak="0">
     <w:nsid w:val="1823256D"/>
     <w:multiLevelType w:val="multilevel"/>
     <w:tmpl w:val="1994817E"/>
@@ -31860,7 +33195,7 @@
       </w:rPr>
     </w:lvl>
   </w:abstractNum>
-  <w:abstractNum w:abstractNumId="6" w15:restartNumberingAfterBreak="0">
+  <w:abstractNum w:abstractNumId="7" w15:restartNumberingAfterBreak="0">
     <w:nsid w:val="198650B5"/>
     <w:multiLevelType w:val="multilevel"/>
     <w:tmpl w:val="D4EE3418"/>
@@ -32009,7 +33344,7 @@
       </w:rPr>
     </w:lvl>
   </w:abstractNum>
-  <w:abstractNum w:abstractNumId="7" w15:restartNumberingAfterBreak="0">
+  <w:abstractNum w:abstractNumId="8" w15:restartNumberingAfterBreak="0">
     <w:nsid w:val="1BB11E7C"/>
     <w:multiLevelType w:val="multilevel"/>
     <w:tmpl w:val="8862B9D0"/>
@@ -32158,7 +33493,7 @@
       </w:rPr>
     </w:lvl>
   </w:abstractNum>
-  <w:abstractNum w:abstractNumId="8" w15:restartNumberingAfterBreak="0">
+  <w:abstractNum w:abstractNumId="9" w15:restartNumberingAfterBreak="0">
     <w:nsid w:val="1C407C76"/>
     <w:multiLevelType w:val="multilevel"/>
     <w:tmpl w:val="32D4583A"/>
@@ -32307,7 +33642,7 @@
       </w:rPr>
     </w:lvl>
   </w:abstractNum>
-  <w:abstractNum w:abstractNumId="9" w15:restartNumberingAfterBreak="0">
+  <w:abstractNum w:abstractNumId="10" w15:restartNumberingAfterBreak="0">
     <w:nsid w:val="1E0A1351"/>
     <w:multiLevelType w:val="multilevel"/>
     <w:tmpl w:val="593A95DA"/>
@@ -32456,7 +33791,7 @@
       </w:rPr>
     </w:lvl>
   </w:abstractNum>
-  <w:abstractNum w:abstractNumId="10" w15:restartNumberingAfterBreak="0">
+  <w:abstractNum w:abstractNumId="11" w15:restartNumberingAfterBreak="0">
     <w:nsid w:val="1E863764"/>
     <w:multiLevelType w:val="multilevel"/>
     <w:tmpl w:val="87A40D34"/>
@@ -32605,7 +33940,7 @@
       </w:rPr>
     </w:lvl>
   </w:abstractNum>
-  <w:abstractNum w:abstractNumId="11" w15:restartNumberingAfterBreak="0">
+  <w:abstractNum w:abstractNumId="12" w15:restartNumberingAfterBreak="0">
     <w:nsid w:val="210A2804"/>
     <w:multiLevelType w:val="multilevel"/>
     <w:tmpl w:val="1856FE3E"/>
@@ -32724,7 +34059,7 @@
       </w:rPr>
     </w:lvl>
   </w:abstractNum>
-  <w:abstractNum w:abstractNumId="12" w15:restartNumberingAfterBreak="0">
+  <w:abstractNum w:abstractNumId="13" w15:restartNumberingAfterBreak="0">
     <w:nsid w:val="214D40BC"/>
     <w:multiLevelType w:val="hybridMultilevel"/>
     <w:tmpl w:val="754A09CE"/>
@@ -32837,7 +34172,7 @@
       </w:rPr>
     </w:lvl>
   </w:abstractNum>
-  <w:abstractNum w:abstractNumId="13" w15:restartNumberingAfterBreak="0">
+  <w:abstractNum w:abstractNumId="14" w15:restartNumberingAfterBreak="0">
     <w:nsid w:val="23C9099C"/>
     <w:multiLevelType w:val="multilevel"/>
     <w:tmpl w:val="C69CE314"/>
@@ -32986,7 +34321,156 @@
       </w:rPr>
     </w:lvl>
   </w:abstractNum>
-  <w:abstractNum w:abstractNumId="14" w15:restartNumberingAfterBreak="0">
+  <w:abstractNum w:abstractNumId="15" w15:restartNumberingAfterBreak="0">
+    <w:nsid w:val="24601D19"/>
+    <w:multiLevelType w:val="multilevel"/>
+    <w:tmpl w:val="16786650"/>
+    <w:lvl w:ilvl="0">
+      <w:start w:val="1"/>
+      <w:numFmt w:val="bullet"/>
+      <w:lvlText w:val=""/>
+      <w:lvlJc w:val="left"/>
+      <w:pPr>
+        <w:tabs>
+          <w:tab w:val="num" w:pos="720"/>
+        </w:tabs>
+        <w:ind w:left="720" w:hanging="360"/>
+      </w:pPr>
+      <w:rPr>
+        <w:rFonts w:ascii="Symbol" w:hAnsi="Symbol" w:hint="default"/>
+        <w:sz w:val="20"/>
+      </w:rPr>
+    </w:lvl>
+    <w:lvl w:ilvl="1" w:tentative="1">
+      <w:start w:val="1"/>
+      <w:numFmt w:val="bullet"/>
+      <w:lvlText w:val=""/>
+      <w:lvlJc w:val="left"/>
+      <w:pPr>
+        <w:tabs>
+          <w:tab w:val="num" w:pos="1440"/>
+        </w:tabs>
+        <w:ind w:left="1440" w:hanging="360"/>
+      </w:pPr>
+      <w:rPr>
+        <w:rFonts w:ascii="Symbol" w:hAnsi="Symbol" w:hint="default"/>
+        <w:sz w:val="20"/>
+      </w:rPr>
+    </w:lvl>
+    <w:lvl w:ilvl="2" w:tentative="1">
+      <w:start w:val="1"/>
+      <w:numFmt w:val="bullet"/>
+      <w:lvlText w:val=""/>
+      <w:lvlJc w:val="left"/>
+      <w:pPr>
+        <w:tabs>
+          <w:tab w:val="num" w:pos="2160"/>
+        </w:tabs>
+        <w:ind w:left="2160" w:hanging="360"/>
+      </w:pPr>
+      <w:rPr>
+        <w:rFonts w:ascii="Symbol" w:hAnsi="Symbol" w:hint="default"/>
+        <w:sz w:val="20"/>
+      </w:rPr>
+    </w:lvl>
+    <w:lvl w:ilvl="3" w:tentative="1">
+      <w:start w:val="1"/>
+      <w:numFmt w:val="bullet"/>
+      <w:lvlText w:val=""/>
+      <w:lvlJc w:val="left"/>
+      <w:pPr>
+        <w:tabs>
+          <w:tab w:val="num" w:pos="2880"/>
+        </w:tabs>
+        <w:ind w:left="2880" w:hanging="360"/>
+      </w:pPr>
+      <w:rPr>
+        <w:rFonts w:ascii="Symbol" w:hAnsi="Symbol" w:hint="default"/>
+        <w:sz w:val="20"/>
+      </w:rPr>
+    </w:lvl>
+    <w:lvl w:ilvl="4" w:tentative="1">
+      <w:start w:val="1"/>
+      <w:numFmt w:val="bullet"/>
+      <w:lvlText w:val=""/>
+      <w:lvlJc w:val="left"/>
+      <w:pPr>
+        <w:tabs>
+          <w:tab w:val="num" w:pos="3600"/>
+        </w:tabs>
+        <w:ind w:left="3600" w:hanging="360"/>
+      </w:pPr>
+      <w:rPr>
+        <w:rFonts w:ascii="Symbol" w:hAnsi="Symbol" w:hint="default"/>
+        <w:sz w:val="20"/>
+      </w:rPr>
+    </w:lvl>
+    <w:lvl w:ilvl="5" w:tentative="1">
+      <w:start w:val="1"/>
+      <w:numFmt w:val="bullet"/>
+      <w:lvlText w:val=""/>
+      <w:lvlJc w:val="left"/>
+      <w:pPr>
+        <w:tabs>
+          <w:tab w:val="num" w:pos="4320"/>
+        </w:tabs>
+        <w:ind w:left="4320" w:hanging="360"/>
+      </w:pPr>
+      <w:rPr>
+        <w:rFonts w:ascii="Symbol" w:hAnsi="Symbol" w:hint="default"/>
+        <w:sz w:val="20"/>
+      </w:rPr>
+    </w:lvl>
+    <w:lvl w:ilvl="6" w:tentative="1">
+      <w:start w:val="1"/>
+      <w:numFmt w:val="bullet"/>
+      <w:lvlText w:val=""/>
+      <w:lvlJc w:val="left"/>
+      <w:pPr>
+        <w:tabs>
+          <w:tab w:val="num" w:pos="5040"/>
+        </w:tabs>
+        <w:ind w:left="5040" w:hanging="360"/>
+      </w:pPr>
+      <w:rPr>
+        <w:rFonts w:ascii="Symbol" w:hAnsi="Symbol" w:hint="default"/>
+        <w:sz w:val="20"/>
+      </w:rPr>
+    </w:lvl>
+    <w:lvl w:ilvl="7" w:tentative="1">
+      <w:start w:val="1"/>
+      <w:numFmt w:val="bullet"/>
+      <w:lvlText w:val=""/>
+      <w:lvlJc w:val="left"/>
+      <w:pPr>
+        <w:tabs>
+          <w:tab w:val="num" w:pos="5760"/>
+        </w:tabs>
+        <w:ind w:left="5760" w:hanging="360"/>
+      </w:pPr>
+      <w:rPr>
+        <w:rFonts w:ascii="Symbol" w:hAnsi="Symbol" w:hint="default"/>
+        <w:sz w:val="20"/>
+      </w:rPr>
+    </w:lvl>
+    <w:lvl w:ilvl="8" w:tentative="1">
+      <w:start w:val="1"/>
+      <w:numFmt w:val="bullet"/>
+      <w:lvlText w:val=""/>
+      <w:lvlJc w:val="left"/>
+      <w:pPr>
+        <w:tabs>
+          <w:tab w:val="num" w:pos="6480"/>
+        </w:tabs>
+        <w:ind w:left="6480" w:hanging="360"/>
+      </w:pPr>
+      <w:rPr>
+        <w:rFonts w:ascii="Symbol" w:hAnsi="Symbol" w:hint="default"/>
+        <w:sz w:val="20"/>
+      </w:rPr>
+    </w:lvl>
+  </w:abstractNum>
+  <w:abstractNum w:abstractNumId="16" w15:restartNumberingAfterBreak="0">
     <w:nsid w:val="249637BE"/>
     <w:multiLevelType w:val="multilevel"/>
     <w:tmpl w:val="63180B8A"/>
@@ -33135,7 +34619,7 @@
       </w:rPr>
     </w:lvl>
   </w:abstractNum>
-  <w:abstractNum w:abstractNumId="15" w15:restartNumberingAfterBreak="0">
+  <w:abstractNum w:abstractNumId="17" w15:restartNumberingAfterBreak="0">
     <w:nsid w:val="289A4DA0"/>
     <w:multiLevelType w:val="multilevel"/>
     <w:tmpl w:val="6C382CC6"/>
@@ -33284,7 +34768,7 @@
       </w:rPr>
     </w:lvl>
   </w:abstractNum>
-  <w:abstractNum w:abstractNumId="16" w15:restartNumberingAfterBreak="0">
+  <w:abstractNum w:abstractNumId="18" w15:restartNumberingAfterBreak="0">
     <w:nsid w:val="2C7C5D33"/>
     <w:multiLevelType w:val="multilevel"/>
     <w:tmpl w:val="94A4DBD6"/>
@@ -33433,7 +34917,7 @@
       </w:rPr>
     </w:lvl>
   </w:abstractNum>
-  <w:abstractNum w:abstractNumId="17" w15:restartNumberingAfterBreak="0">
+  <w:abstractNum w:abstractNumId="19" w15:restartNumberingAfterBreak="0">
     <w:nsid w:val="2C8D66D3"/>
     <w:multiLevelType w:val="multilevel"/>
     <w:tmpl w:val="F9443F2C"/>
@@ -33582,7 +35066,7 @@
       </w:rPr>
     </w:lvl>
   </w:abstractNum>
-  <w:abstractNum w:abstractNumId="18" w15:restartNumberingAfterBreak="0">
+  <w:abstractNum w:abstractNumId="20" w15:restartNumberingAfterBreak="0">
     <w:nsid w:val="32812BED"/>
     <w:multiLevelType w:val="multilevel"/>
     <w:tmpl w:val="B94412DC"/>
@@ -33731,7 +35215,7 @@
       </w:rPr>
     </w:lvl>
   </w:abstractNum>
-  <w:abstractNum w:abstractNumId="19" w15:restartNumberingAfterBreak="0">
+  <w:abstractNum w:abstractNumId="21" w15:restartNumberingAfterBreak="0">
     <w:nsid w:val="336B534F"/>
     <w:multiLevelType w:val="multilevel"/>
     <w:tmpl w:val="9F6A114A"/>
@@ -33880,7 +35364,7 @@
       </w:rPr>
     </w:lvl>
   </w:abstractNum>
-  <w:abstractNum w:abstractNumId="20" w15:restartNumberingAfterBreak="0">
+  <w:abstractNum w:abstractNumId="22" w15:restartNumberingAfterBreak="0">
     <w:nsid w:val="33FE52B3"/>
     <w:multiLevelType w:val="multilevel"/>
     <w:tmpl w:val="A93601C0"/>
@@ -34029,7 +35513,7 @@
       </w:rPr>
     </w:lvl>
   </w:abstractNum>
-  <w:abstractNum w:abstractNumId="21" w15:restartNumberingAfterBreak="0">
+  <w:abstractNum w:abstractNumId="23" w15:restartNumberingAfterBreak="0">
     <w:nsid w:val="3AB914D9"/>
     <w:multiLevelType w:val="multilevel"/>
     <w:tmpl w:val="12E4F2BA"/>
@@ -34178,7 +35662,7 @@
       </w:rPr>
     </w:lvl>
   </w:abstractNum>
-  <w:abstractNum w:abstractNumId="22" w15:restartNumberingAfterBreak="0">
+  <w:abstractNum w:abstractNumId="24" w15:restartNumberingAfterBreak="0">
     <w:nsid w:val="3D94220C"/>
     <w:multiLevelType w:val="multilevel"/>
     <w:tmpl w:val="D536FCFA"/>
@@ -34327,7 +35811,7 @@
       </w:rPr>
     </w:lvl>
   </w:abstractNum>
-  <w:abstractNum w:abstractNumId="23" w15:restartNumberingAfterBreak="0">
+  <w:abstractNum w:abstractNumId="25" w15:restartNumberingAfterBreak="0">
     <w:nsid w:val="3E340544"/>
     <w:multiLevelType w:val="multilevel"/>
     <w:tmpl w:val="7278BE82"/>
@@ -34440,7 +35924,7 @@
       </w:pPr>
     </w:lvl>
   </w:abstractNum>
-  <w:abstractNum w:abstractNumId="24" w15:restartNumberingAfterBreak="0">
+  <w:abstractNum w:abstractNumId="26" w15:restartNumberingAfterBreak="0">
     <w:nsid w:val="3F0314EB"/>
     <w:multiLevelType w:val="multilevel"/>
     <w:tmpl w:val="80A6D692"/>
@@ -34589,7 +36073,7 @@
       </w:rPr>
     </w:lvl>
   </w:abstractNum>
-  <w:abstractNum w:abstractNumId="25" w15:restartNumberingAfterBreak="0">
+  <w:abstractNum w:abstractNumId="27" w15:restartNumberingAfterBreak="0">
     <w:nsid w:val="404B4754"/>
     <w:multiLevelType w:val="multilevel"/>
     <w:tmpl w:val="64AE03B8"/>
@@ -34738,7 +36222,7 @@
       </w:rPr>
     </w:lvl>
   </w:abstractNum>
-  <w:abstractNum w:abstractNumId="26" w15:restartNumberingAfterBreak="0">
+  <w:abstractNum w:abstractNumId="28" w15:restartNumberingAfterBreak="0">
     <w:nsid w:val="490D2D87"/>
     <w:multiLevelType w:val="multilevel"/>
     <w:tmpl w:val="8078FE62"/>
@@ -34887,7 +36371,156 @@
       </w:rPr>
     </w:lvl>
   </w:abstractNum>
-  <w:abstractNum w:abstractNumId="27" w15:restartNumberingAfterBreak="0">
+  <w:abstractNum w:abstractNumId="29" w15:restartNumberingAfterBreak="0">
+    <w:nsid w:val="491162C9"/>
+    <w:multiLevelType w:val="multilevel"/>
+    <w:tmpl w:val="0234E036"/>
+    <w:lvl w:ilvl="0">
+      <w:start w:val="1"/>
+      <w:numFmt w:val="bullet"/>
+      <w:lvlText w:val=""/>
+      <w:lvlJc w:val="left"/>
+      <w:pPr>
+        <w:tabs>
+          <w:tab w:val="num" w:pos="720"/>
+        </w:tabs>
+        <w:ind w:left="720" w:hanging="360"/>
+      </w:pPr>
+      <w:rPr>
+        <w:rFonts w:ascii="Symbol" w:hAnsi="Symbol" w:hint="default"/>
+        <w:sz w:val="20"/>
+      </w:rPr>
+    </w:lvl>
+    <w:lvl w:ilvl="1" w:tentative="1">
+      <w:start w:val="1"/>
+      <w:numFmt w:val="bullet"/>
+      <w:lvlText w:val=""/>
+      <w:lvlJc w:val="left"/>
+      <w:pPr>
+        <w:tabs>
+          <w:tab w:val="num" w:pos="1440"/>
+        </w:tabs>
+        <w:ind w:left="1440" w:hanging="360"/>
+      </w:pPr>
+      <w:rPr>
+        <w:rFonts w:ascii="Symbol" w:hAnsi="Symbol" w:hint="default"/>
+        <w:sz w:val="20"/>
+      </w:rPr>
+    </w:lvl>
+    <w:lvl w:ilvl="2" w:tentative="1">
+      <w:start w:val="1"/>
+      <w:numFmt w:val="bullet"/>
+      <w:lvlText w:val=""/>
+      <w:lvlJc w:val="left"/>
+      <w:pPr>
+        <w:tabs>
+          <w:tab w:val="num" w:pos="2160"/>
+        </w:tabs>
+        <w:ind w:left="2160" w:hanging="360"/>
+      </w:pPr>
+      <w:rPr>
+        <w:rFonts w:ascii="Symbol" w:hAnsi="Symbol" w:hint="default"/>
+        <w:sz w:val="20"/>
+      </w:rPr>
+    </w:lvl>
+    <w:lvl w:ilvl="3" w:tentative="1">
+      <w:start w:val="1"/>
+      <w:numFmt w:val="bullet"/>
+      <w:lvlText w:val=""/>
+      <w:lvlJc w:val="left"/>
+      <w:pPr>
+        <w:tabs>
+          <w:tab w:val="num" w:pos="2880"/>
+        </w:tabs>
+        <w:ind w:left="2880" w:hanging="360"/>
+      </w:pPr>
+      <w:rPr>
+        <w:rFonts w:ascii="Symbol" w:hAnsi="Symbol" w:hint="default"/>
+        <w:sz w:val="20"/>
+      </w:rPr>
+    </w:lvl>
+    <w:lvl w:ilvl="4" w:tentative="1">
+      <w:start w:val="1"/>
+      <w:numFmt w:val="bullet"/>
+      <w:lvlText w:val=""/>
+      <w:lvlJc w:val="left"/>
+      <w:pPr>
+        <w:tabs>
+          <w:tab w:val="num" w:pos="3600"/>
+        </w:tabs>
+        <w:ind w:left="3600" w:hanging="360"/>
+      </w:pPr>
+      <w:rPr>
+        <w:rFonts w:ascii="Symbol" w:hAnsi="Symbol" w:hint="default"/>
+        <w:sz w:val="20"/>
+      </w:rPr>
+    </w:lvl>
+    <w:lvl w:ilvl="5" w:tentative="1">
+      <w:start w:val="1"/>
+      <w:numFmt w:val="bullet"/>
+      <w:lvlText w:val=""/>
+      <w:lvlJc w:val="left"/>
+      <w:pPr>
+        <w:tabs>
+          <w:tab w:val="num" w:pos="4320"/>
+        </w:tabs>
+        <w:ind w:left="4320" w:hanging="360"/>
+      </w:pPr>
+      <w:rPr>
+        <w:rFonts w:ascii="Symbol" w:hAnsi="Symbol" w:hint="default"/>
+        <w:sz w:val="20"/>
+      </w:rPr>
+    </w:lvl>
+    <w:lvl w:ilvl="6" w:tentative="1">
+      <w:start w:val="1"/>
+      <w:numFmt w:val="bullet"/>
+      <w:lvlText w:val=""/>
+      <w:lvlJc w:val="left"/>
+      <w:pPr>
+        <w:tabs>
+          <w:tab w:val="num" w:pos="5040"/>
+        </w:tabs>
+        <w:ind w:left="5040" w:hanging="360"/>
+      </w:pPr>
+      <w:rPr>
+        <w:rFonts w:ascii="Symbol" w:hAnsi="Symbol" w:hint="default"/>
+        <w:sz w:val="20"/>
+      </w:rPr>
+    </w:lvl>
+    <w:lvl w:ilvl="7" w:tentative="1">
+      <w:start w:val="1"/>
+      <w:numFmt w:val="bullet"/>
+      <w:lvlText w:val=""/>
+      <w:lvlJc w:val="left"/>
+      <w:pPr>
+        <w:tabs>
+          <w:tab w:val="num" w:pos="5760"/>
+        </w:tabs>
+        <w:ind w:left="5760" w:hanging="360"/>
+      </w:pPr>
+      <w:rPr>
+        <w:rFonts w:ascii="Symbol" w:hAnsi="Symbol" w:hint="default"/>
+        <w:sz w:val="20"/>
+      </w:rPr>
+    </w:lvl>
+    <w:lvl w:ilvl="8" w:tentative="1">
+      <w:start w:val="1"/>
+      <w:numFmt w:val="bullet"/>
+      <w:lvlText w:val=""/>
+      <w:lvlJc w:val="left"/>
+      <w:pPr>
+        <w:tabs>
+          <w:tab w:val="num" w:pos="6480"/>
+        </w:tabs>
+        <w:ind w:left="6480" w:hanging="360"/>
+      </w:pPr>
+      <w:rPr>
+        <w:rFonts w:ascii="Symbol" w:hAnsi="Symbol" w:hint="default"/>
+        <w:sz w:val="20"/>
+      </w:rPr>
+    </w:lvl>
+  </w:abstractNum>
+  <w:abstractNum w:abstractNumId="30" w15:restartNumberingAfterBreak="0">
     <w:nsid w:val="4AC22F83"/>
     <w:multiLevelType w:val="multilevel"/>
     <w:tmpl w:val="E01AFE56"/>
@@ -35036,7 +36669,156 @@
       </w:rPr>
     </w:lvl>
   </w:abstractNum>
-  <w:abstractNum w:abstractNumId="28" w15:restartNumberingAfterBreak="0">
+  <w:abstractNum w:abstractNumId="31" w15:restartNumberingAfterBreak="0">
+    <w:nsid w:val="4BAA6EFA"/>
+    <w:multiLevelType w:val="multilevel"/>
+    <w:tmpl w:val="74C65604"/>
+    <w:lvl w:ilvl="0">
+      <w:start w:val="1"/>
+      <w:numFmt w:val="bullet"/>
+      <w:lvlText w:val=""/>
+      <w:lvlJc w:val="left"/>
+      <w:pPr>
+        <w:tabs>
+          <w:tab w:val="num" w:pos="720"/>
+        </w:tabs>
+        <w:ind w:left="720" w:hanging="360"/>
+      </w:pPr>
+      <w:rPr>
+        <w:rFonts w:ascii="Symbol" w:hAnsi="Symbol" w:hint="default"/>
+        <w:sz w:val="20"/>
+      </w:rPr>
+    </w:lvl>
+    <w:lvl w:ilvl="1" w:tentative="1">
+      <w:start w:val="1"/>
+      <w:numFmt w:val="bullet"/>
+      <w:lvlText w:val=""/>
+      <w:lvlJc w:val="left"/>
+      <w:pPr>
+        <w:tabs>
+          <w:tab w:val="num" w:pos="1440"/>
+        </w:tabs>
+        <w:ind w:left="1440" w:hanging="360"/>
+      </w:pPr>
+      <w:rPr>
+        <w:rFonts w:ascii="Symbol" w:hAnsi="Symbol" w:hint="default"/>
+        <w:sz w:val="20"/>
+      </w:rPr>
+    </w:lvl>
+    <w:lvl w:ilvl="2" w:tentative="1">
+      <w:start w:val="1"/>
+      <w:numFmt w:val="bullet"/>
+      <w:lvlText w:val=""/>
+      <w:lvlJc w:val="left"/>
+      <w:pPr>
+        <w:tabs>
+          <w:tab w:val="num" w:pos="2160"/>
+        </w:tabs>
+        <w:ind w:left="2160" w:hanging="360"/>
+      </w:pPr>
+      <w:rPr>
+        <w:rFonts w:ascii="Symbol" w:hAnsi="Symbol" w:hint="default"/>
+        <w:sz w:val="20"/>
+      </w:rPr>
+    </w:lvl>
+    <w:lvl w:ilvl="3" w:tentative="1">
+      <w:start w:val="1"/>
+      <w:numFmt w:val="bullet"/>
+      <w:lvlText w:val=""/>
+      <w:lvlJc w:val="left"/>
+      <w:pPr>
+        <w:tabs>
+          <w:tab w:val="num" w:pos="2880"/>
+        </w:tabs>
+        <w:ind w:left="2880" w:hanging="360"/>
+      </w:pPr>
+      <w:rPr>
+        <w:rFonts w:ascii="Symbol" w:hAnsi="Symbol" w:hint="default"/>
+        <w:sz w:val="20"/>
+      </w:rPr>
+    </w:lvl>
+    <w:lvl w:ilvl="4" w:tentative="1">
+      <w:start w:val="1"/>
+      <w:numFmt w:val="bullet"/>
+      <w:lvlText w:val=""/>
+      <w:lvlJc w:val="left"/>
+      <w:pPr>
+        <w:tabs>
+          <w:tab w:val="num" w:pos="3600"/>
+        </w:tabs>
+        <w:ind w:left="3600" w:hanging="360"/>
+      </w:pPr>
+      <w:rPr>
+        <w:rFonts w:ascii="Symbol" w:hAnsi="Symbol" w:hint="default"/>
+        <w:sz w:val="20"/>
+      </w:rPr>
+    </w:lvl>
+    <w:lvl w:ilvl="5" w:tentative="1">
+      <w:start w:val="1"/>
+      <w:numFmt w:val="bullet"/>
+      <w:lvlText w:val=""/>
+      <w:lvlJc w:val="left"/>
+      <w:pPr>
+        <w:tabs>
+          <w:tab w:val="num" w:pos="4320"/>
+        </w:tabs>
+        <w:ind w:left="4320" w:hanging="360"/>
+      </w:pPr>
+      <w:rPr>
+        <w:rFonts w:ascii="Symbol" w:hAnsi="Symbol" w:hint="default"/>
+        <w:sz w:val="20"/>
+      </w:rPr>
+    </w:lvl>
+    <w:lvl w:ilvl="6" w:tentative="1">
+      <w:start w:val="1"/>
+      <w:numFmt w:val="bullet"/>
+      <w:lvlText w:val=""/>
+      <w:lvlJc w:val="left"/>
+      <w:pPr>
+        <w:tabs>
+          <w:tab w:val="num" w:pos="5040"/>
+        </w:tabs>
+        <w:ind w:left="5040" w:hanging="360"/>
+      </w:pPr>
+      <w:rPr>
+        <w:rFonts w:ascii="Symbol" w:hAnsi="Symbol" w:hint="default"/>
+        <w:sz w:val="20"/>
+      </w:rPr>
+    </w:lvl>
+    <w:lvl w:ilvl="7" w:tentative="1">
+      <w:start w:val="1"/>
+      <w:numFmt w:val="bullet"/>
+      <w:lvlText w:val=""/>
+      <w:lvlJc w:val="left"/>
+      <w:pPr>
+        <w:tabs>
+          <w:tab w:val="num" w:pos="5760"/>
+        </w:tabs>
+        <w:ind w:left="5760" w:hanging="360"/>
+      </w:pPr>
+      <w:rPr>
+        <w:rFonts w:ascii="Symbol" w:hAnsi="Symbol" w:hint="default"/>
+        <w:sz w:val="20"/>
+      </w:rPr>
+    </w:lvl>
+    <w:lvl w:ilvl="8" w:tentative="1">
+      <w:start w:val="1"/>
+      <w:numFmt w:val="bullet"/>
+      <w:lvlText w:val=""/>
+      <w:lvlJc w:val="left"/>
+      <w:pPr>
+        <w:tabs>
+          <w:tab w:val="num" w:pos="6480"/>
+        </w:tabs>
+        <w:ind w:left="6480" w:hanging="360"/>
+      </w:pPr>
+      <w:rPr>
+        <w:rFonts w:ascii="Symbol" w:hAnsi="Symbol" w:hint="default"/>
+        <w:sz w:val="20"/>
+      </w:rPr>
+    </w:lvl>
+  </w:abstractNum>
+  <w:abstractNum w:abstractNumId="32" w15:restartNumberingAfterBreak="0">
     <w:nsid w:val="4BDC7264"/>
     <w:multiLevelType w:val="multilevel"/>
     <w:tmpl w:val="5BD222FA"/>
@@ -35185,7 +36967,7 @@
       </w:rPr>
     </w:lvl>
   </w:abstractNum>
-  <w:abstractNum w:abstractNumId="29" w15:restartNumberingAfterBreak="0">
+  <w:abstractNum w:abstractNumId="33" w15:restartNumberingAfterBreak="0">
     <w:nsid w:val="4BF3723A"/>
     <w:multiLevelType w:val="multilevel"/>
     <w:tmpl w:val="D3C00004"/>
@@ -35334,7 +37116,7 @@
       </w:rPr>
     </w:lvl>
   </w:abstractNum>
-  <w:abstractNum w:abstractNumId="30" w15:restartNumberingAfterBreak="0">
+  <w:abstractNum w:abstractNumId="34" w15:restartNumberingAfterBreak="0">
     <w:nsid w:val="4CE94511"/>
     <w:multiLevelType w:val="multilevel"/>
     <w:tmpl w:val="9E16573A"/>
@@ -35483,7 +37265,7 @@
       </w:rPr>
     </w:lvl>
   </w:abstractNum>
-  <w:abstractNum w:abstractNumId="31" w15:restartNumberingAfterBreak="0">
+  <w:abstractNum w:abstractNumId="35" w15:restartNumberingAfterBreak="0">
     <w:nsid w:val="516E2F63"/>
     <w:multiLevelType w:val="multilevel"/>
     <w:tmpl w:val="2DF8C730"/>
@@ -35632,7 +37414,7 @@
       </w:rPr>
     </w:lvl>
   </w:abstractNum>
-  <w:abstractNum w:abstractNumId="32" w15:restartNumberingAfterBreak="0">
+  <w:abstractNum w:abstractNumId="36" w15:restartNumberingAfterBreak="0">
     <w:nsid w:val="588665E5"/>
     <w:multiLevelType w:val="multilevel"/>
     <w:tmpl w:val="BE50A528"/>
@@ -35781,7 +37563,7 @@
       </w:rPr>
     </w:lvl>
   </w:abstractNum>
-  <w:abstractNum w:abstractNumId="33" w15:restartNumberingAfterBreak="0">
+  <w:abstractNum w:abstractNumId="37" w15:restartNumberingAfterBreak="0">
     <w:nsid w:val="58D663C3"/>
     <w:multiLevelType w:val="multilevel"/>
     <w:tmpl w:val="DD5EE852"/>
@@ -35930,7 +37712,7 @@
       </w:rPr>
     </w:lvl>
   </w:abstractNum>
-  <w:abstractNum w:abstractNumId="34" w15:restartNumberingAfterBreak="0">
+  <w:abstractNum w:abstractNumId="38" w15:restartNumberingAfterBreak="0">
     <w:nsid w:val="59182A99"/>
     <w:multiLevelType w:val="multilevel"/>
     <w:tmpl w:val="E462440E"/>
@@ -36079,7 +37861,7 @@
       </w:rPr>
     </w:lvl>
   </w:abstractNum>
-  <w:abstractNum w:abstractNumId="35" w15:restartNumberingAfterBreak="0">
+  <w:abstractNum w:abstractNumId="39" w15:restartNumberingAfterBreak="0">
     <w:nsid w:val="59BF3039"/>
     <w:multiLevelType w:val="multilevel"/>
     <w:tmpl w:val="5CAA7084"/>
@@ -36228,7 +38010,7 @@
       </w:rPr>
     </w:lvl>
   </w:abstractNum>
-  <w:abstractNum w:abstractNumId="36" w15:restartNumberingAfterBreak="0">
+  <w:abstractNum w:abstractNumId="40" w15:restartNumberingAfterBreak="0">
     <w:nsid w:val="623716EE"/>
     <w:multiLevelType w:val="multilevel"/>
     <w:tmpl w:val="CC88F8B8"/>
@@ -36377,7 +38159,7 @@
       </w:rPr>
     </w:lvl>
   </w:abstractNum>
-  <w:abstractNum w:abstractNumId="37" w15:restartNumberingAfterBreak="0">
+  <w:abstractNum w:abstractNumId="41" w15:restartNumberingAfterBreak="0">
     <w:nsid w:val="77CC1DFE"/>
     <w:multiLevelType w:val="multilevel"/>
     <w:tmpl w:val="8690A83C"/>
@@ -36526,7 +38308,7 @@
       </w:rPr>
     </w:lvl>
   </w:abstractNum>
-  <w:abstractNum w:abstractNumId="38" w15:restartNumberingAfterBreak="0">
+  <w:abstractNum w:abstractNumId="42" w15:restartNumberingAfterBreak="0">
     <w:nsid w:val="78A7040E"/>
     <w:multiLevelType w:val="multilevel"/>
     <w:tmpl w:val="8F26150C"/>
@@ -36639,7 +38421,7 @@
       </w:pPr>
     </w:lvl>
   </w:abstractNum>
-  <w:abstractNum w:abstractNumId="39" w15:restartNumberingAfterBreak="0">
+  <w:abstractNum w:abstractNumId="43" w15:restartNumberingAfterBreak="0">
     <w:nsid w:val="7BA411F7"/>
     <w:multiLevelType w:val="multilevel"/>
     <w:tmpl w:val="B15CB7BA"/>
@@ -36788,7 +38570,7 @@
       </w:rPr>
     </w:lvl>
   </w:abstractNum>
-  <w:abstractNum w:abstractNumId="40" w15:restartNumberingAfterBreak="0">
+  <w:abstractNum w:abstractNumId="44" w15:restartNumberingAfterBreak="0">
     <w:nsid w:val="7D672B9F"/>
     <w:multiLevelType w:val="multilevel"/>
     <w:tmpl w:val="40CC65B8"/>
@@ -36938,133 +38720,145 @@
     </w:lvl>
   </w:abstractNum>
   <w:num w:numId="1" w16cid:durableId="1552377276">
+    <w:abstractNumId w:val="12"/>
+  </w:num>
+  <w:num w:numId="2" w16cid:durableId="169569328">
+    <w:abstractNumId w:val="43"/>
+  </w:num>
+  <w:num w:numId="3" w16cid:durableId="1817527640">
+    <w:abstractNumId w:val="19"/>
+  </w:num>
+  <w:num w:numId="4" w16cid:durableId="281116072">
+    <w:abstractNumId w:val="4"/>
+  </w:num>
+  <w:num w:numId="5" w16cid:durableId="686639173">
+    <w:abstractNumId w:val="18"/>
+  </w:num>
+  <w:num w:numId="6" w16cid:durableId="1105081471">
+    <w:abstractNumId w:val="21"/>
+  </w:num>
+  <w:num w:numId="7" w16cid:durableId="973103097">
+    <w:abstractNumId w:val="23"/>
+  </w:num>
+  <w:num w:numId="8" w16cid:durableId="1749113691">
     <w:abstractNumId w:val="11"/>
   </w:num>
-  <w:num w:numId="2" w16cid:durableId="169569328">
-    <w:abstractNumId w:val="39"/>
+  <w:num w:numId="9" w16cid:durableId="792821102">
+    <w:abstractNumId w:val="10"/>
   </w:num>
-  <w:num w:numId="3" w16cid:durableId="1817527640">
-    <w:abstractNumId w:val="17"/>
+  <w:num w:numId="10" w16cid:durableId="1937595012">
+    <w:abstractNumId w:val="33"/>
   </w:num>
-  <w:num w:numId="4" w16cid:durableId="281116072">
+  <w:num w:numId="11" w16cid:durableId="1353996789">
+    <w:abstractNumId w:val="36"/>
+  </w:num>
+  <w:num w:numId="12" w16cid:durableId="1232275650">
+    <w:abstractNumId w:val="28"/>
+  </w:num>
+  <w:num w:numId="13" w16cid:durableId="916666588">
+    <w:abstractNumId w:val="22"/>
+  </w:num>
+  <w:num w:numId="14" w16cid:durableId="649943295">
+    <w:abstractNumId w:val="5"/>
+  </w:num>
+  <w:num w:numId="15" w16cid:durableId="29838955">
     <w:abstractNumId w:val="3"/>
   </w:num>
-  <w:num w:numId="5" w16cid:durableId="686639173">
-    <w:abstractNumId w:val="16"/>
-  </w:num>
-  <w:num w:numId="6" w16cid:durableId="1105081471">
-    <w:abstractNumId w:val="19"/>
-  </w:num>
-  <w:num w:numId="7" w16cid:durableId="973103097">
-    <w:abstractNumId w:val="21"/>
-  </w:num>
-  <w:num w:numId="8" w16cid:durableId="1749113691">
-    <w:abstractNumId w:val="10"/>
-  </w:num>
-  <w:num w:numId="9" w16cid:durableId="792821102">
+  <w:num w:numId="16" w16cid:durableId="442188394">
     <w:abstractNumId w:val="9"/>
   </w:num>
-  <w:num w:numId="10" w16cid:durableId="1937595012">
-    <w:abstractNumId w:val="29"/>
-  </w:num>
-  <w:num w:numId="11" w16cid:durableId="1353996789">
-    <w:abstractNumId w:val="32"/>
-  </w:num>
-  <w:num w:numId="12" w16cid:durableId="1232275650">
-    <w:abstractNumId w:val="26"/>
-  </w:num>
-  <w:num w:numId="13" w16cid:durableId="916666588">
-    <w:abstractNumId w:val="20"/>
-  </w:num>
-  <w:num w:numId="14" w16cid:durableId="649943295">
-    <w:abstractNumId w:val="4"/>
-  </w:num>
-  <w:num w:numId="15" w16cid:durableId="29838955">
-    <w:abstractNumId w:val="2"/>
-  </w:num>
-  <w:num w:numId="16" w16cid:durableId="442188394">
-    <w:abstractNumId w:val="8"/>
-  </w:num>
   <w:num w:numId="17" w16cid:durableId="1946845103">
-    <w:abstractNumId w:val="12"/>
+    <w:abstractNumId w:val="13"/>
   </w:num>
   <w:num w:numId="18" w16cid:durableId="1264462290">
-    <w:abstractNumId w:val="38"/>
+    <w:abstractNumId w:val="42"/>
     <w:lvlOverride w:ilvl="0">
       <w:startOverride w:val="1"/>
     </w:lvlOverride>
   </w:num>
   <w:num w:numId="19" w16cid:durableId="400829">
+    <w:abstractNumId w:val="7"/>
+  </w:num>
+  <w:num w:numId="20" w16cid:durableId="1993557644">
+    <w:abstractNumId w:val="16"/>
+  </w:num>
+  <w:num w:numId="21" w16cid:durableId="1607346558">
+    <w:abstractNumId w:val="24"/>
+  </w:num>
+  <w:num w:numId="22" w16cid:durableId="1702779782">
+    <w:abstractNumId w:val="34"/>
+  </w:num>
+  <w:num w:numId="23" w16cid:durableId="757674756">
+    <w:abstractNumId w:val="1"/>
+  </w:num>
+  <w:num w:numId="24" w16cid:durableId="57823650">
+    <w:abstractNumId w:val="27"/>
+  </w:num>
+  <w:num w:numId="25" w16cid:durableId="622660805">
+    <w:abstractNumId w:val="37"/>
+  </w:num>
+  <w:num w:numId="26" w16cid:durableId="567301515">
     <w:abstractNumId w:val="6"/>
   </w:num>
-  <w:num w:numId="20" w16cid:durableId="1993557644">
+  <w:num w:numId="27" w16cid:durableId="1436176364">
+    <w:abstractNumId w:val="41"/>
+  </w:num>
+  <w:num w:numId="28" w16cid:durableId="2054188751">
+    <w:abstractNumId w:val="35"/>
+  </w:num>
+  <w:num w:numId="29" w16cid:durableId="1901790573">
+    <w:abstractNumId w:val="30"/>
+  </w:num>
+  <w:num w:numId="30" w16cid:durableId="105972437">
     <w:abstractNumId w:val="14"/>
   </w:num>
-  <w:num w:numId="21" w16cid:durableId="1607346558">
-    <w:abstractNumId w:val="22"/>
-  </w:num>
-  <w:num w:numId="22" w16cid:durableId="1702779782">
-    <w:abstractNumId w:val="30"/>
-  </w:num>
-  <w:num w:numId="23" w16cid:durableId="757674756">
-    <w:abstractNumId w:val="0"/>
-  </w:num>
-  <w:num w:numId="24" w16cid:durableId="57823650">
-    <w:abstractNumId w:val="25"/>
-  </w:num>
-  <w:num w:numId="25" w16cid:durableId="622660805">
-    <w:abstractNumId w:val="33"/>
-  </w:num>
-  <w:num w:numId="26" w16cid:durableId="567301515">
-    <w:abstractNumId w:val="5"/>
-  </w:num>
-  <w:num w:numId="27" w16cid:durableId="1436176364">
-    <w:abstractNumId w:val="37"/>
-  </w:num>
-  <w:num w:numId="28" w16cid:durableId="2054188751">
-    <w:abstractNumId w:val="31"/>
-  </w:num>
-  <w:num w:numId="29" w16cid:durableId="1901790573">
-    <w:abstractNumId w:val="27"/>
-  </w:num>
-  <w:num w:numId="30" w16cid:durableId="105972437">
-    <w:abstractNumId w:val="13"/>
-  </w:num>
   <w:num w:numId="31" w16cid:durableId="410276914">
-    <w:abstractNumId w:val="34"/>
+    <w:abstractNumId w:val="38"/>
   </w:num>
   <w:num w:numId="32" w16cid:durableId="1649506774">
-    <w:abstractNumId w:val="40"/>
+    <w:abstractNumId w:val="44"/>
   </w:num>
   <w:num w:numId="33" w16cid:durableId="287200659">
-    <w:abstractNumId w:val="28"/>
+    <w:abstractNumId w:val="32"/>
   </w:num>
   <w:num w:numId="34" w16cid:durableId="303969531">
-    <w:abstractNumId w:val="23"/>
+    <w:abstractNumId w:val="25"/>
     <w:lvlOverride w:ilvl="0">
       <w:startOverride w:val="1"/>
     </w:lvlOverride>
   </w:num>
   <w:num w:numId="35" w16cid:durableId="1900757">
-    <w:abstractNumId w:val="15"/>
+    <w:abstractNumId w:val="17"/>
   </w:num>
   <w:num w:numId="36" w16cid:durableId="633216033">
-    <w:abstractNumId w:val="24"/>
+    <w:abstractNumId w:val="26"/>
   </w:num>
   <w:num w:numId="37" w16cid:durableId="544290814">
-    <w:abstractNumId w:val="36"/>
+    <w:abstractNumId w:val="40"/>
   </w:num>
   <w:num w:numId="38" w16cid:durableId="1715617844">
-    <w:abstractNumId w:val="18"/>
+    <w:abstractNumId w:val="20"/>
   </w:num>
   <w:num w:numId="39" w16cid:durableId="40595111">
-    <w:abstractNumId w:val="7"/>
+    <w:abstractNumId w:val="8"/>
   </w:num>
   <w:num w:numId="40" w16cid:durableId="1621572581">
-    <w:abstractNumId w:val="1"/>
+    <w:abstractNumId w:val="2"/>
   </w:num>
   <w:num w:numId="41" w16cid:durableId="1763722926">
-    <w:abstractNumId w:val="35"/>
+    <w:abstractNumId w:val="39"/>
+  </w:num>
+  <w:num w:numId="42" w16cid:durableId="2089113594">
+    <w:abstractNumId w:val="0"/>
+  </w:num>
+  <w:num w:numId="43" w16cid:durableId="276067260">
+    <w:abstractNumId w:val="29"/>
+  </w:num>
+  <w:num w:numId="44" w16cid:durableId="671688583">
+    <w:abstractNumId w:val="31"/>
+  </w:num>
+  <w:num w:numId="45" w16cid:durableId="1313216919">
+    <w:abstractNumId w:val="15"/>
   </w:num>
   <w:numIdMacAtCleanup w:val="41"/>
 </w:numbering>

--- a/Java/spring_boot.docx
+++ b/Java/spring_boot.docx
@@ -1,6 +1,6 @@
 
 <file path=word/document.xml><?xml version="1.0" encoding="utf-8"?>
-<w:document xmlns:wpc="http://schemas.microsoft.com/office/word/2010/wordprocessingCanvas" xmlns:cx="http://schemas.microsoft.com/office/drawing/2014/chartex" xmlns:cx1="http://schemas.microsoft.com/office/drawing/2015/9/8/chartex" xmlns:cx2="http://schemas.microsoft.com/office/drawing/2015/10/21/chartex" xmlns:cx3="http://schemas.microsoft.com/office/drawing/2016/5/9/chartex" xmlns:cx4="http://schemas.microsoft.com/office/drawing/2016/5/10/chartex" xmlns:cx5="http://schemas.microsoft.com/office/drawing/2016/5/11/chartex" xmlns:cx6="http://schemas.microsoft.com/office/drawing/2016/5/12/chartex" xmlns:cx7="http://schemas.microsoft.com/office/drawing/2016/5/13/chartex" xmlns:cx8="http://schemas.microsoft.com/office/drawing/2016/5/14/chartex" xmlns:mc="http://schemas.openxmlformats.org/markup-compatibility/2006" xmlns:aink="http://schemas.microsoft.com/office/drawing/2016/ink" xmlns:am3d="http://schemas.microsoft.com/office/drawing/2017/model3d" xmlns:o="urn:schemas-microsoft-com:office:office" xmlns:oel="http://schemas.microsoft.com/office/2019/extlst" xmlns:r="http://schemas.openxmlformats.org/officeDocument/2006/relationships" xmlns:m="http://schemas.openxmlformats.org/officeDocument/2006/math" xmlns:v="urn:schemas-microsoft-com:vml" xmlns:wp14="http://schemas.microsoft.com/office/word/2010/wordprocessingDrawing" xmlns:wp="http://schemas.openxmlformats.org/drawingml/2006/wordprocessingDrawing" xmlns:w10="urn:schemas-microsoft-com:office:word" xmlns:w="http://schemas.openxmlformats.org/wordprocessingml/2006/main" xmlns:w14="http://schemas.microsoft.com/office/word/2010/wordml" xmlns:w15="http://schemas.microsoft.com/office/word/2012/wordml" xmlns:w16cex="http://schemas.microsoft.com/office/word/2018/wordml/cex" xmlns:w16cid="http://schemas.microsoft.com/office/word/2016/wordml/cid" xmlns:w16="http://schemas.microsoft.com/office/word/2018/wordml" xmlns:w16du="http://schemas.microsoft.com/office/word/2023/wordml/word16du" xmlns:w16sdtdh="http://schemas.microsoft.com/office/word/2020/wordml/sdtdatahash" xmlns:w16sdtfl="http://schemas.microsoft.com/office/word/2024/wordml/sdtformatlock" xmlns:w16se="http://schemas.microsoft.com/office/word/2015/wordml/symex" xmlns:wpg="http://schemas.microsoft.com/office/word/2010/wordprocessingGroup" xmlns:wpi="http://schemas.microsoft.com/office/word/2010/wordprocessingInk" xmlns:wne="http://schemas.microsoft.com/office/word/2006/wordml" xmlns:wps="http://schemas.microsoft.com/office/word/2010/wordprocessingShape" mc:Ignorable="w14 w15 w16se w16cid w16 w16cex w16sdtdh w16sdtfl w16du wp14">
+<w:document xmlns:wpc="http://schemas.microsoft.com/office/word/2010/wordprocessingCanvas" xmlns:cx="http://schemas.microsoft.com/office/drawing/2014/chartex" xmlns:cx1="http://schemas.microsoft.com/office/drawing/2015/9/8/chartex" xmlns:cx2="http://schemas.microsoft.com/office/drawing/2015/10/21/chartex" xmlns:cx3="http://schemas.microsoft.com/office/drawing/2016/5/9/chartex" xmlns:cx4="http://schemas.microsoft.com/office/drawing/2016/5/10/chartex" xmlns:cx5="http://schemas.microsoft.com/office/drawing/2016/5/11/chartex" xmlns:cx6="http://schemas.microsoft.com/office/drawing/2016/5/12/chartex" xmlns:cx7="http://schemas.microsoft.com/office/drawing/2016/5/13/chartex" xmlns:cx8="http://schemas.microsoft.com/office/drawing/2016/5/14/chartex" xmlns:mc="http://schemas.openxmlformats.org/markup-compatibility/2006" xmlns:m="http://schemas.openxmlformats.org/officeDocument/2006/math" xmlns:aink="http://schemas.microsoft.com/office/drawing/2016/ink" xmlns:am3d="http://schemas.microsoft.com/office/drawing/2017/model3d" xmlns:oel="http://schemas.microsoft.com/office/2019/extlst" xmlns:r="http://schemas.openxmlformats.org/officeDocument/2006/relationships" xmlns:wp14="http://schemas.microsoft.com/office/word/2010/wordprocessingDrawing" xmlns:wp="http://schemas.openxmlformats.org/drawingml/2006/wordprocessingDrawing" xmlns:wpg="http://schemas.microsoft.com/office/word/2010/wordprocessingGroup" xmlns:wpi="http://schemas.microsoft.com/office/word/2010/wordprocessingInk" xmlns:wps="http://schemas.microsoft.com/office/word/2010/wordprocessingShape" xmlns:o="urn:schemas-microsoft-com:office:office" xmlns:v="urn:schemas-microsoft-com:vml" xmlns:w10="urn:schemas-microsoft-com:office:word" xmlns:w="http://schemas.openxmlformats.org/wordprocessingml/2006/main" xmlns:w14="http://schemas.microsoft.com/office/word/2010/wordml" xmlns:w15="http://schemas.microsoft.com/office/word/2012/wordml" xmlns:w16cex="http://schemas.microsoft.com/office/word/2018/wordml/cex" xmlns:w16cid="http://schemas.microsoft.com/office/word/2016/wordml/cid" xmlns:w16="http://schemas.microsoft.com/office/word/2018/wordml" xmlns:w16sdtdh="http://schemas.microsoft.com/office/word/2020/wordml/sdtdatahash" xmlns:w16sdtfl="http://schemas.microsoft.com/office/word/2024/wordml/sdtformatlock" xmlns:w16se="http://schemas.microsoft.com/office/word/2015/wordml/symex" xmlns:w16du="http://schemas.microsoft.com/office/word/2023/wordml/word16du" xmlns:wne="http://schemas.microsoft.com/office/word/2006/wordml" mc:Ignorable="w14 w15 w16se w16cid w16 w16cex w16sdtdh w16sdtfl w16du wp14">
   <w:body>
     <w:p>
       <w:pPr>
@@ -7922,16 +7922,151 @@
     </w:p>
     <w:p>
       <w:pPr>
-        <w:rPr>
-          <w:lang w:val="en-US"/>
-        </w:rPr>
-      </w:pPr>
+        <w:pStyle w:val="Heading3"/>
+        <w:rPr>
+          <w:lang w:val="en-US"/>
+        </w:rPr>
+      </w:pPr>
+      <w:r>
+        <w:rPr>
+          <w:lang w:val="en-US"/>
+        </w:rPr>
+        <w:t xml:space="preserve">Mock vs </w:t>
+      </w:r>
+      <w:proofErr w:type="spellStart"/>
+      <w:r>
+        <w:rPr>
+          <w:lang w:val="en-US"/>
+        </w:rPr>
+        <w:t>InjectMocks</w:t>
+      </w:r>
+      <w:proofErr w:type="spellEnd"/>
+    </w:p>
+    <w:p>
+      <w:pPr>
+        <w:rPr>
+          <w:lang w:val="en-US"/>
+        </w:rPr>
+      </w:pPr>
+      <w:r>
+        <w:t xml:space="preserve">In the Mockito testing framework, </w:t>
+      </w:r>
+      <w:r>
+        <w:rPr>
+          <w:b/>
+          <w:bCs/>
+        </w:rPr>
+        <w:t>@Mock creates a fake (mock) instance</w:t>
+      </w:r>
+      <w:r>
+        <w:t xml:space="preserve"> of a dependency, whereas </w:t>
+      </w:r>
+      <w:r>
+        <w:rPr>
+          <w:b/>
+          <w:bCs/>
+        </w:rPr>
+        <w:t>@InjectMocks creates a real instance of the class under test</w:t>
+      </w:r>
+      <w:r>
+        <w:t xml:space="preserve"> and automatically inserts those created mocks into it.</w:t>
+      </w:r>
       <w:r>
         <w:rPr>
           <w:lang w:val="en-US"/>
         </w:rPr>
         <w:t> </w:t>
       </w:r>
+    </w:p>
+    <w:p>
+      <w:pPr>
+        <w:rPr>
+          <w:color w:val="4472C4" w:themeColor="accent1"/>
+        </w:rPr>
+      </w:pPr>
+      <w:r>
+        <w:rPr>
+          <w:color w:val="4472C4" w:themeColor="accent1"/>
+        </w:rPr>
+        <w:t xml:space="preserve">@Mock private </w:t>
+      </w:r>
+      <w:proofErr w:type="spellStart"/>
+      <w:r>
+        <w:rPr>
+          <w:color w:val="4472C4" w:themeColor="accent1"/>
+        </w:rPr>
+        <w:t>UserRepository</w:t>
+      </w:r>
+      <w:proofErr w:type="spellEnd"/>
+      <w:r>
+        <w:rPr>
+          <w:color w:val="4472C4" w:themeColor="accent1"/>
+        </w:rPr>
+        <w:t xml:space="preserve"> </w:t>
+      </w:r>
+      <w:proofErr w:type="spellStart"/>
+      <w:r>
+        <w:rPr>
+          <w:color w:val="4472C4" w:themeColor="accent1"/>
+        </w:rPr>
+        <w:t>userRepository</w:t>
+      </w:r>
+      <w:proofErr w:type="spellEnd"/>
+      <w:r>
+        <w:rPr>
+          <w:color w:val="4472C4" w:themeColor="accent1"/>
+        </w:rPr>
+        <w:t xml:space="preserve">; // Creates a fake repository </w:t>
+      </w:r>
+    </w:p>
+    <w:p>
+      <w:pPr>
+        <w:rPr>
+          <w:color w:val="4472C4" w:themeColor="accent1"/>
+          <w:lang w:val="en-US"/>
+        </w:rPr>
+      </w:pPr>
+      <w:r>
+        <w:rPr>
+          <w:color w:val="4472C4" w:themeColor="accent1"/>
+        </w:rPr>
+        <w:t xml:space="preserve">@InjectMocks private </w:t>
+      </w:r>
+      <w:proofErr w:type="spellStart"/>
+      <w:r>
+        <w:rPr>
+          <w:color w:val="4472C4" w:themeColor="accent1"/>
+        </w:rPr>
+        <w:t>UserService</w:t>
+      </w:r>
+      <w:proofErr w:type="spellEnd"/>
+      <w:r>
+        <w:rPr>
+          <w:color w:val="4472C4" w:themeColor="accent1"/>
+        </w:rPr>
+        <w:t xml:space="preserve"> </w:t>
+      </w:r>
+      <w:proofErr w:type="spellStart"/>
+      <w:r>
+        <w:rPr>
+          <w:color w:val="4472C4" w:themeColor="accent1"/>
+        </w:rPr>
+        <w:t>userService</w:t>
+      </w:r>
+      <w:proofErr w:type="spellEnd"/>
+      <w:r>
+        <w:rPr>
+          <w:color w:val="4472C4" w:themeColor="accent1"/>
+        </w:rPr>
+        <w:t>; // Creates a real service and injects the fake repository</w:t>
+      </w:r>
+    </w:p>
+    <w:p>
+      <w:pPr>
+        <w:rPr>
+          <w:lang w:val="en-US"/>
+        </w:rPr>
+      </w:pPr>
     </w:p>
     <w:tbl>
       <w:tblPr>
@@ -7986,6 +8121,7 @@
                 <w:bCs/>
                 <w:lang w:val="en-US"/>
               </w:rPr>
+              <w:lastRenderedPageBreak/>
               <w:t>Layer</w:t>
             </w:r>
           </w:p>
@@ -8355,7 +8491,6 @@
         <w:rPr>
           <w:lang w:val="en-US"/>
         </w:rPr>
-        <w:lastRenderedPageBreak/>
         <w:t>Integration testing</w:t>
       </w:r>
     </w:p>
@@ -8758,6 +8893,7 @@
         <w:rPr>
           <w:lang w:val="en-US"/>
         </w:rPr>
+        <w:lastRenderedPageBreak/>
         <w:t xml:space="preserve">Catches issues like: </w:t>
       </w:r>
     </w:p>
@@ -8826,7 +8962,6 @@
         <w:pStyle w:val="Heading2"/>
       </w:pPr>
       <w:r>
-        <w:lastRenderedPageBreak/>
         <w:t>@Component</w:t>
       </w:r>
     </w:p>
@@ -8848,9 +8983,6 @@
         <w:t>This annotation is used to automatically inject dependencies into a Spring-managed bean.</w:t>
       </w:r>
     </w:p>
-    <w:p/>
-    <w:p/>
-    <w:p/>
     <w:p>
       <w:pPr>
         <w:pStyle w:val="Heading2"/>
@@ -9335,6 +9467,7 @@
         <w:pStyle w:val="Heading2"/>
       </w:pPr>
       <w:r>
+        <w:lastRenderedPageBreak/>
         <w:t>@RestController</w:t>
       </w:r>
     </w:p>
@@ -9344,20 +9477,35 @@
       </w:r>
     </w:p>
     <w:p>
+      <w:pPr>
+        <w:spacing w:line="278" w:lineRule="auto"/>
+      </w:pPr>
       <w:r>
         <w:t>Used for building RESTful web services that return data in a format other than HTML, typically JSON or XML.</w:t>
       </w:r>
-    </w:p>
-    <w:p>
-      <w:r>
-        <w:lastRenderedPageBreak/>
+      <w:r>
+        <w:t xml:space="preserve"> ( </w:t>
+      </w:r>
+      <w:proofErr w:type="spellStart"/>
+      <w:r>
+        <w:rPr>
+          <w:rFonts w:eastAsia="Times New Roman" w:cs="Times New Roman"/>
+          <w:kern w:val="0"/>
+          <w:szCs w:val="28"/>
+          <w:lang w:val="en-US"/>
+          <w14:ligatures w14:val="none"/>
+        </w:rPr>
+        <w:t>HttpMessageConverter</w:t>
+      </w:r>
+      <w:proofErr w:type="spellEnd"/>
+      <w:r>
+        <w:t xml:space="preserve"> )</w:t>
+      </w:r>
+    </w:p>
+    <w:p>
+      <w:r>
         <w:t>@RestController = @Controller + @ResponseBody</w:t>
       </w:r>
-    </w:p>
-    <w:p>
-      <w:pPr>
-        <w:spacing w:line="278" w:lineRule="auto"/>
-      </w:pPr>
     </w:p>
     <w:p>
       <w:pPr>
@@ -9632,6 +9780,7 @@
           <w:lang w:val="en-US"/>
           <w14:ligatures w14:val="none"/>
         </w:rPr>
+        <w:lastRenderedPageBreak/>
         <w:t xml:space="preserve">class </w:t>
       </w:r>
       <w:r>
@@ -9882,7 +10031,6 @@
           <w:lang w:val="en-US"/>
           <w14:ligatures w14:val="none"/>
         </w:rPr>
-        <w:lastRenderedPageBreak/>
         <w:t xml:space="preserve">class </w:t>
       </w:r>
       <w:r>
@@ -10523,6 +10671,7 @@
         <w:rPr>
           <w:lang w:val="en-US"/>
         </w:rPr>
+        <w:lastRenderedPageBreak/>
         <w:t xml:space="preserve">User </w:t>
       </w:r>
       <w:proofErr w:type="spellStart"/>
@@ -10612,7 +10761,6 @@
         <w:rPr>
           <w:lang w:val="en-US"/>
         </w:rPr>
-        <w:lastRenderedPageBreak/>
         <w:t> </w:t>
       </w:r>
     </w:p>
@@ -11184,7 +11332,6 @@
         <w:rPr>
           <w:lang w:val="en-US"/>
         </w:rPr>
-        <w:lastRenderedPageBreak/>
         <w:t>1. Spring / Dependency Injection Spring scans classes, reads @Autowired/@Component annotations, creates instances, and injects dependencies — all via reflection.</w:t>
       </w:r>
     </w:p>
@@ -11477,6 +11624,7 @@
         <w:rPr>
           <w:lang w:val="en-US"/>
         </w:rPr>
+        <w:lastRenderedPageBreak/>
         <w:t>constructor.setAccessible</w:t>
       </w:r>
       <w:proofErr w:type="spellEnd"/>
@@ -11571,121 +11719,622 @@
         <w:rPr>
           <w:lang w:val="en-US"/>
         </w:rPr>
+        <w:t> </w:t>
+      </w:r>
+    </w:p>
+    <w:p>
+      <w:pPr>
+        <w:rPr>
+          <w:lang w:val="en-US"/>
+        </w:rPr>
+      </w:pPr>
+      <w:proofErr w:type="spellStart"/>
+      <w:r>
+        <w:rPr>
+          <w:lang w:val="en-US"/>
+        </w:rPr>
+        <w:t>i</w:t>
+      </w:r>
+      <w:proofErr w:type="spellEnd"/>
+      <w:r>
+        <w:rPr>
+          <w:lang w:val="en-US"/>
+        </w:rPr>
+        <w:t>)For field injection (@Autowired on a field):</w:t>
+      </w:r>
+    </w:p>
+    <w:p>
+      <w:pPr>
+        <w:rPr>
+          <w:lang w:val="en-US"/>
+        </w:rPr>
+      </w:pPr>
+      <w:r>
+        <w:rPr>
+          <w:lang w:val="en-US"/>
+        </w:rPr>
+        <w:t> </w:t>
+      </w:r>
+    </w:p>
+    <w:p>
+      <w:pPr>
+        <w:rPr>
+          <w:lang w:val="en-US"/>
+        </w:rPr>
+      </w:pPr>
+      <w:r>
+        <w:rPr>
+          <w:lang w:val="en-US"/>
+        </w:rPr>
+        <w:t xml:space="preserve">Field </w:t>
+      </w:r>
+      <w:proofErr w:type="spellStart"/>
+      <w:r>
+        <w:rPr>
+          <w:lang w:val="en-US"/>
+        </w:rPr>
+        <w:t>field</w:t>
+      </w:r>
+      <w:proofErr w:type="spellEnd"/>
+      <w:r>
+        <w:rPr>
+          <w:lang w:val="en-US"/>
+        </w:rPr>
+        <w:t xml:space="preserve"> = </w:t>
+      </w:r>
+      <w:proofErr w:type="spellStart"/>
+      <w:proofErr w:type="gramStart"/>
+      <w:r>
+        <w:rPr>
+          <w:lang w:val="en-US"/>
+        </w:rPr>
+        <w:t>UserService.class.getDeclaredField</w:t>
+      </w:r>
+      <w:proofErr w:type="spellEnd"/>
+      <w:proofErr w:type="gramEnd"/>
+      <w:r>
+        <w:rPr>
+          <w:lang w:val="en-US"/>
+        </w:rPr>
+        <w:t>("</w:t>
+      </w:r>
+      <w:proofErr w:type="spellStart"/>
+      <w:r>
+        <w:rPr>
+          <w:lang w:val="en-US"/>
+        </w:rPr>
+        <w:t>userRepository</w:t>
+      </w:r>
+      <w:proofErr w:type="spellEnd"/>
+      <w:r>
+        <w:rPr>
+          <w:lang w:val="en-US"/>
+        </w:rPr>
+        <w:t>");</w:t>
+      </w:r>
+      <w:r>
+        <w:rPr>
+          <w:lang w:val="en-US"/>
+        </w:rPr>
+        <w:br/>
+      </w:r>
+      <w:proofErr w:type="spellStart"/>
+      <w:proofErr w:type="gramStart"/>
+      <w:r>
+        <w:rPr>
+          <w:lang w:val="en-US"/>
+        </w:rPr>
+        <w:t>field.setAccessible</w:t>
+      </w:r>
+      <w:proofErr w:type="spellEnd"/>
+      <w:proofErr w:type="gramEnd"/>
+      <w:r>
+        <w:rPr>
+          <w:lang w:val="en-US"/>
+        </w:rPr>
+        <w:t>(</w:t>
+      </w:r>
+      <w:r>
+        <w:rPr>
+          <w:b/>
+          <w:bCs/>
+          <w:lang w:val="en-US"/>
+        </w:rPr>
+        <w:t>true</w:t>
+      </w:r>
+      <w:r>
+        <w:rPr>
+          <w:lang w:val="en-US"/>
+        </w:rPr>
+        <w:t xml:space="preserve">); </w:t>
+      </w:r>
+      <w:r>
+        <w:rPr>
+          <w:i/>
+          <w:iCs/>
+          <w:lang w:val="en-US"/>
+        </w:rPr>
+        <w:t>// Spring bypasses private access</w:t>
+      </w:r>
+      <w:r>
+        <w:rPr>
+          <w:lang w:val="en-US"/>
+        </w:rPr>
+        <w:br/>
+      </w:r>
+      <w:proofErr w:type="spellStart"/>
+      <w:proofErr w:type="gramStart"/>
+      <w:r>
+        <w:rPr>
+          <w:lang w:val="en-US"/>
+        </w:rPr>
+        <w:t>field.set</w:t>
+      </w:r>
+      <w:proofErr w:type="spellEnd"/>
+      <w:r>
+        <w:rPr>
+          <w:lang w:val="en-US"/>
+        </w:rPr>
+        <w:t>(</w:t>
+      </w:r>
+      <w:proofErr w:type="spellStart"/>
+      <w:proofErr w:type="gramEnd"/>
+      <w:r>
+        <w:rPr>
+          <w:lang w:val="en-US"/>
+        </w:rPr>
+        <w:t>userServiceInstance</w:t>
+      </w:r>
+      <w:proofErr w:type="spellEnd"/>
+      <w:r>
+        <w:rPr>
+          <w:lang w:val="en-US"/>
+        </w:rPr>
+        <w:t xml:space="preserve">, </w:t>
+      </w:r>
+      <w:proofErr w:type="spellStart"/>
+      <w:r>
+        <w:rPr>
+          <w:lang w:val="en-US"/>
+        </w:rPr>
+        <w:t>userRepositoryInstance</w:t>
+      </w:r>
+      <w:proofErr w:type="spellEnd"/>
+      <w:r>
+        <w:rPr>
+          <w:lang w:val="en-US"/>
+        </w:rPr>
+        <w:t>);</w:t>
+      </w:r>
+    </w:p>
+    <w:p>
+      <w:pPr>
+        <w:rPr>
+          <w:lang w:val="en-US"/>
+        </w:rPr>
+      </w:pPr>
+      <w:r>
+        <w:rPr>
+          <w:lang w:val="en-US"/>
+        </w:rPr>
+        <w:t> </w:t>
+      </w:r>
+    </w:p>
+    <w:p>
+      <w:pPr>
+        <w:rPr>
+          <w:lang w:val="en-US"/>
+        </w:rPr>
+      </w:pPr>
+      <w:proofErr w:type="spellStart"/>
+      <w:proofErr w:type="gramStart"/>
+      <w:r>
+        <w:rPr>
+          <w:i/>
+          <w:iCs/>
+          <w:lang w:val="en-US"/>
+        </w:rPr>
+        <w:t>field.set</w:t>
+      </w:r>
+      <w:proofErr w:type="spellEnd"/>
+      <w:r>
+        <w:rPr>
+          <w:i/>
+          <w:iCs/>
+          <w:lang w:val="en-US"/>
+        </w:rPr>
+        <w:t>(</w:t>
+      </w:r>
+      <w:proofErr w:type="spellStart"/>
+      <w:proofErr w:type="gramEnd"/>
+      <w:r>
+        <w:rPr>
+          <w:i/>
+          <w:iCs/>
+          <w:lang w:val="en-US"/>
+        </w:rPr>
+        <w:t>beanInstance</w:t>
+      </w:r>
+      <w:proofErr w:type="spellEnd"/>
+      <w:r>
+        <w:rPr>
+          <w:i/>
+          <w:iCs/>
+          <w:lang w:val="en-US"/>
+        </w:rPr>
+        <w:t>, dependency)</w:t>
+      </w:r>
+    </w:p>
+    <w:p>
+      <w:pPr>
+        <w:rPr>
+          <w:lang w:val="en-US"/>
+        </w:rPr>
+      </w:pPr>
+      <w:r>
+        <w:rPr>
+          <w:lang w:val="en-US"/>
+        </w:rPr>
+        <w:t> </w:t>
+      </w:r>
+    </w:p>
+    <w:p>
+      <w:pPr>
+        <w:rPr>
+          <w:lang w:val="en-US"/>
+        </w:rPr>
+      </w:pPr>
+      <w:r>
+        <w:rPr>
+          <w:lang w:val="en-US"/>
+        </w:rPr>
+        <w:t>ii)For setter injection</w:t>
+      </w:r>
+    </w:p>
+    <w:p>
+      <w:pPr>
+        <w:rPr>
+          <w:lang w:val="en-US"/>
+        </w:rPr>
+      </w:pPr>
+      <w:r>
+        <w:rPr>
+          <w:lang w:val="en-US"/>
+        </w:rPr>
+        <w:t xml:space="preserve">Spring calls the setter method via </w:t>
+      </w:r>
+      <w:proofErr w:type="spellStart"/>
+      <w:r>
+        <w:rPr>
+          <w:lang w:val="en-US"/>
+        </w:rPr>
+        <w:t>Method.invoke</w:t>
+      </w:r>
+      <w:proofErr w:type="spellEnd"/>
+      <w:r>
+        <w:rPr>
+          <w:lang w:val="en-US"/>
+        </w:rPr>
+        <w:t xml:space="preserve">(). </w:t>
+      </w:r>
+    </w:p>
+    <w:p>
+      <w:pPr>
+        <w:rPr>
+          <w:lang w:val="en-US"/>
+        </w:rPr>
+      </w:pPr>
+      <w:proofErr w:type="spellStart"/>
+      <w:proofErr w:type="gramStart"/>
+      <w:r>
+        <w:rPr>
+          <w:i/>
+          <w:iCs/>
+          <w:lang w:val="en-US"/>
+        </w:rPr>
+        <w:t>method.invoke</w:t>
+      </w:r>
+      <w:proofErr w:type="spellEnd"/>
+      <w:proofErr w:type="gramEnd"/>
+      <w:r>
+        <w:rPr>
+          <w:i/>
+          <w:iCs/>
+          <w:lang w:val="en-US"/>
+        </w:rPr>
+        <w:t>(</w:t>
+      </w:r>
+      <w:proofErr w:type="spellStart"/>
+      <w:r>
+        <w:rPr>
+          <w:i/>
+          <w:iCs/>
+          <w:lang w:val="en-US"/>
+        </w:rPr>
+        <w:t>beanInstance</w:t>
+      </w:r>
+      <w:proofErr w:type="spellEnd"/>
+      <w:r>
+        <w:rPr>
+          <w:i/>
+          <w:iCs/>
+          <w:lang w:val="en-US"/>
+        </w:rPr>
+        <w:t>, dependency)</w:t>
+      </w:r>
+    </w:p>
+    <w:p>
+      <w:pPr>
+        <w:rPr>
+          <w:lang w:val="en-US"/>
+        </w:rPr>
+      </w:pPr>
+      <w:r>
+        <w:rPr>
+          <w:lang w:val="en-US"/>
+        </w:rPr>
+        <w:t> </w:t>
+      </w:r>
+    </w:p>
+    <w:p>
+      <w:pPr>
+        <w:rPr>
+          <w:lang w:val="en-US"/>
+        </w:rPr>
+      </w:pPr>
+      <w:r>
+        <w:rPr>
+          <w:lang w:val="en-US"/>
+        </w:rPr>
+        <w:t xml:space="preserve">iii)For constructor injection, dependencies are resolved and passed directly to </w:t>
+      </w:r>
+      <w:proofErr w:type="spellStart"/>
+      <w:proofErr w:type="gramStart"/>
+      <w:r>
+        <w:rPr>
+          <w:i/>
+          <w:iCs/>
+          <w:lang w:val="en-US"/>
+        </w:rPr>
+        <w:t>constructor.newInstance</w:t>
+      </w:r>
+      <w:proofErr w:type="spellEnd"/>
+      <w:proofErr w:type="gramEnd"/>
+      <w:r>
+        <w:rPr>
+          <w:i/>
+          <w:iCs/>
+          <w:lang w:val="en-US"/>
+        </w:rPr>
+        <w:t>(</w:t>
+      </w:r>
+      <w:proofErr w:type="spellStart"/>
+      <w:r>
+        <w:rPr>
+          <w:i/>
+          <w:iCs/>
+          <w:lang w:val="en-US"/>
+        </w:rPr>
+        <w:t>dependencyInstances</w:t>
+      </w:r>
+      <w:proofErr w:type="spellEnd"/>
+      <w:r>
+        <w:rPr>
+          <w:i/>
+          <w:iCs/>
+          <w:lang w:val="en-US"/>
+        </w:rPr>
+        <w:t xml:space="preserve">) </w:t>
+      </w:r>
+    </w:p>
+    <w:p>
+      <w:pPr>
+        <w:rPr>
+          <w:lang w:val="en-US"/>
+        </w:rPr>
+      </w:pPr>
+      <w:r>
+        <w:rPr>
+          <w:lang w:val="en-US"/>
+        </w:rPr>
+        <w:t xml:space="preserve">This is the preferred method as it ensures objects are fully initialized upon </w:t>
+      </w:r>
+      <w:proofErr w:type="gramStart"/>
+      <w:r>
+        <w:rPr>
+          <w:lang w:val="en-US"/>
+        </w:rPr>
+        <w:t>creation</w:t>
+      </w:r>
+      <w:r>
+        <w:rPr>
+          <w:lang w:val="en-US"/>
+        </w:rPr>
+        <w:t xml:space="preserve"> ,</w:t>
+      </w:r>
+      <w:proofErr w:type="gramEnd"/>
+      <w:r>
+        <w:rPr>
+          <w:lang w:val="en-US"/>
+        </w:rPr>
+        <w:t xml:space="preserve"> because</w:t>
+      </w:r>
+    </w:p>
+    <w:p>
+      <w:pPr>
+        <w:rPr>
+          <w:lang w:val="en-US"/>
+        </w:rPr>
+      </w:pPr>
+      <w:r>
+        <w:rPr>
+          <w:b/>
+          <w:bCs/>
+          <w:lang w:val="en-US"/>
+        </w:rPr>
+        <w:t>Field injection</w:t>
+      </w:r>
+      <w:r>
+        <w:rPr>
+          <w:lang w:val="en-US"/>
+        </w:rPr>
+        <w:t xml:space="preserve"> says: </w:t>
+      </w:r>
+      <w:r>
+        <w:rPr>
+          <w:i/>
+          <w:iCs/>
+          <w:lang w:val="en-US"/>
+        </w:rPr>
+        <w:t>"Create the object first, then I'll figure out its dependencies."</w:t>
+      </w:r>
+      <w:r>
+        <w:rPr>
+          <w:lang w:val="en-US"/>
+        </w:rPr>
+        <w:t xml:space="preserve"> </w:t>
+      </w:r>
+    </w:p>
+    <w:p>
+      <w:pPr>
+        <w:rPr>
+          <w:lang w:val="en-US"/>
+        </w:rPr>
+      </w:pPr>
+      <w:r>
+        <w:rPr>
+          <w:b/>
+          <w:bCs/>
+          <w:lang w:val="en-US"/>
+        </w:rPr>
+        <w:t>Constructor injection</w:t>
+      </w:r>
+      <w:r>
+        <w:rPr>
+          <w:lang w:val="en-US"/>
+        </w:rPr>
+        <w:t xml:space="preserve"> says: </w:t>
+      </w:r>
+      <w:r>
+        <w:rPr>
+          <w:i/>
+          <w:iCs/>
+          <w:lang w:val="en-US"/>
+        </w:rPr>
+        <w:t>"An object cannot exist unless all required dependencies are provided."</w:t>
+      </w:r>
+      <w:r>
+        <w:rPr>
+          <w:lang w:val="en-US"/>
+        </w:rPr>
+        <w:t> </w:t>
+      </w:r>
+    </w:p>
+    <w:p>
+      <w:pPr>
+        <w:rPr>
+          <w:lang w:val="en-US"/>
+        </w:rPr>
+      </w:pPr>
+      <w:r>
+        <w:rPr>
+          <w:b/>
+          <w:bCs/>
+          <w:lang w:val="en-US"/>
+        </w:rPr>
+        <w:t xml:space="preserve">Step </w:t>
+      </w:r>
+      <w:proofErr w:type="gramStart"/>
+      <w:r>
+        <w:rPr>
+          <w:b/>
+          <w:bCs/>
+          <w:lang w:val="en-US"/>
+        </w:rPr>
+        <w:t>4  —</w:t>
+      </w:r>
+      <w:proofErr w:type="gramEnd"/>
+      <w:r>
+        <w:rPr>
+          <w:b/>
+          <w:bCs/>
+          <w:lang w:val="en-US"/>
+        </w:rPr>
+        <w:t xml:space="preserve"> Post-</w:t>
+      </w:r>
+      <w:proofErr w:type="gramStart"/>
+      <w:r>
+        <w:rPr>
+          <w:b/>
+          <w:bCs/>
+          <w:lang w:val="en-US"/>
+        </w:rPr>
+        <w:t xml:space="preserve">processing  </w:t>
+      </w:r>
+      <w:proofErr w:type="spellStart"/>
+      <w:r>
+        <w:rPr>
+          <w:b/>
+          <w:bCs/>
+          <w:lang w:val="en-US"/>
+        </w:rPr>
+        <w:t>BeanPostProcessor</w:t>
+      </w:r>
+      <w:proofErr w:type="spellEnd"/>
+      <w:proofErr w:type="gramEnd"/>
+      <w:r>
+        <w:rPr>
+          <w:lang w:val="en-US"/>
+        </w:rPr>
+        <w:t xml:space="preserve"> (to modify beans after creation)</w:t>
+      </w:r>
+    </w:p>
+    <w:p>
+      <w:pPr>
+        <w:rPr>
+          <w:lang w:val="en-US"/>
+        </w:rPr>
+      </w:pPr>
+      <w:r>
+        <w:rPr>
+          <w:lang w:val="en-US"/>
+        </w:rPr>
+        <w:t>After injection, the container performs final initialization. It calls any methods annotated with @PostConstruct</w:t>
+      </w:r>
+    </w:p>
+    <w:p>
+      <w:pPr>
+        <w:rPr>
+          <w:lang w:val="en-US"/>
+        </w:rPr>
+      </w:pPr>
+      <w:r>
+        <w:rPr>
+          <w:lang w:val="en-US"/>
+        </w:rPr>
         <w:lastRenderedPageBreak/>
         <w:t> </w:t>
       </w:r>
     </w:p>
     <w:p>
       <w:pPr>
-        <w:rPr>
-          <w:lang w:val="en-US"/>
-        </w:rPr>
-      </w:pPr>
-      <w:proofErr w:type="spellStart"/>
-      <w:r>
-        <w:rPr>
-          <w:lang w:val="en-US"/>
-        </w:rPr>
-        <w:t>i</w:t>
-      </w:r>
-      <w:proofErr w:type="spellEnd"/>
-      <w:r>
-        <w:rPr>
-          <w:lang w:val="en-US"/>
-        </w:rPr>
-        <w:t>)For field injection (@Autowired on a field):</w:t>
-      </w:r>
-    </w:p>
-    <w:p>
-      <w:pPr>
-        <w:rPr>
-          <w:lang w:val="en-US"/>
-        </w:rPr>
-      </w:pPr>
-      <w:r>
-        <w:rPr>
-          <w:lang w:val="en-US"/>
-        </w:rPr>
-        <w:t> </w:t>
-      </w:r>
-    </w:p>
-    <w:p>
-      <w:pPr>
-        <w:rPr>
-          <w:lang w:val="en-US"/>
-        </w:rPr>
-      </w:pPr>
-      <w:r>
-        <w:rPr>
-          <w:lang w:val="en-US"/>
-        </w:rPr>
-        <w:t xml:space="preserve">Field </w:t>
-      </w:r>
-      <w:proofErr w:type="spellStart"/>
-      <w:r>
-        <w:rPr>
-          <w:lang w:val="en-US"/>
-        </w:rPr>
-        <w:t>field</w:t>
-      </w:r>
-      <w:proofErr w:type="spellEnd"/>
-      <w:r>
-        <w:rPr>
-          <w:lang w:val="en-US"/>
-        </w:rPr>
-        <w:t xml:space="preserve"> = </w:t>
-      </w:r>
-      <w:proofErr w:type="spellStart"/>
-      <w:proofErr w:type="gramStart"/>
-      <w:r>
-        <w:rPr>
-          <w:lang w:val="en-US"/>
-        </w:rPr>
-        <w:t>UserService.class.getDeclaredField</w:t>
-      </w:r>
-      <w:proofErr w:type="spellEnd"/>
-      <w:proofErr w:type="gramEnd"/>
-      <w:r>
-        <w:rPr>
-          <w:lang w:val="en-US"/>
-        </w:rPr>
-        <w:t>("</w:t>
-      </w:r>
-      <w:proofErr w:type="spellStart"/>
-      <w:r>
-        <w:rPr>
-          <w:lang w:val="en-US"/>
-        </w:rPr>
-        <w:t>userRepository</w:t>
-      </w:r>
-      <w:proofErr w:type="spellEnd"/>
-      <w:r>
-        <w:rPr>
-          <w:lang w:val="en-US"/>
-        </w:rPr>
-        <w:t>");</w:t>
-      </w:r>
-      <w:r>
-        <w:rPr>
-          <w:lang w:val="en-US"/>
-        </w:rPr>
-        <w:br/>
-      </w:r>
-      <w:proofErr w:type="spellStart"/>
-      <w:proofErr w:type="gramStart"/>
-      <w:r>
-        <w:rPr>
-          <w:lang w:val="en-US"/>
-        </w:rPr>
-        <w:t>field.setAccessible</w:t>
-      </w:r>
-      <w:proofErr w:type="spellEnd"/>
-      <w:proofErr w:type="gramEnd"/>
-      <w:r>
-        <w:rPr>
-          <w:lang w:val="en-US"/>
-        </w:rPr>
-        <w:t>(</w:t>
+        <w:pStyle w:val="Heading1"/>
+      </w:pPr>
+      <w:r>
+        <w:t>Spring AOP</w:t>
+      </w:r>
+    </w:p>
+    <w:p>
+      <w:pPr>
+        <w:rPr>
+          <w:lang w:val="en-US"/>
+        </w:rPr>
+      </w:pPr>
+      <w:r>
+        <w:rPr>
+          <w:lang w:val="en-US"/>
+        </w:rPr>
+        <w:t xml:space="preserve">Spring </w:t>
       </w:r>
       <w:r>
         <w:rPr>
@@ -11693,521 +12342,20 @@
           <w:bCs/>
           <w:lang w:val="en-US"/>
         </w:rPr>
-        <w:t>true</w:t>
-      </w:r>
-      <w:r>
-        <w:rPr>
-          <w:lang w:val="en-US"/>
-        </w:rPr>
-        <w:t xml:space="preserve">); </w:t>
-      </w:r>
-      <w:r>
-        <w:rPr>
-          <w:i/>
-          <w:iCs/>
-          <w:lang w:val="en-US"/>
-        </w:rPr>
-        <w:t>// Spring bypasses private access</w:t>
-      </w:r>
-      <w:r>
-        <w:rPr>
-          <w:lang w:val="en-US"/>
-        </w:rPr>
-        <w:br/>
-      </w:r>
-      <w:proofErr w:type="spellStart"/>
-      <w:proofErr w:type="gramStart"/>
-      <w:r>
-        <w:rPr>
-          <w:lang w:val="en-US"/>
-        </w:rPr>
-        <w:t>field.set</w:t>
-      </w:r>
-      <w:proofErr w:type="spellEnd"/>
-      <w:r>
-        <w:rPr>
-          <w:lang w:val="en-US"/>
-        </w:rPr>
-        <w:t>(</w:t>
-      </w:r>
-      <w:proofErr w:type="spellStart"/>
-      <w:proofErr w:type="gramEnd"/>
-      <w:r>
-        <w:rPr>
-          <w:lang w:val="en-US"/>
-        </w:rPr>
-        <w:t>userServiceInstance</w:t>
-      </w:r>
-      <w:proofErr w:type="spellEnd"/>
-      <w:r>
-        <w:rPr>
-          <w:lang w:val="en-US"/>
-        </w:rPr>
-        <w:t xml:space="preserve">, </w:t>
-      </w:r>
-      <w:proofErr w:type="spellStart"/>
-      <w:r>
-        <w:rPr>
-          <w:lang w:val="en-US"/>
-        </w:rPr>
-        <w:t>userRepositoryInstance</w:t>
-      </w:r>
-      <w:proofErr w:type="spellEnd"/>
-      <w:r>
-        <w:rPr>
-          <w:lang w:val="en-US"/>
-        </w:rPr>
-        <w:t>);</w:t>
-      </w:r>
-    </w:p>
-    <w:p>
-      <w:pPr>
-        <w:rPr>
-          <w:lang w:val="en-US"/>
-        </w:rPr>
-      </w:pPr>
-      <w:r>
-        <w:rPr>
-          <w:lang w:val="en-US"/>
-        </w:rPr>
-        <w:t> </w:t>
-      </w:r>
-    </w:p>
-    <w:p>
-      <w:pPr>
-        <w:rPr>
-          <w:lang w:val="en-US"/>
-        </w:rPr>
-      </w:pPr>
-      <w:proofErr w:type="spellStart"/>
-      <w:proofErr w:type="gramStart"/>
-      <w:r>
-        <w:rPr>
-          <w:i/>
-          <w:iCs/>
-          <w:lang w:val="en-US"/>
-        </w:rPr>
-        <w:t>field.set</w:t>
-      </w:r>
-      <w:proofErr w:type="spellEnd"/>
-      <w:r>
-        <w:rPr>
-          <w:i/>
-          <w:iCs/>
-          <w:lang w:val="en-US"/>
-        </w:rPr>
-        <w:t>(</w:t>
-      </w:r>
-      <w:proofErr w:type="spellStart"/>
-      <w:proofErr w:type="gramEnd"/>
-      <w:r>
-        <w:rPr>
-          <w:i/>
-          <w:iCs/>
-          <w:lang w:val="en-US"/>
-        </w:rPr>
-        <w:t>beanInstance</w:t>
-      </w:r>
-      <w:proofErr w:type="spellEnd"/>
-      <w:r>
-        <w:rPr>
-          <w:i/>
-          <w:iCs/>
-          <w:lang w:val="en-US"/>
-        </w:rPr>
-        <w:t>, dependency)</w:t>
-      </w:r>
-    </w:p>
-    <w:p>
-      <w:pPr>
-        <w:rPr>
-          <w:lang w:val="en-US"/>
-        </w:rPr>
-      </w:pPr>
-      <w:r>
-        <w:rPr>
-          <w:lang w:val="en-US"/>
-        </w:rPr>
-        <w:t> </w:t>
-      </w:r>
-    </w:p>
-    <w:p>
-      <w:pPr>
-        <w:rPr>
-          <w:lang w:val="en-US"/>
-        </w:rPr>
-      </w:pPr>
-      <w:r>
-        <w:rPr>
-          <w:lang w:val="en-US"/>
-        </w:rPr>
-        <w:t>ii)For setter injection</w:t>
-      </w:r>
-    </w:p>
-    <w:p>
-      <w:pPr>
-        <w:rPr>
-          <w:lang w:val="en-US"/>
-        </w:rPr>
-      </w:pPr>
-      <w:r>
-        <w:rPr>
-          <w:lang w:val="en-US"/>
-        </w:rPr>
-        <w:t xml:space="preserve">Spring calls the setter method via </w:t>
-      </w:r>
-      <w:proofErr w:type="spellStart"/>
-      <w:r>
-        <w:rPr>
-          <w:lang w:val="en-US"/>
-        </w:rPr>
-        <w:t>Method.invoke</w:t>
-      </w:r>
-      <w:proofErr w:type="spellEnd"/>
-      <w:r>
-        <w:rPr>
-          <w:lang w:val="en-US"/>
-        </w:rPr>
-        <w:t xml:space="preserve">(). </w:t>
-      </w:r>
-    </w:p>
-    <w:p>
-      <w:pPr>
-        <w:rPr>
-          <w:lang w:val="en-US"/>
-        </w:rPr>
-      </w:pPr>
-      <w:proofErr w:type="spellStart"/>
-      <w:proofErr w:type="gramStart"/>
-      <w:r>
-        <w:rPr>
-          <w:i/>
-          <w:iCs/>
-          <w:lang w:val="en-US"/>
-        </w:rPr>
-        <w:t>method.invoke</w:t>
-      </w:r>
-      <w:proofErr w:type="spellEnd"/>
-      <w:proofErr w:type="gramEnd"/>
-      <w:r>
-        <w:rPr>
-          <w:i/>
-          <w:iCs/>
-          <w:lang w:val="en-US"/>
-        </w:rPr>
-        <w:t>(</w:t>
-      </w:r>
-      <w:proofErr w:type="spellStart"/>
-      <w:r>
-        <w:rPr>
-          <w:i/>
-          <w:iCs/>
-          <w:lang w:val="en-US"/>
-        </w:rPr>
-        <w:t>beanInstance</w:t>
-      </w:r>
-      <w:proofErr w:type="spellEnd"/>
-      <w:r>
-        <w:rPr>
-          <w:i/>
-          <w:iCs/>
-          <w:lang w:val="en-US"/>
-        </w:rPr>
-        <w:t>, dependency)</w:t>
-      </w:r>
-    </w:p>
-    <w:p>
-      <w:pPr>
-        <w:rPr>
-          <w:lang w:val="en-US"/>
-        </w:rPr>
-      </w:pPr>
-      <w:r>
-        <w:rPr>
-          <w:lang w:val="en-US"/>
-        </w:rPr>
-        <w:t> </w:t>
-      </w:r>
-    </w:p>
-    <w:p>
-      <w:pPr>
-        <w:rPr>
-          <w:lang w:val="en-US"/>
-        </w:rPr>
-      </w:pPr>
-      <w:r>
-        <w:rPr>
-          <w:lang w:val="en-US"/>
-        </w:rPr>
-        <w:t xml:space="preserve">iii)For constructor injection, dependencies are resolved and passed directly to </w:t>
-      </w:r>
-      <w:proofErr w:type="spellStart"/>
-      <w:proofErr w:type="gramStart"/>
-      <w:r>
-        <w:rPr>
-          <w:i/>
-          <w:iCs/>
-          <w:lang w:val="en-US"/>
-        </w:rPr>
-        <w:t>constructor.newInstance</w:t>
-      </w:r>
-      <w:proofErr w:type="spellEnd"/>
-      <w:proofErr w:type="gramEnd"/>
-      <w:r>
-        <w:rPr>
-          <w:i/>
-          <w:iCs/>
-          <w:lang w:val="en-US"/>
-        </w:rPr>
-        <w:t>(</w:t>
-      </w:r>
-      <w:proofErr w:type="spellStart"/>
-      <w:r>
-        <w:rPr>
-          <w:i/>
-          <w:iCs/>
-          <w:lang w:val="en-US"/>
-        </w:rPr>
-        <w:t>dependencyInstances</w:t>
-      </w:r>
-      <w:proofErr w:type="spellEnd"/>
-      <w:r>
-        <w:rPr>
-          <w:i/>
-          <w:iCs/>
-          <w:lang w:val="en-US"/>
-        </w:rPr>
-        <w:t xml:space="preserve">) </w:t>
-      </w:r>
-    </w:p>
-    <w:p>
-      <w:pPr>
-        <w:rPr>
-          <w:lang w:val="en-US"/>
-        </w:rPr>
-      </w:pPr>
-      <w:r>
-        <w:rPr>
-          <w:lang w:val="en-US"/>
-        </w:rPr>
-        <w:t xml:space="preserve">This is the preferred method as it ensures objects are fully initialized upon </w:t>
-      </w:r>
-      <w:proofErr w:type="gramStart"/>
-      <w:r>
-        <w:rPr>
-          <w:lang w:val="en-US"/>
-        </w:rPr>
-        <w:t>creation</w:t>
-      </w:r>
-      <w:r>
-        <w:rPr>
-          <w:lang w:val="en-US"/>
-        </w:rPr>
-        <w:t xml:space="preserve"> ,</w:t>
-      </w:r>
-      <w:proofErr w:type="gramEnd"/>
-      <w:r>
-        <w:rPr>
-          <w:lang w:val="en-US"/>
-        </w:rPr>
-        <w:t xml:space="preserve"> because</w:t>
-      </w:r>
-    </w:p>
-    <w:p>
-      <w:pPr>
-        <w:rPr>
-          <w:lang w:val="en-US"/>
-        </w:rPr>
-      </w:pPr>
+        <w:t>Aspect-Oriented Programming (AOP)</w:t>
+      </w:r>
+      <w:r>
+        <w:rPr>
+          <w:lang w:val="en-US"/>
+        </w:rPr>
+        <w:t xml:space="preserve"> is a way to handle </w:t>
+      </w:r>
       <w:r>
         <w:rPr>
           <w:b/>
           <w:bCs/>
           <w:lang w:val="en-US"/>
         </w:rPr>
-        <w:t>Field injection</w:t>
-      </w:r>
-      <w:r>
-        <w:rPr>
-          <w:lang w:val="en-US"/>
-        </w:rPr>
-        <w:t xml:space="preserve"> says: </w:t>
-      </w:r>
-      <w:r>
-        <w:rPr>
-          <w:i/>
-          <w:iCs/>
-          <w:lang w:val="en-US"/>
-        </w:rPr>
-        <w:t>"Create the object first, then I'll figure out its dependencies."</w:t>
-      </w:r>
-      <w:r>
-        <w:rPr>
-          <w:lang w:val="en-US"/>
-        </w:rPr>
-        <w:t xml:space="preserve"> </w:t>
-      </w:r>
-    </w:p>
-    <w:p>
-      <w:pPr>
-        <w:rPr>
-          <w:lang w:val="en-US"/>
-        </w:rPr>
-      </w:pPr>
-      <w:r>
-        <w:rPr>
-          <w:b/>
-          <w:bCs/>
-          <w:lang w:val="en-US"/>
-        </w:rPr>
-        <w:t>Constructor injection</w:t>
-      </w:r>
-      <w:r>
-        <w:rPr>
-          <w:lang w:val="en-US"/>
-        </w:rPr>
-        <w:t xml:space="preserve"> says: </w:t>
-      </w:r>
-      <w:r>
-        <w:rPr>
-          <w:i/>
-          <w:iCs/>
-          <w:lang w:val="en-US"/>
-        </w:rPr>
-        <w:t>"An object cannot exist unless all required dependencies are provided."</w:t>
-      </w:r>
-      <w:r>
-        <w:rPr>
-          <w:lang w:val="en-US"/>
-        </w:rPr>
-        <w:t> </w:t>
-      </w:r>
-    </w:p>
-    <w:p>
-      <w:pPr>
-        <w:rPr>
-          <w:lang w:val="en-US"/>
-        </w:rPr>
-      </w:pPr>
-      <w:r>
-        <w:rPr>
-          <w:b/>
-          <w:bCs/>
-          <w:lang w:val="en-US"/>
-        </w:rPr>
-        <w:t xml:space="preserve">Step </w:t>
-      </w:r>
-      <w:proofErr w:type="gramStart"/>
-      <w:r>
-        <w:rPr>
-          <w:b/>
-          <w:bCs/>
-          <w:lang w:val="en-US"/>
-        </w:rPr>
-        <w:t>4  —</w:t>
-      </w:r>
-      <w:proofErr w:type="gramEnd"/>
-      <w:r>
-        <w:rPr>
-          <w:b/>
-          <w:bCs/>
-          <w:lang w:val="en-US"/>
-        </w:rPr>
-        <w:t xml:space="preserve"> Post-</w:t>
-      </w:r>
-      <w:proofErr w:type="gramStart"/>
-      <w:r>
-        <w:rPr>
-          <w:b/>
-          <w:bCs/>
-          <w:lang w:val="en-US"/>
-        </w:rPr>
-        <w:t xml:space="preserve">processing  </w:t>
-      </w:r>
-      <w:proofErr w:type="spellStart"/>
-      <w:r>
-        <w:rPr>
-          <w:b/>
-          <w:bCs/>
-          <w:lang w:val="en-US"/>
-        </w:rPr>
-        <w:t>BeanPostProcessor</w:t>
-      </w:r>
-      <w:proofErr w:type="spellEnd"/>
-      <w:proofErr w:type="gramEnd"/>
-      <w:r>
-        <w:rPr>
-          <w:lang w:val="en-US"/>
-        </w:rPr>
-        <w:t xml:space="preserve"> (to modify beans after creation)</w:t>
-      </w:r>
-    </w:p>
-    <w:p>
-      <w:pPr>
-        <w:rPr>
-          <w:lang w:val="en-US"/>
-        </w:rPr>
-      </w:pPr>
-      <w:r>
-        <w:rPr>
-          <w:lang w:val="en-US"/>
-        </w:rPr>
-        <w:t>After injection, the container performs final initialization. It calls any methods annotated with @PostConstruct</w:t>
-      </w:r>
-    </w:p>
-    <w:p>
-      <w:pPr>
-        <w:rPr>
-          <w:lang w:val="en-US"/>
-        </w:rPr>
-      </w:pPr>
-      <w:r>
-        <w:rPr>
-          <w:lang w:val="en-US"/>
-        </w:rPr>
-        <w:t> </w:t>
-      </w:r>
-    </w:p>
-    <w:p>
-      <w:pPr>
-        <w:pStyle w:val="Heading1"/>
-      </w:pPr>
-      <w:r>
-        <w:t>Spring AOP</w:t>
-      </w:r>
-    </w:p>
-    <w:p>
-      <w:pPr>
-        <w:rPr>
-          <w:lang w:val="en-US"/>
-        </w:rPr>
-      </w:pPr>
-      <w:r>
-        <w:rPr>
-          <w:lang w:val="en-US"/>
-        </w:rPr>
-        <w:t xml:space="preserve">Spring </w:t>
-      </w:r>
-      <w:r>
-        <w:rPr>
-          <w:b/>
-          <w:bCs/>
-          <w:lang w:val="en-US"/>
-        </w:rPr>
-        <w:t>Aspect-Oriented Programming (AOP)</w:t>
-      </w:r>
-      <w:r>
-        <w:rPr>
-          <w:lang w:val="en-US"/>
-        </w:rPr>
-        <w:t xml:space="preserve"> is a way to handle </w:t>
-      </w:r>
-      <w:r>
-        <w:rPr>
-          <w:b/>
-          <w:bCs/>
-          <w:lang w:val="en-US"/>
-        </w:rPr>
         <w:t>cross-cutting concerns</w:t>
       </w:r>
       <w:r>
@@ -12227,7 +12375,6 @@
         <w:rPr>
           <w:lang w:val="en-US"/>
         </w:rPr>
-        <w:lastRenderedPageBreak/>
         <w:t>In a typical application, we write business logic, but real applications also need:</w:t>
       </w:r>
     </w:p>
@@ -12830,6 +12977,7 @@
         <w:rPr>
           <w:lang w:val="en-US"/>
         </w:rPr>
+        <w:lastRenderedPageBreak/>
         <w:t>2. Join Point</w:t>
       </w:r>
     </w:p>
@@ -12896,7 +13044,6 @@
         <w:rPr>
           <w:lang w:val="en-US"/>
         </w:rPr>
-        <w:lastRenderedPageBreak/>
         <w:t>Types:</w:t>
       </w:r>
     </w:p>
@@ -13328,6 +13475,7 @@
         <w:rPr>
           <w:lang w:val="en-US"/>
         </w:rPr>
+        <w:lastRenderedPageBreak/>
         <w:t xml:space="preserve">Applies aspects </w:t>
       </w:r>
     </w:p>
@@ -13394,7 +13542,6 @@
         <w:rPr>
           <w:lang w:val="en-US"/>
         </w:rPr>
-        <w:lastRenderedPageBreak/>
         <w:t xml:space="preserve">A </w:t>
       </w:r>
       <w:r>
@@ -14494,6 +14641,7 @@
           <w:lang w:val="en-US"/>
           <w14:ligatures w14:val="none"/>
         </w:rPr>
+        <w:lastRenderedPageBreak/>
         <w:t>}</w:t>
       </w:r>
     </w:p>
@@ -14777,7 +14925,6 @@
         <w:rPr>
           <w:lang w:val="en-US"/>
         </w:rPr>
-        <w:lastRenderedPageBreak/>
         <w:t>Before payment (logging)</w:t>
       </w:r>
     </w:p>
@@ -15789,6 +15936,7 @@
           <w:lang w:val="en-US"/>
           <w14:ligatures w14:val="none"/>
         </w:rPr>
+        <w:lastRenderedPageBreak/>
         <w:t xml:space="preserve">public </w:t>
       </w:r>
       <w:r>
@@ -15987,7 +16135,6 @@
           <w:lang w:val="en-US"/>
           <w14:ligatures w14:val="none"/>
         </w:rPr>
-        <w:lastRenderedPageBreak/>
         <w:t>AOP itself adds minimal overhead; the real performance cost usually comes from what the aspect does (e.g., database transactions), not the proxy mechanism.</w:t>
       </w:r>
     </w:p>
@@ -16759,6 +16906,7 @@
           <w:lang w:val="en-US"/>
           <w14:ligatures w14:val="none"/>
         </w:rPr>
+        <w:lastRenderedPageBreak/>
         <w:t>TransactionManager</w:t>
       </w:r>
       <w:proofErr w:type="spellEnd"/>
@@ -17333,16 +17481,6 @@
           <w14:ligatures w14:val="none"/>
         </w:rPr>
         <w:br/>
-      </w:r>
-      <w:r>
-        <w:rPr>
-          <w:rFonts w:eastAsia="Times New Roman" w:cs="Times New Roman"/>
-          <w:kern w:val="0"/>
-          <w:sz w:val="24"/>
-          <w:lang w:val="en-US"/>
-          <w14:ligatures w14:val="none"/>
-        </w:rPr>
-        <w:lastRenderedPageBreak/>
         <w:t xml:space="preserve">            </w:t>
       </w:r>
       <w:proofErr w:type="spellStart"/>
@@ -18624,6 +18762,18 @@
           <w14:ligatures w14:val="none"/>
         </w:rPr>
         <w:br/>
+      </w:r>
+      <w:r>
+        <w:rPr>
+          <w:rFonts w:eastAsia="Times New Roman" w:cs="Times New Roman"/>
+          <w:b/>
+          <w:bCs/>
+          <w:kern w:val="0"/>
+          <w:sz w:val="24"/>
+          <w:lang w:val="en-US"/>
+          <w14:ligatures w14:val="none"/>
+        </w:rPr>
+        <w:lastRenderedPageBreak/>
         <w:t xml:space="preserve">  </w:t>
       </w:r>
       <w:proofErr w:type="gramStart"/>
@@ -19371,6 +19521,7 @@
                 <w:lang w:val="en-US"/>
                 <w14:ligatures w14:val="none"/>
               </w:rPr>
+              <w:lastRenderedPageBreak/>
               <w:t>Failure</w:t>
             </w:r>
           </w:p>
@@ -19702,7 +19853,6 @@
           <w:lang w:val="en-US"/>
           <w14:ligatures w14:val="none"/>
         </w:rPr>
-        <w:lastRenderedPageBreak/>
         <w:t xml:space="preserve">Used for </w:t>
       </w:r>
       <w:r>
@@ -20521,7 +20671,6 @@
           <w:rFonts w:eastAsia="Times New Roman"/>
           <w:lang w:val="en-US"/>
         </w:rPr>
-        <w:lastRenderedPageBreak/>
         <w:t xml:space="preserve">READ_COMMITTED </w:t>
       </w:r>
     </w:p>
@@ -21408,7 +21557,6 @@
           <w:lang w:val="en-US"/>
           <w14:ligatures w14:val="none"/>
         </w:rPr>
-        <w:lastRenderedPageBreak/>
         <w:t xml:space="preserve">T1 runs same query → 6 rows </w:t>
       </w:r>
       <w:r>
@@ -21923,6 +22071,7 @@
           <w:lang w:val="en-US"/>
           <w14:ligatures w14:val="none"/>
         </w:rPr>
+        <w:lastRenderedPageBreak/>
         <w:t>Atomicity</w:t>
       </w:r>
       <w:r>
@@ -22189,7 +22338,6 @@
           <w:lang w:val="en-US"/>
           <w14:ligatures w14:val="none"/>
         </w:rPr>
-        <w:lastRenderedPageBreak/>
         <w:t xml:space="preserve">₹1000 added to B </w:t>
       </w:r>
     </w:p>
@@ -23092,6 +23240,7 @@
           <w:lang w:val="en-US"/>
           <w14:ligatures w14:val="none"/>
         </w:rPr>
+        <w:lastRenderedPageBreak/>
         <w:t> </w:t>
       </w:r>
     </w:p>
@@ -23274,7 +23423,6 @@
           <w:lang w:val="en-US"/>
           <w14:ligatures w14:val="none"/>
         </w:rPr>
-        <w:lastRenderedPageBreak/>
         <w:t> </w:t>
       </w:r>
     </w:p>
@@ -23567,6 +23715,7 @@
           <w:b/>
           <w:bCs/>
         </w:rPr>
+        <w:lastRenderedPageBreak/>
         <w:t>Cacheable</w:t>
       </w:r>
     </w:p>
@@ -23597,7 +23746,6 @@
     </w:p>
     <w:p>
       <w:r>
-        <w:lastRenderedPageBreak/>
         <w:t xml:space="preserve">RESTful APIs use a uniform interface, which includes HTTP methods (GET, POST, PUT, DELETE) and HTTP status codes. </w:t>
       </w:r>
     </w:p>
@@ -24037,6 +24185,7 @@
           <w:lang w:val="en-US"/>
           <w14:ligatures w14:val="none"/>
         </w:rPr>
+        <w:lastRenderedPageBreak/>
         <w:t>@</w:t>
       </w:r>
       <w:proofErr w:type="gramStart"/>
@@ -24595,7 +24744,6 @@
           <w:lang w:val="en-US"/>
           <w14:ligatures w14:val="none"/>
         </w:rPr>
-        <w:lastRenderedPageBreak/>
         <w:t> </w:t>
       </w:r>
     </w:p>
@@ -25367,6 +25515,7 @@
           <w:lang w:val="en-US"/>
           <w14:ligatures w14:val="none"/>
         </w:rPr>
+        <w:lastRenderedPageBreak/>
         <w:t>SELECT * FROM orders WHERE id = 1;</w:t>
       </w:r>
     </w:p>
@@ -25583,7 +25732,6 @@
           <w:lang w:val="en-US"/>
           <w14:ligatures w14:val="none"/>
         </w:rPr>
-        <w:lastRenderedPageBreak/>
         <w:t> </w:t>
       </w:r>
     </w:p>
@@ -26538,6 +26686,7 @@
           <w:lang w:val="en-US"/>
           <w14:ligatures w14:val="none"/>
         </w:rPr>
+        <w:lastRenderedPageBreak/>
         <w:t>Happens even with EAGER sometimes!</w:t>
       </w:r>
     </w:p>
@@ -26702,7 +26851,6 @@
           <w:lang w:val="en-US"/>
           <w14:ligatures w14:val="none"/>
         </w:rPr>
-        <w:lastRenderedPageBreak/>
         <w:t>@</w:t>
       </w:r>
       <w:proofErr w:type="gramStart"/>
@@ -27655,6 +27803,7 @@
           <w:lang w:val="en-US"/>
           <w14:ligatures w14:val="none"/>
         </w:rPr>
+        <w:lastRenderedPageBreak/>
         <w:t> </w:t>
       </w:r>
     </w:p>
@@ -27957,7 +28106,6 @@
           <w:lang w:val="en-US"/>
           <w14:ligatures w14:val="none"/>
         </w:rPr>
-        <w:lastRenderedPageBreak/>
         <w:t> </w:t>
       </w:r>
     </w:p>
@@ -29196,6 +29344,7 @@
           <w:lang w:val="en-US"/>
           <w14:ligatures w14:val="none"/>
         </w:rPr>
+        <w:lastRenderedPageBreak/>
         <w:t xml:space="preserve">Query = EAGER (via </w:t>
       </w:r>
       <w:proofErr w:type="spellStart"/>
@@ -29387,7 +29536,6 @@
           <w:lang w:val="en-US"/>
           <w14:ligatures w14:val="none"/>
         </w:rPr>
-        <w:lastRenderedPageBreak/>
         <w:t xml:space="preserve">Order </w:t>
       </w:r>
       <w:proofErr w:type="spellStart"/>
@@ -30573,6 +30721,7 @@
           <w:rFonts w:eastAsia="Times New Roman"/>
           <w:lang w:val="en-US"/>
         </w:rPr>
+        <w:lastRenderedPageBreak/>
         <w:t>Performance Considerations</w:t>
       </w:r>
     </w:p>
@@ -30875,7 +31024,6 @@
         <w:pStyle w:val="Heading1"/>
       </w:pPr>
       <w:r>
-        <w:lastRenderedPageBreak/>
         <w:t xml:space="preserve">What is </w:t>
       </w:r>
       <w:proofErr w:type="gramStart"/>
@@ -31271,6 +31419,7 @@
         <w:rPr>
           <w:lang w:val="en-US"/>
         </w:rPr>
+        <w:lastRenderedPageBreak/>
         <w:t>http_server_requests_seconds_sum{method="GET</w:t>
       </w:r>
       <w:proofErr w:type="gramStart"/>
@@ -31380,7 +31529,6 @@
         <w:rPr>
           <w:lang w:val="en-US"/>
         </w:rPr>
-        <w:lastRenderedPageBreak/>
         <w:t xml:space="preserve">Prometheus periodically calls: </w:t>
       </w:r>
       <w:r>
@@ -31930,6 +32078,7 @@
         <w:rPr>
           <w:lang w:val="en-US"/>
         </w:rPr>
+        <w:lastRenderedPageBreak/>
         <w:t>Prometheus stores data.</w:t>
       </w:r>
     </w:p>
@@ -32011,7 +32160,6 @@
         <w:rPr>
           <w:lang w:val="en-US"/>
         </w:rPr>
-        <w:lastRenderedPageBreak/>
         <w:t>Spring Boot App</w:t>
       </w:r>
     </w:p>
@@ -32151,7 +32299,7 @@
 </file>
 
 <file path=word/numbering.xml><?xml version="1.0" encoding="utf-8"?>
-<w:numbering xmlns:wpc="http://schemas.microsoft.com/office/word/2010/wordprocessingCanvas" xmlns:cx="http://schemas.microsoft.com/office/drawing/2014/chartex" xmlns:cx1="http://schemas.microsoft.com/office/drawing/2015/9/8/chartex" xmlns:cx2="http://schemas.microsoft.com/office/drawing/2015/10/21/chartex" xmlns:cx3="http://schemas.microsoft.com/office/drawing/2016/5/9/chartex" xmlns:cx4="http://schemas.microsoft.com/office/drawing/2016/5/10/chartex" xmlns:cx5="http://schemas.microsoft.com/office/drawing/2016/5/11/chartex" xmlns:cx6="http://schemas.microsoft.com/office/drawing/2016/5/12/chartex" xmlns:cx7="http://schemas.microsoft.com/office/drawing/2016/5/13/chartex" xmlns:cx8="http://schemas.microsoft.com/office/drawing/2016/5/14/chartex" xmlns:mc="http://schemas.openxmlformats.org/markup-compatibility/2006" xmlns:aink="http://schemas.microsoft.com/office/drawing/2016/ink" xmlns:am3d="http://schemas.microsoft.com/office/drawing/2017/model3d" xmlns:o="urn:schemas-microsoft-com:office:office" xmlns:oel="http://schemas.microsoft.com/office/2019/extlst" xmlns:r="http://schemas.openxmlformats.org/officeDocument/2006/relationships" xmlns:m="http://schemas.openxmlformats.org/officeDocument/2006/math" xmlns:v="urn:schemas-microsoft-com:vml" xmlns:wp14="http://schemas.microsoft.com/office/word/2010/wordprocessingDrawing" xmlns:wp="http://schemas.openxmlformats.org/drawingml/2006/wordprocessingDrawing" xmlns:w10="urn:schemas-microsoft-com:office:word" xmlns:w="http://schemas.openxmlformats.org/wordprocessingml/2006/main" xmlns:w14="http://schemas.microsoft.com/office/word/2010/wordml" xmlns:w15="http://schemas.microsoft.com/office/word/2012/wordml" xmlns:w16cex="http://schemas.microsoft.com/office/word/2018/wordml/cex" xmlns:w16cid="http://schemas.microsoft.com/office/word/2016/wordml/cid" xmlns:w16="http://schemas.microsoft.com/office/word/2018/wordml" xmlns:w16du="http://schemas.microsoft.com/office/word/2023/wordml/word16du" xmlns:w16sdtdh="http://schemas.microsoft.com/office/word/2020/wordml/sdtdatahash" xmlns:w16sdtfl="http://schemas.microsoft.com/office/word/2024/wordml/sdtformatlock" xmlns:w16se="http://schemas.microsoft.com/office/word/2015/wordml/symex" xmlns:wpg="http://schemas.microsoft.com/office/word/2010/wordprocessingGroup" xmlns:wpi="http://schemas.microsoft.com/office/word/2010/wordprocessingInk" xmlns:wne="http://schemas.microsoft.com/office/word/2006/wordml" xmlns:wps="http://schemas.microsoft.com/office/word/2010/wordprocessingShape" mc:Ignorable="w14 w15 w16se w16cid w16 w16cex w16sdtdh w16sdtfl w16du wp14">
+<w:numbering xmlns:wpc="http://schemas.microsoft.com/office/word/2010/wordprocessingCanvas" xmlns:cx="http://schemas.microsoft.com/office/drawing/2014/chartex" xmlns:cx1="http://schemas.microsoft.com/office/drawing/2015/9/8/chartex" xmlns:cx2="http://schemas.microsoft.com/office/drawing/2015/10/21/chartex" xmlns:cx3="http://schemas.microsoft.com/office/drawing/2016/5/9/chartex" xmlns:cx4="http://schemas.microsoft.com/office/drawing/2016/5/10/chartex" xmlns:cx5="http://schemas.microsoft.com/office/drawing/2016/5/11/chartex" xmlns:cx6="http://schemas.microsoft.com/office/drawing/2016/5/12/chartex" xmlns:cx7="http://schemas.microsoft.com/office/drawing/2016/5/13/chartex" xmlns:cx8="http://schemas.microsoft.com/office/drawing/2016/5/14/chartex" xmlns:mc="http://schemas.openxmlformats.org/markup-compatibility/2006" xmlns:m="http://schemas.openxmlformats.org/officeDocument/2006/math" xmlns:aink="http://schemas.microsoft.com/office/drawing/2016/ink" xmlns:am3d="http://schemas.microsoft.com/office/drawing/2017/model3d" xmlns:oel="http://schemas.microsoft.com/office/2019/extlst" xmlns:r="http://schemas.openxmlformats.org/officeDocument/2006/relationships" xmlns:wp14="http://schemas.microsoft.com/office/word/2010/wordprocessingDrawing" xmlns:wp="http://schemas.openxmlformats.org/drawingml/2006/wordprocessingDrawing" xmlns:wpg="http://schemas.microsoft.com/office/word/2010/wordprocessingGroup" xmlns:wpi="http://schemas.microsoft.com/office/word/2010/wordprocessingInk" xmlns:wps="http://schemas.microsoft.com/office/word/2010/wordprocessingShape" xmlns:o="urn:schemas-microsoft-com:office:office" xmlns:v="urn:schemas-microsoft-com:vml" xmlns:w10="urn:schemas-microsoft-com:office:word" xmlns:w="http://schemas.openxmlformats.org/wordprocessingml/2006/main" xmlns:w14="http://schemas.microsoft.com/office/word/2010/wordml" xmlns:w15="http://schemas.microsoft.com/office/word/2012/wordml" xmlns:w16cex="http://schemas.microsoft.com/office/word/2018/wordml/cex" xmlns:w16cid="http://schemas.microsoft.com/office/word/2016/wordml/cid" xmlns:w16="http://schemas.microsoft.com/office/word/2018/wordml" xmlns:w16sdtdh="http://schemas.microsoft.com/office/word/2020/wordml/sdtdatahash" xmlns:w16sdtfl="http://schemas.microsoft.com/office/word/2024/wordml/sdtformatlock" xmlns:w16se="http://schemas.microsoft.com/office/word/2015/wordml/symex" xmlns:w16du="http://schemas.microsoft.com/office/word/2023/wordml/word16du" xmlns:wne="http://schemas.microsoft.com/office/word/2006/wordml" mc:Ignorable="w14 w15 w16se w16cid w16 w16cex w16sdtdh w16sdtfl w16du wp14">
   <w:abstractNum w:abstractNumId="0" w15:restartNumberingAfterBreak="0">
     <w:nsid w:val="096764DF"/>
     <w:multiLevelType w:val="multilevel"/>
@@ -38865,7 +39013,7 @@
 </file>
 
 <file path=word/styles.xml><?xml version="1.0" encoding="utf-8"?>
-<w:styles xmlns:mc="http://schemas.openxmlformats.org/markup-compatibility/2006" xmlns:r="http://schemas.openxmlformats.org/officeDocument/2006/relationships" xmlns:w="http://schemas.openxmlformats.org/wordprocessingml/2006/main" xmlns:w14="http://schemas.microsoft.com/office/word/2010/wordml" xmlns:w15="http://schemas.microsoft.com/office/word/2012/wordml" xmlns:w16cex="http://schemas.microsoft.com/office/word/2018/wordml/cex" xmlns:w16cid="http://schemas.microsoft.com/office/word/2016/wordml/cid" xmlns:w16="http://schemas.microsoft.com/office/word/2018/wordml" xmlns:w16du="http://schemas.microsoft.com/office/word/2023/wordml/word16du" xmlns:w16sdtdh="http://schemas.microsoft.com/office/word/2020/wordml/sdtdatahash" xmlns:w16sdtfl="http://schemas.microsoft.com/office/word/2024/wordml/sdtformatlock" xmlns:w16se="http://schemas.microsoft.com/office/word/2015/wordml/symex" mc:Ignorable="w14 w15 w16se w16cid w16 w16cex w16sdtdh w16sdtfl w16du">
+<w:styles xmlns:mc="http://schemas.openxmlformats.org/markup-compatibility/2006" xmlns:r="http://schemas.openxmlformats.org/officeDocument/2006/relationships" xmlns:w="http://schemas.openxmlformats.org/wordprocessingml/2006/main" xmlns:w14="http://schemas.microsoft.com/office/word/2010/wordml" xmlns:w15="http://schemas.microsoft.com/office/word/2012/wordml" xmlns:w16cex="http://schemas.microsoft.com/office/word/2018/wordml/cex" xmlns:w16cid="http://schemas.microsoft.com/office/word/2016/wordml/cid" xmlns:w16="http://schemas.microsoft.com/office/word/2018/wordml" xmlns:w16sdtdh="http://schemas.microsoft.com/office/word/2020/wordml/sdtdatahash" xmlns:w16sdtfl="http://schemas.microsoft.com/office/word/2024/wordml/sdtformatlock" xmlns:w16se="http://schemas.microsoft.com/office/word/2015/wordml/symex" xmlns:w16du="http://schemas.microsoft.com/office/word/2023/wordml/word16du" mc:Ignorable="w14 w15 w16se w16cid w16 w16cex w16sdtdh w16sdtfl w16du">
   <w:docDefaults>
     <w:rPrDefault>
       <w:rPr>
